--- a/01-项目申报/立项申报书.docx
+++ b/01-项目申报/立项申报书.docx
@@ -969,7 +969,43 @@
           <w:color w:val="000000"/>
           <w:sz w:val="28"/>
         </w:rPr>
-        <w:t>填表日期：　2026　年　3　月　20　日</w:t>
+        <w:t xml:space="preserve">填表日期：　2026　年　</w:t>
+      </w:r>
+      <w:r>
+        <w:rPr>
+          <w:rFonts w:ascii="华文中宋" w:eastAsia="华文中宋" w:hAnsi="华文中宋" w:hint="eastAsia"/>
+          <w:b/>
+          <w:color w:val="000000"/>
+          <w:sz w:val="28"/>
+        </w:rPr>
+        <w:t>4</w:t>
+      </w:r>
+      <w:r>
+        <w:rPr>
+          <w:rFonts w:ascii="华文中宋" w:eastAsia="华文中宋" w:hAnsi="华文中宋" w:hint="eastAsia"/>
+          <w:b/>
+          <w:color w:val="000000"/>
+          <w:sz w:val="28"/>
+        </w:rPr>
+        <w:t xml:space="preserve">　月　</w:t>
+      </w:r>
+      <w:r>
+        <w:rPr>
+          <w:rFonts w:ascii="华文中宋" w:eastAsia="华文中宋" w:hAnsi="华文中宋" w:hint="eastAsia"/>
+          <w:b/>
+          <w:color w:val="000000"/>
+          <w:sz w:val="28"/>
+        </w:rPr>
+        <w:t>8</w:t>
+      </w:r>
+      <w:r>
+        <w:rPr>
+          <w:rFonts w:ascii="华文中宋" w:eastAsia="华文中宋" w:hAnsi="华文中宋" w:hint="eastAsia"/>
+          <w:b/>
+          <w:color w:val="000000"/>
+          <w:sz w:val="28"/>
+        </w:rPr>
+        <w:t xml:space="preserve">　日</w:t>
       </w:r>
     </w:p>
     <w:p>
@@ -3899,8 +3935,18 @@
                 <w:sz w:val="24"/>
                 <w:szCs w:val="24"/>
               </w:rPr>
-              <w:t>李妺晗</w:t>
-            </w:r>
+              <w:t>李妺</w:t>
+            </w:r>
+            <w:proofErr w:type="gramStart"/>
+            <w:r>
+              <w:rPr>
+                <w:rFonts w:hAnsi="Times New Roman" w:cs="Times New Roman"/>
+                <w:sz w:val="24"/>
+                <w:szCs w:val="24"/>
+              </w:rPr>
+              <w:t>晗</w:t>
+            </w:r>
+            <w:proofErr w:type="gramEnd"/>
           </w:p>
         </w:tc>
         <w:tc>
@@ -6017,8 +6063,17 @@
                 <w:rFonts w:hAnsi="Times New Roman" w:cs="Times New Roman"/>
                 <w:sz w:val="24"/>
               </w:rPr>
-              <w:t>包括研究意义、国内外研究现状和趋势综述、参考文献和其他有关背景材料等，应通过文献综述凸显本研究的必要性与学术贡献。除参考文献列表外限</w:t>
-            </w:r>
+              <w:t>包括研究意义、国内外研究现状和趋势综述、参考文献和其他有关背景材料等，应通过文献综述凸显本研究的必要性与学术贡献。除参考文献</w:t>
+            </w:r>
+            <w:proofErr w:type="gramStart"/>
+            <w:r>
+              <w:rPr>
+                <w:rFonts w:hAnsi="Times New Roman" w:cs="Times New Roman"/>
+                <w:sz w:val="24"/>
+              </w:rPr>
+              <w:t>列表外限</w:t>
+            </w:r>
+            <w:proofErr w:type="gramEnd"/>
             <w:r>
               <w:rPr>
                 <w:rFonts w:hAnsi="Times New Roman" w:cs="Times New Roman"/>
@@ -8598,7 +8653,23 @@
                 <w:rFonts w:hAnsi="Times New Roman" w:cs="Times New Roman"/>
                 <w:sz w:val="24"/>
               </w:rPr>
-              <w:t>包括研究目标、研究内容、研究方法、可行性分析等，应围绕一个明确且具有学术价值的研究问题，精述将如何开展本研究。限</w:t>
+              <w:t>包括研究目标、研究内容、研究方法、可行性分析等，应围绕一个明确且具有学术价值的研究问题，</w:t>
+            </w:r>
+            <w:proofErr w:type="gramStart"/>
+            <w:r>
+              <w:rPr>
+                <w:rFonts w:hAnsi="Times New Roman" w:cs="Times New Roman"/>
+                <w:sz w:val="24"/>
+              </w:rPr>
+              <w:t>精述将</w:t>
+            </w:r>
+            <w:proofErr w:type="gramEnd"/>
+            <w:r>
+              <w:rPr>
+                <w:rFonts w:hAnsi="Times New Roman" w:cs="Times New Roman"/>
+                <w:sz w:val="24"/>
+              </w:rPr>
+              <w:t>如何开展本研究。限</w:t>
             </w:r>
             <w:r>
               <w:rPr>
@@ -10081,17 +10152,27 @@
               </w:rPr>
               <w:t>我们的展示网站：</w:t>
             </w:r>
-            <w:hyperlink r:id="rId9" w:history="1">
-              <w:r>
-                <w:rPr>
-                  <w:rStyle w:val="af5"/>
-                  <w:rFonts w:ascii="FangSong" w:eastAsia="FangSong" w:hAnsi="FangSong" w:hint="eastAsia"/>
-                  <w:sz w:val="24"/>
-                  <w:szCs w:val="24"/>
-                </w:rPr>
-                <w:t>https://gaoyou-demo1.up.railway.app</w:t>
-              </w:r>
-            </w:hyperlink>
+            <w:r>
+              <w:fldChar w:fldCharType="begin"/>
+            </w:r>
+            <w:r>
+              <w:instrText>HYPERLINK "https://gaoyou-demo1.up.railway.app"</w:instrText>
+            </w:r>
+            <w:r>
+              <w:fldChar w:fldCharType="separate"/>
+            </w:r>
+            <w:r>
+              <w:rPr>
+                <w:rStyle w:val="af5"/>
+                <w:rFonts w:ascii="FangSong" w:eastAsia="FangSong" w:hAnsi="FangSong" w:hint="eastAsia"/>
+                <w:sz w:val="24"/>
+                <w:szCs w:val="24"/>
+              </w:rPr>
+              <w:t>https://gaoyou-demo1.up.railway.app</w:t>
+            </w:r>
+            <w:r>
+              <w:fldChar w:fldCharType="end"/>
+            </w:r>
           </w:p>
           <w:p>
             <w:pPr>
@@ -10121,42 +10202,58 @@
             </w:pPr>
             <w:r>
               <w:rPr>
-                <w:rFonts w:ascii="FangSong" w:eastAsia="FangSong" w:hAnsi="FangSong" w:hint="eastAsia"/>
+                <w:rFonts w:ascii="FangSong" w:eastAsia="FangSong" w:hAnsi="FangSong"/>
                 <w:noProof/>
               </w:rPr>
               <w:lastRenderedPageBreak/>
               <w:drawing>
-                <wp:inline distT="0" distB="0" distL="0" distR="0" wp14:anchorId="4ED54A40" wp14:editId="56F948EC">
-                  <wp:extent cx="5795749" cy="3591340"/>
-                  <wp:effectExtent l="0" t="0" r="0" b="9525"/>
-                  <wp:docPr id="1530560361" name="picture" descr="descript"/>
-                  <wp:cNvGraphicFramePr/>
+                <wp:anchor distT="0" distB="0" distL="114300" distR="114300" simplePos="0" relativeHeight="251664896" behindDoc="0" locked="0" layoutInCell="1" allowOverlap="1" wp14:anchorId="0AD01A47" wp14:editId="725D992D">
+                  <wp:simplePos x="0" y="0"/>
+                  <wp:positionH relativeFrom="column">
+                    <wp:posOffset>-64865</wp:posOffset>
+                  </wp:positionH>
+                  <wp:positionV relativeFrom="paragraph">
+                    <wp:posOffset>48241</wp:posOffset>
+                  </wp:positionV>
+                  <wp:extent cx="6120000" cy="3459600"/>
+                  <wp:effectExtent l="0" t="0" r="0" b="7620"/>
+                  <wp:wrapSquare wrapText="bothSides"/>
+                  <wp:docPr id="529411322" name="图片 1"/>
+                  <wp:cNvGraphicFramePr>
+                    <a:graphicFrameLocks xmlns:a="http://schemas.openxmlformats.org/drawingml/2006/main" noChangeAspect="1"/>
+                  </wp:cNvGraphicFramePr>
                   <a:graphic xmlns:a="http://schemas.openxmlformats.org/drawingml/2006/main">
                     <a:graphicData uri="http://schemas.openxmlformats.org/drawingml/2006/picture">
                       <pic:pic xmlns:pic="http://schemas.openxmlformats.org/drawingml/2006/picture">
                         <pic:nvPicPr>
-                          <pic:cNvPr id="3" name="picture" descr="descript"/>
+                          <pic:cNvPr id="529411322" name=""/>
                           <pic:cNvPicPr/>
                         </pic:nvPicPr>
-                        <pic:blipFill rotWithShape="1">
-                          <a:blip r:embed="rId10"/>
-                          <a:srcRect/>
-                          <a:stretch/>
+                        <pic:blipFill>
+                          <a:blip r:embed="rId9" cstate="print">
+                            <a:extLst>
+                              <a:ext uri="{28A0092B-C50C-407E-A947-70E740481C1C}">
+                                <a14:useLocalDpi xmlns:a14="http://schemas.microsoft.com/office/drawing/2010/main" val="0"/>
+                              </a:ext>
+                            </a:extLst>
+                          </a:blip>
+                          <a:stretch>
+                            <a:fillRect/>
+                          </a:stretch>
                         </pic:blipFill>
                         <pic:spPr>
                           <a:xfrm>
                             <a:off x="0" y="0"/>
-                            <a:ext cx="5803212" cy="3595965"/>
+                            <a:ext cx="6120000" cy="3459600"/>
                           </a:xfrm>
                           <a:prstGeom prst="rect">
                             <a:avLst/>
                           </a:prstGeom>
-                          <a:ln/>
                         </pic:spPr>
                       </pic:pic>
                     </a:graphicData>
                   </a:graphic>
-                </wp:inline>
+                </wp:anchor>
               </w:drawing>
             </w:r>
           </w:p>
@@ -10215,10 +10312,18 @@
                 <w:noProof/>
               </w:rPr>
               <w:drawing>
-                <wp:inline distT="0" distB="0" distL="0" distR="0" wp14:anchorId="6717D54E" wp14:editId="256C5867">
-                  <wp:extent cx="5983605" cy="3573780"/>
-                  <wp:effectExtent l="0" t="0" r="0" b="7620"/>
-                  <wp:docPr id="398823803" name="图片 1"/>
+                <wp:anchor distT="0" distB="0" distL="114300" distR="114300" simplePos="0" relativeHeight="251665920" behindDoc="0" locked="0" layoutInCell="1" allowOverlap="1" wp14:anchorId="0CD4C27B" wp14:editId="21CD2FFC">
+                  <wp:simplePos x="0" y="0"/>
+                  <wp:positionH relativeFrom="column">
+                    <wp:posOffset>-65405</wp:posOffset>
+                  </wp:positionH>
+                  <wp:positionV relativeFrom="paragraph">
+                    <wp:posOffset>71120</wp:posOffset>
+                  </wp:positionV>
+                  <wp:extent cx="6120000" cy="3024000"/>
+                  <wp:effectExtent l="0" t="0" r="0" b="5080"/>
+                  <wp:wrapSquare wrapText="bothSides"/>
+                  <wp:docPr id="349700517" name="图片 1"/>
                   <wp:cNvGraphicFramePr>
                     <a:graphicFrameLocks xmlns:a="http://schemas.openxmlformats.org/drawingml/2006/main" noChangeAspect="1"/>
                   </wp:cNvGraphicFramePr>
@@ -10232,7 +10337,7 @@
                           </pic:cNvPicPr>
                         </pic:nvPicPr>
                         <pic:blipFill>
-                          <a:blip r:embed="rId11" cstate="print">
+                          <a:blip r:embed="rId10" cstate="print">
                             <a:extLst>
                               <a:ext uri="{28A0092B-C50C-407E-A947-70E740481C1C}">
                                 <a14:useLocalDpi xmlns:a14="http://schemas.microsoft.com/office/drawing/2010/main" val="0"/>
@@ -10247,7 +10352,7 @@
                         <pic:spPr bwMode="auto">
                           <a:xfrm>
                             <a:off x="0" y="0"/>
-                            <a:ext cx="5983605" cy="3573780"/>
+                            <a:ext cx="6120000" cy="3024000"/>
                           </a:xfrm>
                           <a:prstGeom prst="rect">
                             <a:avLst/>
@@ -10260,7 +10365,7 @@
                       </pic:pic>
                     </a:graphicData>
                   </a:graphic>
-                </wp:inline>
+                </wp:anchor>
               </w:drawing>
             </w:r>
           </w:p>
@@ -10300,35 +10405,77 @@
             <w:pPr>
               <w:rPr>
                 <w:rFonts w:ascii="FangSong" w:eastAsia="FangSong" w:hAnsi="FangSong" w:hint="eastAsia"/>
-              </w:rPr>
-            </w:pPr>
-            <w:r>
-              <w:rPr>
-                <w:rFonts w:ascii="FangSong" w:eastAsia="FangSong" w:hAnsi="FangSong" w:hint="eastAsia"/>
+                <w:noProof/>
+              </w:rPr>
+            </w:pPr>
+          </w:p>
+          <w:p>
+            <w:pPr>
+              <w:rPr>
+                <w:rFonts w:ascii="FangSong" w:eastAsia="FangSong" w:hAnsi="FangSong" w:hint="eastAsia"/>
+                <w:noProof/>
+              </w:rPr>
+            </w:pPr>
+          </w:p>
+          <w:p>
+            <w:pPr>
+              <w:rPr>
+                <w:rFonts w:ascii="FangSong" w:eastAsia="FangSong" w:hAnsi="FangSong" w:hint="eastAsia"/>
+                <w:noProof/>
+              </w:rPr>
+            </w:pPr>
+          </w:p>
+          <w:p>
+            <w:pPr>
+              <w:rPr>
+                <w:rFonts w:ascii="FangSong" w:eastAsia="FangSong" w:hAnsi="FangSong" w:hint="eastAsia"/>
+                <w:noProof/>
+              </w:rPr>
+            </w:pPr>
+          </w:p>
+          <w:p>
+            <w:pPr>
+              <w:rPr>
+                <w:rFonts w:ascii="FangSong" w:eastAsia="FangSong" w:hAnsi="FangSong" w:hint="eastAsia"/>
+              </w:rPr>
+            </w:pPr>
+            <w:r>
+              <w:rPr>
+                <w:rFonts w:ascii="FangSong" w:eastAsia="FangSong" w:hAnsi="FangSong"/>
                 <w:noProof/>
               </w:rPr>
               <w:lastRenderedPageBreak/>
               <w:drawing>
-                <wp:inline distT="0" distB="0" distL="0" distR="0" wp14:anchorId="4BCBA675" wp14:editId="246C9854">
-                  <wp:extent cx="3753016" cy="5923722"/>
-                  <wp:effectExtent l="0" t="0" r="0" b="1270"/>
-                  <wp:docPr id="5" name="picture" descr="descript"/>
-                  <wp:cNvGraphicFramePr/>
+                <wp:inline distT="0" distB="0" distL="0" distR="0" wp14:anchorId="5FF9F37B" wp14:editId="21E0C268">
+                  <wp:extent cx="5983605" cy="8087995"/>
+                  <wp:effectExtent l="0" t="0" r="0" b="8255"/>
+                  <wp:docPr id="922608719" name="图片 2"/>
+                  <wp:cNvGraphicFramePr>
+                    <a:graphicFrameLocks xmlns:a="http://schemas.openxmlformats.org/drawingml/2006/main" noChangeAspect="1"/>
+                  </wp:cNvGraphicFramePr>
                   <a:graphic xmlns:a="http://schemas.openxmlformats.org/drawingml/2006/main">
                     <a:graphicData uri="http://schemas.openxmlformats.org/drawingml/2006/picture">
                       <pic:pic xmlns:pic="http://schemas.openxmlformats.org/drawingml/2006/picture">
                         <pic:nvPicPr>
-                          <pic:cNvPr id="6" name="picture" descr="descript"/>
+                          <pic:cNvPr id="922608719" name="图片 2"/>
                           <pic:cNvPicPr/>
                         </pic:nvPicPr>
-                        <pic:blipFill rotWithShape="1">
-                          <a:blip r:embed="rId12"/>
-                          <a:stretch/>
+                        <pic:blipFill>
+                          <a:blip r:embed="rId11" cstate="print">
+                            <a:extLst>
+                              <a:ext uri="{28A0092B-C50C-407E-A947-70E740481C1C}">
+                                <a14:useLocalDpi xmlns:a14="http://schemas.microsoft.com/office/drawing/2010/main" val="0"/>
+                              </a:ext>
+                            </a:extLst>
+                          </a:blip>
+                          <a:stretch>
+                            <a:fillRect/>
+                          </a:stretch>
                         </pic:blipFill>
                         <pic:spPr>
                           <a:xfrm>
                             <a:off x="0" y="0"/>
-                            <a:ext cx="3799473" cy="5997048"/>
+                            <a:ext cx="5983605" cy="8087995"/>
                           </a:xfrm>
                           <a:prstGeom prst="rect">
                             <a:avLst/>
@@ -10372,6 +10519,7 @@
               <w:rPr>
                 <w:rFonts w:ascii="FangSong" w:eastAsia="FangSong" w:hAnsi="FangSong"/>
               </w:rPr>
+              <w:lastRenderedPageBreak/>
               <w:t xml:space="preserve">4. </w:t>
             </w:r>
             <w:r>
@@ -10647,18 +10795,1959 @@
                 <w:sz w:val="24"/>
                 <w:szCs w:val="24"/>
               </w:rPr>
+              <w:t>释理充分性</w:t>
+            </w:r>
+            <w:proofErr w:type="gramEnd"/>
+            <w:r>
+              <w:rPr>
+                <w:rFonts w:ascii="FangSong" w:eastAsia="FangSong" w:hAnsi="FangSong"/>
+                <w:sz w:val="24"/>
+                <w:szCs w:val="24"/>
+              </w:rPr>
+              <w:t>和结论状态作简要标记，以便后续比较不同案例的论证强弱</w:t>
+            </w:r>
+            <w:r>
+              <w:rPr>
+                <w:rFonts w:ascii="FangSong" w:eastAsia="FangSong" w:hAnsi="FangSong" w:hint="eastAsia"/>
+                <w:sz w:val="24"/>
+                <w:szCs w:val="24"/>
+              </w:rPr>
+              <w:t>。</w:t>
+            </w:r>
+          </w:p>
+          <w:p>
+            <w:pPr>
+              <w:ind w:firstLineChars="200" w:firstLine="480"/>
+              <w:rPr>
+                <w:rFonts w:ascii="FangSong" w:eastAsia="FangSong" w:hAnsi="FangSong" w:hint="eastAsia"/>
+                <w:sz w:val="24"/>
+                <w:szCs w:val="24"/>
+              </w:rPr>
+            </w:pPr>
+            <w:r>
+              <w:rPr>
+                <w:rFonts w:ascii="FangSong" w:eastAsia="FangSong" w:hAnsi="FangSong" w:hint="eastAsia"/>
+                <w:sz w:val="24"/>
+                <w:szCs w:val="24"/>
+              </w:rPr>
+              <w:t>3.训诂与音义关系分析。围绕讹字、通假、因声求义、联绵词、虚词释读、句法辨析等问题，结合字形、音读、语境和书证做细读比较，以保证同类问题能够形成方法归纳。</w:t>
+            </w:r>
+          </w:p>
+          <w:p>
+            <w:pPr>
+              <w:ind w:firstLineChars="200" w:firstLine="480"/>
+              <w:rPr>
+                <w:rFonts w:ascii="FangSong" w:eastAsia="FangSong" w:hAnsi="FangSong" w:hint="eastAsia"/>
+                <w:sz w:val="24"/>
+                <w:szCs w:val="24"/>
+              </w:rPr>
+            </w:pPr>
+            <w:r>
+              <w:rPr>
+                <w:rFonts w:ascii="FangSong" w:eastAsia="FangSong" w:hAnsi="FangSong"/>
+                <w:sz w:val="24"/>
+                <w:szCs w:val="24"/>
+              </w:rPr>
+              <w:t xml:space="preserve">4. </w:t>
+            </w:r>
+            <w:r>
+              <w:rPr>
+                <w:rFonts w:ascii="FangSong" w:eastAsia="FangSong" w:hAnsi="FangSong" w:hint="eastAsia"/>
+                <w:sz w:val="24"/>
+                <w:szCs w:val="24"/>
+              </w:rPr>
+              <w:t>分类归纳。把同类问题放在一起看，比较它们的共性与差异，以支撑后续专题整理说明。</w:t>
+            </w:r>
+          </w:p>
+          <w:p>
+            <w:pPr>
+              <w:ind w:firstLineChars="200" w:firstLine="480"/>
+              <w:rPr>
+                <w:rFonts w:ascii="FangSong" w:eastAsia="FangSong" w:hAnsi="FangSong" w:hint="eastAsia"/>
+                <w:sz w:val="24"/>
+                <w:szCs w:val="24"/>
+              </w:rPr>
+            </w:pPr>
+            <w:r>
+              <w:rPr>
+                <w:rFonts w:ascii="FangSong" w:eastAsia="FangSong" w:hAnsi="FangSong"/>
+                <w:sz w:val="24"/>
+                <w:szCs w:val="24"/>
+              </w:rPr>
+              <w:t xml:space="preserve">5. </w:t>
+            </w:r>
+            <w:r>
+              <w:rPr>
+                <w:rFonts w:ascii="FangSong" w:eastAsia="FangSong" w:hAnsi="FangSong" w:hint="eastAsia"/>
+                <w:sz w:val="24"/>
+                <w:szCs w:val="24"/>
+              </w:rPr>
+              <w:t>数据建模与原型开发。把已整理的著作、片段、词条、案例和证据</w:t>
+            </w:r>
+            <w:proofErr w:type="gramStart"/>
+            <w:r>
+              <w:rPr>
+                <w:rFonts w:ascii="FangSong" w:eastAsia="FangSong" w:hAnsi="FangSong" w:hint="eastAsia"/>
+                <w:sz w:val="24"/>
+                <w:szCs w:val="24"/>
+              </w:rPr>
+              <w:t>按稳定</w:t>
+            </w:r>
+            <w:proofErr w:type="gramEnd"/>
+            <w:r>
+              <w:rPr>
+                <w:rFonts w:ascii="FangSong" w:eastAsia="FangSong" w:hAnsi="FangSong" w:hint="eastAsia"/>
+                <w:sz w:val="24"/>
+                <w:szCs w:val="24"/>
+              </w:rPr>
+              <w:t>关系接起来，再用可运行的原型反过来检验字段和流程是否足以支撑研究展示。</w:t>
+            </w:r>
+          </w:p>
+          <w:p>
+            <w:pPr>
+              <w:ind w:firstLineChars="200" w:firstLine="480"/>
+              <w:rPr>
+                <w:rFonts w:ascii="FangSong" w:eastAsia="FangSong" w:hAnsi="FangSong" w:hint="eastAsia"/>
+                <w:sz w:val="24"/>
+                <w:szCs w:val="24"/>
+              </w:rPr>
+            </w:pPr>
+            <w:r>
+              <w:rPr>
+                <w:rFonts w:ascii="FangSong" w:eastAsia="FangSong" w:hAnsi="FangSong"/>
+                <w:sz w:val="24"/>
+                <w:szCs w:val="24"/>
+              </w:rPr>
+              <w:t xml:space="preserve">6. </w:t>
+            </w:r>
+            <w:r>
+              <w:rPr>
+                <w:rFonts w:ascii="FangSong" w:eastAsia="FangSong" w:hAnsi="FangSong" w:hint="eastAsia"/>
+                <w:sz w:val="24"/>
+                <w:szCs w:val="24"/>
+              </w:rPr>
+              <w:t>人工复核优先。任何自动处理或程序辅助都只作为整理工具，不替代最终学术判断；涉及疑难归类和结论确认时，以人工核校为准。</w:t>
+            </w:r>
+          </w:p>
+          <w:p>
+            <w:pPr>
+              <w:pStyle w:val="3"/>
+              <w:rPr>
+                <w:rFonts w:ascii="FangSong" w:eastAsia="FangSong" w:hAnsi="FangSong" w:hint="eastAsia"/>
+              </w:rPr>
+            </w:pPr>
+            <w:r>
+              <w:rPr>
+                <w:rFonts w:ascii="FangSong" w:eastAsia="FangSong" w:hAnsi="FangSong"/>
+              </w:rPr>
+              <w:t xml:space="preserve">5. </w:t>
+            </w:r>
+            <w:r>
+              <w:rPr>
+                <w:rFonts w:ascii="FangSong" w:eastAsia="FangSong" w:hAnsi="FangSong" w:hint="eastAsia"/>
+              </w:rPr>
+              <w:t>技术路线与实施步骤</w:t>
+            </w:r>
+          </w:p>
+          <w:p>
+            <w:pPr>
+              <w:ind w:firstLineChars="200" w:firstLine="480"/>
+              <w:rPr>
+                <w:rFonts w:ascii="FangSong" w:eastAsia="FangSong" w:hAnsi="FangSong" w:hint="eastAsia"/>
+                <w:sz w:val="24"/>
+                <w:szCs w:val="24"/>
+              </w:rPr>
+            </w:pPr>
+            <w:r>
+              <w:rPr>
+                <w:rFonts w:ascii="FangSong" w:eastAsia="FangSong" w:hAnsi="FangSong" w:hint="eastAsia"/>
+                <w:sz w:val="24"/>
+                <w:szCs w:val="24"/>
+              </w:rPr>
+              <w:t>结合当前项目基础，实施步骤拟分四阶段推进，每一阶段都对应明确任务、产出与完成标志。</w:t>
+            </w:r>
+          </w:p>
+          <w:p>
+            <w:pPr>
+              <w:pStyle w:val="4"/>
+              <w:rPr>
+                <w:rFonts w:ascii="FangSong" w:eastAsia="FangSong" w:hAnsi="FangSong" w:hint="eastAsia"/>
+                <w:sz w:val="24"/>
+                <w:szCs w:val="24"/>
+              </w:rPr>
+            </w:pPr>
+            <w:r>
+              <w:rPr>
+                <w:rFonts w:ascii="FangSong" w:eastAsia="FangSong" w:hAnsi="FangSong" w:hint="eastAsia"/>
+                <w:sz w:val="24"/>
+                <w:szCs w:val="24"/>
+              </w:rPr>
+              <w:t>阶段</w:t>
+            </w:r>
+            <w:r>
+              <w:rPr>
+                <w:rFonts w:ascii="FangSong" w:eastAsia="FangSong" w:hAnsi="FangSong"/>
+                <w:sz w:val="24"/>
+                <w:szCs w:val="24"/>
+              </w:rPr>
+              <w:t xml:space="preserve"> A</w:t>
+            </w:r>
+            <w:r>
+              <w:rPr>
+                <w:rFonts w:ascii="FangSong" w:eastAsia="FangSong" w:hAnsi="FangSong" w:hint="eastAsia"/>
+                <w:sz w:val="24"/>
+                <w:szCs w:val="24"/>
+              </w:rPr>
+              <w:t>：数据准备与规则确定</w:t>
+            </w:r>
+          </w:p>
+          <w:p>
+            <w:pPr>
+              <w:ind w:firstLineChars="200" w:firstLine="480"/>
+              <w:rPr>
+                <w:rFonts w:ascii="FangSong" w:eastAsia="FangSong" w:hAnsi="FangSong" w:hint="eastAsia"/>
+                <w:sz w:val="24"/>
+                <w:szCs w:val="24"/>
+              </w:rPr>
+            </w:pPr>
+            <w:r>
+              <w:rPr>
+                <w:rFonts w:ascii="FangSong" w:eastAsia="FangSong" w:hAnsi="FangSong" w:hint="eastAsia"/>
+                <w:sz w:val="24"/>
+                <w:szCs w:val="24"/>
+              </w:rPr>
+              <w:t>主要任务：</w:t>
+            </w:r>
+          </w:p>
+          <w:p>
+            <w:pPr>
+              <w:ind w:firstLineChars="200" w:firstLine="480"/>
+              <w:rPr>
+                <w:rFonts w:ascii="FangSong" w:eastAsia="FangSong" w:hAnsi="FangSong" w:hint="eastAsia"/>
+                <w:sz w:val="24"/>
+                <w:szCs w:val="24"/>
+              </w:rPr>
+            </w:pPr>
+            <w:r>
+              <w:rPr>
+                <w:rFonts w:ascii="FangSong" w:eastAsia="FangSong" w:hAnsi="FangSong"/>
+                <w:sz w:val="24"/>
+                <w:szCs w:val="24"/>
+              </w:rPr>
+              <w:t xml:space="preserve">1. </w:t>
+            </w:r>
+            <w:r>
+              <w:rPr>
+                <w:rFonts w:ascii="FangSong" w:eastAsia="FangSong" w:hAnsi="FangSong" w:hint="eastAsia"/>
+                <w:sz w:val="24"/>
+                <w:szCs w:val="24"/>
+              </w:rPr>
+              <w:t>清理现有</w:t>
+            </w:r>
+            <w:r>
+              <w:rPr>
+                <w:rFonts w:ascii="FangSong" w:eastAsia="FangSong" w:hAnsi="FangSong"/>
+                <w:sz w:val="24"/>
+                <w:szCs w:val="24"/>
+              </w:rPr>
+              <w:t xml:space="preserve"> Word</w:t>
+            </w:r>
+            <w:r>
+              <w:rPr>
+                <w:rFonts w:ascii="FangSong" w:eastAsia="FangSong" w:hAnsi="FangSong" w:hint="eastAsia"/>
+                <w:sz w:val="24"/>
+                <w:szCs w:val="24"/>
+              </w:rPr>
+              <w:t>、</w:t>
+            </w:r>
+            <w:r>
+              <w:rPr>
+                <w:rFonts w:ascii="FangSong" w:eastAsia="FangSong" w:hAnsi="FangSong"/>
+                <w:sz w:val="24"/>
+                <w:szCs w:val="24"/>
+              </w:rPr>
+              <w:t xml:space="preserve">Markdown </w:t>
+            </w:r>
+            <w:r>
+              <w:rPr>
+                <w:rFonts w:ascii="FangSong" w:eastAsia="FangSong" w:hAnsi="FangSong" w:hint="eastAsia"/>
+                <w:sz w:val="24"/>
+                <w:szCs w:val="24"/>
+              </w:rPr>
+              <w:t>等材料，统一底本与出处口径。</w:t>
+            </w:r>
+          </w:p>
+          <w:p>
+            <w:pPr>
+              <w:ind w:firstLineChars="200" w:firstLine="480"/>
+              <w:rPr>
+                <w:rFonts w:ascii="FangSong" w:eastAsia="FangSong" w:hAnsi="FangSong" w:hint="eastAsia"/>
+                <w:sz w:val="24"/>
+                <w:szCs w:val="24"/>
+              </w:rPr>
+            </w:pPr>
+            <w:r>
+              <w:rPr>
+                <w:rFonts w:ascii="FangSong" w:eastAsia="FangSong" w:hAnsi="FangSong"/>
+                <w:sz w:val="24"/>
+                <w:szCs w:val="24"/>
+              </w:rPr>
+              <w:t xml:space="preserve">2. </w:t>
+            </w:r>
+            <w:r>
+              <w:rPr>
+                <w:rFonts w:ascii="FangSong" w:eastAsia="FangSong" w:hAnsi="FangSong" w:hint="eastAsia"/>
+                <w:sz w:val="24"/>
+                <w:szCs w:val="24"/>
+              </w:rPr>
+              <w:t>明确著作、片段、词条、案例、证据五类核心对象及其关系。</w:t>
+            </w:r>
+          </w:p>
+          <w:p>
+            <w:pPr>
+              <w:ind w:firstLineChars="200" w:firstLine="480"/>
+              <w:rPr>
+                <w:rFonts w:ascii="FangSong" w:eastAsia="FangSong" w:hAnsi="FangSong" w:hint="eastAsia"/>
+                <w:sz w:val="24"/>
+                <w:szCs w:val="24"/>
+              </w:rPr>
+            </w:pPr>
+            <w:r>
+              <w:rPr>
+                <w:rFonts w:ascii="FangSong" w:eastAsia="FangSong" w:hAnsi="FangSong"/>
+                <w:sz w:val="24"/>
+                <w:szCs w:val="24"/>
+              </w:rPr>
+              <w:t>3. 统一案例记录格式、出处标记方式和术语口径，形成五环节基础标注办法，并初步明确取证效度、</w:t>
+            </w:r>
+            <w:proofErr w:type="gramStart"/>
+            <w:r>
+              <w:rPr>
+                <w:rFonts w:ascii="FangSong" w:eastAsia="FangSong" w:hAnsi="FangSong"/>
+                <w:sz w:val="24"/>
+                <w:szCs w:val="24"/>
+              </w:rPr>
+              <w:t>释理充分性</w:t>
+            </w:r>
+            <w:proofErr w:type="gramEnd"/>
+            <w:r>
+              <w:rPr>
+                <w:rFonts w:ascii="FangSong" w:eastAsia="FangSong" w:hAnsi="FangSong"/>
+                <w:sz w:val="24"/>
+                <w:szCs w:val="24"/>
+              </w:rPr>
+              <w:t>和结论状态的记录口径。</w:t>
+            </w:r>
+          </w:p>
+          <w:p>
+            <w:pPr>
+              <w:ind w:firstLineChars="200" w:firstLine="480"/>
+              <w:rPr>
+                <w:rFonts w:ascii="FangSong" w:eastAsia="FangSong" w:hAnsi="FangSong" w:hint="eastAsia"/>
+                <w:sz w:val="24"/>
+                <w:szCs w:val="24"/>
+              </w:rPr>
+            </w:pPr>
+            <w:r>
+              <w:rPr>
+                <w:rFonts w:ascii="FangSong" w:eastAsia="FangSong" w:hAnsi="FangSong"/>
+                <w:sz w:val="24"/>
+                <w:szCs w:val="24"/>
+              </w:rPr>
+              <w:t xml:space="preserve">4. </w:t>
+            </w:r>
+            <w:r>
+              <w:rPr>
+                <w:rFonts w:ascii="FangSong" w:eastAsia="FangSong" w:hAnsi="FangSong" w:hint="eastAsia"/>
+                <w:sz w:val="24"/>
+                <w:szCs w:val="24"/>
+              </w:rPr>
+              <w:t>形成首批代表性案例清单和问题类型划分口径。</w:t>
+            </w:r>
+          </w:p>
+          <w:p>
+            <w:pPr>
+              <w:ind w:firstLineChars="200" w:firstLine="480"/>
+              <w:rPr>
+                <w:rFonts w:ascii="FangSong" w:eastAsia="FangSong" w:hAnsi="FangSong" w:hint="eastAsia"/>
+                <w:sz w:val="24"/>
+                <w:szCs w:val="24"/>
+              </w:rPr>
+            </w:pPr>
+            <w:r>
+              <w:rPr>
+                <w:rFonts w:ascii="FangSong" w:eastAsia="FangSong" w:hAnsi="FangSong" w:hint="eastAsia"/>
+                <w:sz w:val="24"/>
+                <w:szCs w:val="24"/>
+              </w:rPr>
+              <w:t>阶段产出：</w:t>
+            </w:r>
+          </w:p>
+          <w:p>
+            <w:pPr>
+              <w:ind w:firstLineChars="200" w:firstLine="480"/>
+              <w:rPr>
+                <w:rFonts w:ascii="FangSong" w:eastAsia="FangSong" w:hAnsi="FangSong" w:hint="eastAsia"/>
+                <w:sz w:val="24"/>
+                <w:szCs w:val="24"/>
+              </w:rPr>
+            </w:pPr>
+            <w:r>
+              <w:rPr>
+                <w:rFonts w:ascii="FangSong" w:eastAsia="FangSong" w:hAnsi="FangSong" w:hint="eastAsia"/>
+                <w:sz w:val="24"/>
+                <w:szCs w:val="24"/>
+              </w:rPr>
+              <w:t>案例模板与字段规范。</w:t>
+            </w:r>
+          </w:p>
+          <w:p>
+            <w:pPr>
+              <w:ind w:firstLineChars="200" w:firstLine="480"/>
+              <w:rPr>
+                <w:rFonts w:ascii="FangSong" w:eastAsia="FangSong" w:hAnsi="FangSong" w:hint="eastAsia"/>
+                <w:sz w:val="24"/>
+                <w:szCs w:val="24"/>
+              </w:rPr>
+            </w:pPr>
+            <w:r>
+              <w:rPr>
+                <w:rFonts w:ascii="FangSong" w:eastAsia="FangSong" w:hAnsi="FangSong" w:hint="eastAsia"/>
+                <w:sz w:val="24"/>
+                <w:szCs w:val="24"/>
+              </w:rPr>
+              <w:t>首批案例清单。</w:t>
+            </w:r>
+          </w:p>
+          <w:p>
+            <w:pPr>
+              <w:ind w:firstLineChars="200" w:firstLine="480"/>
+              <w:rPr>
+                <w:rFonts w:ascii="FangSong" w:eastAsia="FangSong" w:hAnsi="FangSong" w:hint="eastAsia"/>
+                <w:sz w:val="24"/>
+                <w:szCs w:val="24"/>
+              </w:rPr>
+            </w:pPr>
+            <w:r>
+              <w:rPr>
+                <w:rFonts w:ascii="FangSong" w:eastAsia="FangSong" w:hAnsi="FangSong" w:hint="eastAsia"/>
+                <w:sz w:val="24"/>
+                <w:szCs w:val="24"/>
+              </w:rPr>
+              <w:t>数据库结构说明。</w:t>
+            </w:r>
+          </w:p>
+          <w:p>
+            <w:pPr>
+              <w:pStyle w:val="4"/>
+              <w:rPr>
+                <w:rFonts w:ascii="FangSong" w:eastAsia="FangSong" w:hAnsi="FangSong" w:hint="eastAsia"/>
+                <w:sz w:val="24"/>
+                <w:szCs w:val="24"/>
+              </w:rPr>
+            </w:pPr>
+            <w:r>
+              <w:rPr>
+                <w:rFonts w:ascii="FangSong" w:eastAsia="FangSong" w:hAnsi="FangSong" w:hint="eastAsia"/>
+                <w:sz w:val="24"/>
+                <w:szCs w:val="24"/>
+              </w:rPr>
+              <w:t>阶段</w:t>
+            </w:r>
+            <w:r>
+              <w:rPr>
+                <w:rFonts w:ascii="FangSong" w:eastAsia="FangSong" w:hAnsi="FangSong"/>
+                <w:sz w:val="24"/>
+                <w:szCs w:val="24"/>
+              </w:rPr>
+              <w:t xml:space="preserve"> B</w:t>
+            </w:r>
+            <w:r>
+              <w:rPr>
+                <w:rFonts w:ascii="FangSong" w:eastAsia="FangSong" w:hAnsi="FangSong" w:hint="eastAsia"/>
+                <w:sz w:val="24"/>
+                <w:szCs w:val="24"/>
+              </w:rPr>
+              <w:t>：基础语料录入与检索原型</w:t>
+            </w:r>
+          </w:p>
+          <w:p>
+            <w:pPr>
+              <w:ind w:firstLineChars="200" w:firstLine="480"/>
+              <w:rPr>
+                <w:rFonts w:ascii="FangSong" w:eastAsia="FangSong" w:hAnsi="FangSong" w:hint="eastAsia"/>
+                <w:sz w:val="24"/>
+                <w:szCs w:val="24"/>
+              </w:rPr>
+            </w:pPr>
+            <w:r>
+              <w:rPr>
+                <w:rFonts w:ascii="FangSong" w:eastAsia="FangSong" w:hAnsi="FangSong" w:hint="eastAsia"/>
+                <w:sz w:val="24"/>
+                <w:szCs w:val="24"/>
+              </w:rPr>
+              <w:t>主要任务：</w:t>
+            </w:r>
+          </w:p>
+          <w:p>
+            <w:pPr>
+              <w:ind w:firstLineChars="200" w:firstLine="480"/>
+              <w:rPr>
+                <w:rFonts w:ascii="FangSong" w:eastAsia="FangSong" w:hAnsi="FangSong" w:hint="eastAsia"/>
+                <w:sz w:val="24"/>
+                <w:szCs w:val="24"/>
+              </w:rPr>
+            </w:pPr>
+            <w:r>
+              <w:rPr>
+                <w:rFonts w:ascii="FangSong" w:eastAsia="FangSong" w:hAnsi="FangSong"/>
+                <w:sz w:val="24"/>
+                <w:szCs w:val="24"/>
+              </w:rPr>
+              <w:t xml:space="preserve">1. </w:t>
+            </w:r>
+            <w:r>
+              <w:rPr>
+                <w:rFonts w:ascii="FangSong" w:eastAsia="FangSong" w:hAnsi="FangSong" w:hint="eastAsia"/>
+                <w:sz w:val="24"/>
+                <w:szCs w:val="24"/>
+              </w:rPr>
+              <w:t>录入首批代表性著作信息、文本片段和案例数据。</w:t>
+            </w:r>
+          </w:p>
+          <w:p>
+            <w:pPr>
+              <w:ind w:firstLineChars="200" w:firstLine="480"/>
+              <w:rPr>
+                <w:rFonts w:ascii="FangSong" w:eastAsia="FangSong" w:hAnsi="FangSong" w:hint="eastAsia"/>
+                <w:sz w:val="24"/>
+                <w:szCs w:val="24"/>
+              </w:rPr>
+            </w:pPr>
+            <w:r>
+              <w:rPr>
+                <w:rFonts w:ascii="FangSong" w:eastAsia="FangSong" w:hAnsi="FangSong"/>
+                <w:sz w:val="24"/>
+                <w:szCs w:val="24"/>
+              </w:rPr>
+              <w:t xml:space="preserve">2. </w:t>
+            </w:r>
+            <w:r>
+              <w:rPr>
+                <w:rFonts w:ascii="FangSong" w:eastAsia="FangSong" w:hAnsi="FangSong" w:hint="eastAsia"/>
+                <w:sz w:val="24"/>
+                <w:szCs w:val="24"/>
+              </w:rPr>
+              <w:t>建立词条、案例、证据之间的基本连接关系。</w:t>
+            </w:r>
+          </w:p>
+          <w:p>
+            <w:pPr>
+              <w:ind w:firstLineChars="200" w:firstLine="480"/>
+              <w:rPr>
+                <w:rFonts w:ascii="FangSong" w:eastAsia="FangSong" w:hAnsi="FangSong" w:hint="eastAsia"/>
+                <w:sz w:val="24"/>
+                <w:szCs w:val="24"/>
+              </w:rPr>
+            </w:pPr>
+            <w:r>
+              <w:rPr>
+                <w:rFonts w:ascii="FangSong" w:eastAsia="FangSong" w:hAnsi="FangSong"/>
+                <w:sz w:val="24"/>
+                <w:szCs w:val="24"/>
+              </w:rPr>
+              <w:t xml:space="preserve">3. </w:t>
+            </w:r>
+            <w:r>
+              <w:rPr>
+                <w:rFonts w:ascii="FangSong" w:eastAsia="FangSong" w:hAnsi="FangSong" w:hint="eastAsia"/>
+                <w:sz w:val="24"/>
+                <w:szCs w:val="24"/>
+              </w:rPr>
+              <w:t>完成知识库</w:t>
+            </w:r>
+            <w:r>
+              <w:rPr>
+                <w:rFonts w:ascii="FangSong" w:eastAsia="FangSong" w:hAnsi="FangSong"/>
+                <w:sz w:val="24"/>
+                <w:szCs w:val="24"/>
+              </w:rPr>
+              <w:t xml:space="preserve"> Demo </w:t>
+            </w:r>
+            <w:r>
+              <w:rPr>
+                <w:rFonts w:ascii="FangSong" w:eastAsia="FangSong" w:hAnsi="FangSong" w:hint="eastAsia"/>
+                <w:sz w:val="24"/>
+                <w:szCs w:val="24"/>
+              </w:rPr>
+              <w:t>中的基础检索、统计和案例浏览功能。</w:t>
+            </w:r>
+          </w:p>
+          <w:p>
+            <w:pPr>
+              <w:ind w:firstLineChars="200" w:firstLine="480"/>
+              <w:rPr>
+                <w:rFonts w:ascii="FangSong" w:eastAsia="FangSong" w:hAnsi="FangSong" w:hint="eastAsia"/>
+                <w:sz w:val="24"/>
+                <w:szCs w:val="24"/>
+              </w:rPr>
+            </w:pPr>
+            <w:r>
+              <w:rPr>
+                <w:rFonts w:ascii="FangSong" w:eastAsia="FangSong" w:hAnsi="FangSong"/>
+                <w:sz w:val="24"/>
+                <w:szCs w:val="24"/>
+              </w:rPr>
               <w:lastRenderedPageBreak/>
-              <w:t>释理充分性</w:t>
+              <w:t xml:space="preserve">4. </w:t>
+            </w:r>
+            <w:r>
+              <w:rPr>
+                <w:rFonts w:ascii="FangSong" w:eastAsia="FangSong" w:hAnsi="FangSong" w:hint="eastAsia"/>
+                <w:sz w:val="24"/>
+                <w:szCs w:val="24"/>
+              </w:rPr>
+              <w:t>以若干代表性案例检验案例、出处与五环节说明能否清楚对应。</w:t>
+            </w:r>
+          </w:p>
+          <w:p>
+            <w:pPr>
+              <w:ind w:firstLineChars="200" w:firstLine="480"/>
+              <w:rPr>
+                <w:rFonts w:ascii="FangSong" w:eastAsia="FangSong" w:hAnsi="FangSong" w:hint="eastAsia"/>
+                <w:sz w:val="24"/>
+                <w:szCs w:val="24"/>
+              </w:rPr>
+            </w:pPr>
+            <w:r>
+              <w:rPr>
+                <w:rFonts w:ascii="FangSong" w:eastAsia="FangSong" w:hAnsi="FangSong" w:hint="eastAsia"/>
+                <w:sz w:val="24"/>
+                <w:szCs w:val="24"/>
+              </w:rPr>
+              <w:t>阶段产出：</w:t>
+            </w:r>
+          </w:p>
+          <w:p>
+            <w:pPr>
+              <w:ind w:firstLineChars="200" w:firstLine="480"/>
+              <w:rPr>
+                <w:rFonts w:ascii="FangSong" w:eastAsia="FangSong" w:hAnsi="FangSong" w:hint="eastAsia"/>
+                <w:sz w:val="24"/>
+                <w:szCs w:val="24"/>
+              </w:rPr>
+            </w:pPr>
+            <w:r>
+              <w:rPr>
+                <w:rFonts w:ascii="FangSong" w:eastAsia="FangSong" w:hAnsi="FangSong" w:hint="eastAsia"/>
+                <w:sz w:val="24"/>
+                <w:szCs w:val="24"/>
+              </w:rPr>
+              <w:t>约</w:t>
+            </w:r>
+            <w:r>
+              <w:rPr>
+                <w:rFonts w:ascii="FangSong" w:eastAsia="FangSong" w:hAnsi="FangSong"/>
+                <w:sz w:val="24"/>
+                <w:szCs w:val="24"/>
+              </w:rPr>
+              <w:t xml:space="preserve"> 30 </w:t>
+            </w:r>
+            <w:r>
+              <w:rPr>
+                <w:rFonts w:ascii="FangSong" w:eastAsia="FangSong" w:hAnsi="FangSong" w:hint="eastAsia"/>
+                <w:sz w:val="24"/>
+                <w:szCs w:val="24"/>
+              </w:rPr>
+              <w:t>条精细化整理案例。</w:t>
+            </w:r>
+          </w:p>
+          <w:p>
+            <w:pPr>
+              <w:ind w:firstLineChars="200" w:firstLine="480"/>
+              <w:rPr>
+                <w:rFonts w:ascii="FangSong" w:eastAsia="FangSong" w:hAnsi="FangSong" w:hint="eastAsia"/>
+                <w:sz w:val="24"/>
+                <w:szCs w:val="24"/>
+              </w:rPr>
+            </w:pPr>
+            <w:r>
+              <w:rPr>
+                <w:rFonts w:ascii="FangSong" w:eastAsia="FangSong" w:hAnsi="FangSong" w:hint="eastAsia"/>
+                <w:sz w:val="24"/>
+                <w:szCs w:val="24"/>
+              </w:rPr>
+              <w:t>可运行的基础检索原型。</w:t>
+            </w:r>
+          </w:p>
+          <w:p>
+            <w:pPr>
+              <w:ind w:firstLineChars="200" w:firstLine="480"/>
+              <w:rPr>
+                <w:rFonts w:ascii="FangSong" w:eastAsia="FangSong" w:hAnsi="FangSong" w:hint="eastAsia"/>
+                <w:sz w:val="24"/>
+                <w:szCs w:val="24"/>
+              </w:rPr>
+            </w:pPr>
+            <w:r>
+              <w:rPr>
+                <w:rFonts w:ascii="FangSong" w:eastAsia="FangSong" w:hAnsi="FangSong" w:hint="eastAsia"/>
+                <w:sz w:val="24"/>
+                <w:szCs w:val="24"/>
+              </w:rPr>
+              <w:t>词条页、案例页、结构说明页的初步展示闭环。</w:t>
+            </w:r>
+          </w:p>
+          <w:p>
+            <w:pPr>
+              <w:pStyle w:val="4"/>
+              <w:rPr>
+                <w:rFonts w:ascii="FangSong" w:eastAsia="FangSong" w:hAnsi="FangSong" w:hint="eastAsia"/>
+                <w:sz w:val="24"/>
+                <w:szCs w:val="24"/>
+              </w:rPr>
+            </w:pPr>
+            <w:r>
+              <w:rPr>
+                <w:rFonts w:ascii="FangSong" w:eastAsia="FangSong" w:hAnsi="FangSong" w:hint="eastAsia"/>
+                <w:sz w:val="24"/>
+                <w:szCs w:val="24"/>
+              </w:rPr>
+              <w:t>阶段</w:t>
+            </w:r>
+            <w:r>
+              <w:rPr>
+                <w:rFonts w:ascii="FangSong" w:eastAsia="FangSong" w:hAnsi="FangSong"/>
+                <w:sz w:val="24"/>
+                <w:szCs w:val="24"/>
+              </w:rPr>
+              <w:t xml:space="preserve"> C</w:t>
+            </w:r>
+            <w:r>
+              <w:rPr>
+                <w:rFonts w:ascii="FangSong" w:eastAsia="FangSong" w:hAnsi="FangSong" w:hint="eastAsia"/>
+                <w:sz w:val="24"/>
+                <w:szCs w:val="24"/>
+              </w:rPr>
+              <w:t>：案例扩充与方法归纳</w:t>
+            </w:r>
+          </w:p>
+          <w:p>
+            <w:pPr>
+              <w:ind w:firstLineChars="200" w:firstLine="480"/>
+              <w:rPr>
+                <w:rFonts w:ascii="FangSong" w:eastAsia="FangSong" w:hAnsi="FangSong" w:hint="eastAsia"/>
+                <w:sz w:val="24"/>
+                <w:szCs w:val="24"/>
+              </w:rPr>
+            </w:pPr>
+            <w:r>
+              <w:rPr>
+                <w:rFonts w:ascii="FangSong" w:eastAsia="FangSong" w:hAnsi="FangSong" w:hint="eastAsia"/>
+                <w:sz w:val="24"/>
+                <w:szCs w:val="24"/>
+              </w:rPr>
+              <w:t>主要任务：</w:t>
+            </w:r>
+          </w:p>
+          <w:p>
+            <w:pPr>
+              <w:ind w:firstLineChars="200" w:firstLine="480"/>
+              <w:rPr>
+                <w:rFonts w:ascii="FangSong" w:eastAsia="FangSong" w:hAnsi="FangSong" w:hint="eastAsia"/>
+                <w:sz w:val="24"/>
+                <w:szCs w:val="24"/>
+              </w:rPr>
+            </w:pPr>
+            <w:r>
+              <w:rPr>
+                <w:rFonts w:ascii="FangSong" w:eastAsia="FangSong" w:hAnsi="FangSong"/>
+                <w:sz w:val="24"/>
+                <w:szCs w:val="24"/>
+              </w:rPr>
+              <w:t xml:space="preserve">1. </w:t>
+            </w:r>
+            <w:r>
+              <w:rPr>
+                <w:rFonts w:ascii="FangSong" w:eastAsia="FangSong" w:hAnsi="FangSong" w:hint="eastAsia"/>
+                <w:sz w:val="24"/>
+                <w:szCs w:val="24"/>
+              </w:rPr>
+              <w:t>将精校案例扩充至不少于</w:t>
+            </w:r>
+            <w:r>
+              <w:rPr>
+                <w:rFonts w:ascii="FangSong" w:eastAsia="FangSong" w:hAnsi="FangSong"/>
+                <w:sz w:val="24"/>
+                <w:szCs w:val="24"/>
+              </w:rPr>
+              <w:t xml:space="preserve"> 60 </w:t>
+            </w:r>
+            <w:r>
+              <w:rPr>
+                <w:rFonts w:ascii="FangSong" w:eastAsia="FangSong" w:hAnsi="FangSong" w:hint="eastAsia"/>
+                <w:sz w:val="24"/>
+                <w:szCs w:val="24"/>
+              </w:rPr>
+              <w:t>条，覆盖若干典型问题类型。</w:t>
+            </w:r>
+          </w:p>
+          <w:p>
+            <w:pPr>
+              <w:ind w:firstLineChars="200" w:firstLine="480"/>
+              <w:rPr>
+                <w:rFonts w:ascii="FangSong" w:eastAsia="FangSong" w:hAnsi="FangSong" w:hint="eastAsia"/>
+                <w:sz w:val="24"/>
+                <w:szCs w:val="24"/>
+              </w:rPr>
+            </w:pPr>
+            <w:r>
+              <w:rPr>
+                <w:rFonts w:ascii="FangSong" w:eastAsia="FangSong" w:hAnsi="FangSong"/>
+                <w:sz w:val="24"/>
+                <w:szCs w:val="24"/>
+              </w:rPr>
+              <w:t xml:space="preserve">2. </w:t>
+            </w:r>
+            <w:r>
+              <w:rPr>
+                <w:rFonts w:ascii="FangSong" w:eastAsia="FangSong" w:hAnsi="FangSong" w:hint="eastAsia"/>
+                <w:sz w:val="24"/>
+                <w:szCs w:val="24"/>
+              </w:rPr>
+              <w:t>对常见方法路径进行分类整理，形成阶段性研究说明。</w:t>
+            </w:r>
+          </w:p>
+          <w:p>
+            <w:pPr>
+              <w:ind w:firstLineChars="200" w:firstLine="480"/>
+              <w:rPr>
+                <w:rFonts w:ascii="FangSong" w:eastAsia="FangSong" w:hAnsi="FangSong" w:hint="eastAsia"/>
+                <w:sz w:val="24"/>
+                <w:szCs w:val="24"/>
+              </w:rPr>
+            </w:pPr>
+            <w:r>
+              <w:rPr>
+                <w:rFonts w:ascii="FangSong" w:eastAsia="FangSong" w:hAnsi="FangSong"/>
+                <w:sz w:val="24"/>
+                <w:szCs w:val="24"/>
+              </w:rPr>
+              <w:t xml:space="preserve">3. </w:t>
+            </w:r>
+            <w:r>
+              <w:rPr>
+                <w:rFonts w:ascii="FangSong" w:eastAsia="FangSong" w:hAnsi="FangSong" w:hint="eastAsia"/>
+                <w:sz w:val="24"/>
+                <w:szCs w:val="24"/>
+              </w:rPr>
+              <w:t>结合数据库中已录入的案例、证据和术语，形成标注规范说明。</w:t>
+            </w:r>
+          </w:p>
+          <w:p>
+            <w:pPr>
+              <w:ind w:firstLineChars="200" w:firstLine="480"/>
+              <w:rPr>
+                <w:rFonts w:ascii="FangSong" w:eastAsia="FangSong" w:hAnsi="FangSong" w:hint="eastAsia"/>
+                <w:sz w:val="24"/>
+                <w:szCs w:val="24"/>
+              </w:rPr>
+            </w:pPr>
+            <w:r>
+              <w:rPr>
+                <w:rFonts w:ascii="FangSong" w:eastAsia="FangSong" w:hAnsi="FangSong"/>
+                <w:sz w:val="24"/>
+                <w:szCs w:val="24"/>
+              </w:rPr>
+              <w:t xml:space="preserve">4. </w:t>
+            </w:r>
+            <w:r>
+              <w:rPr>
+                <w:rFonts w:ascii="FangSong" w:eastAsia="FangSong" w:hAnsi="FangSong" w:hint="eastAsia"/>
+                <w:sz w:val="24"/>
+                <w:szCs w:val="24"/>
+              </w:rPr>
+              <w:t>选取《葛覃》等代表性材料进行展示验证，检验用户能否从词条进入案例、由案例回看证据和出处。</w:t>
+            </w:r>
+          </w:p>
+          <w:p>
+            <w:pPr>
+              <w:ind w:firstLineChars="200" w:firstLine="480"/>
+              <w:rPr>
+                <w:rFonts w:ascii="FangSong" w:eastAsia="FangSong" w:hAnsi="FangSong" w:hint="eastAsia"/>
+                <w:sz w:val="24"/>
+                <w:szCs w:val="24"/>
+              </w:rPr>
+            </w:pPr>
+            <w:r>
+              <w:rPr>
+                <w:rFonts w:ascii="FangSong" w:eastAsia="FangSong" w:hAnsi="FangSong" w:hint="eastAsia"/>
+                <w:sz w:val="24"/>
+                <w:szCs w:val="24"/>
+              </w:rPr>
+              <w:t>阶段产出：</w:t>
+            </w:r>
+          </w:p>
+          <w:p>
+            <w:pPr>
+              <w:ind w:firstLineChars="200" w:firstLine="480"/>
+              <w:rPr>
+                <w:rFonts w:ascii="FangSong" w:eastAsia="FangSong" w:hAnsi="FangSong" w:hint="eastAsia"/>
+                <w:sz w:val="24"/>
+                <w:szCs w:val="24"/>
+              </w:rPr>
+            </w:pPr>
+            <w:r>
+              <w:rPr>
+                <w:rFonts w:ascii="FangSong" w:eastAsia="FangSong" w:hAnsi="FangSong" w:hint="eastAsia"/>
+                <w:sz w:val="24"/>
+                <w:szCs w:val="24"/>
+              </w:rPr>
+              <w:t>不少于</w:t>
+            </w:r>
+            <w:r>
+              <w:rPr>
+                <w:rFonts w:ascii="FangSong" w:eastAsia="FangSong" w:hAnsi="FangSong"/>
+                <w:sz w:val="24"/>
+                <w:szCs w:val="24"/>
+              </w:rPr>
+              <w:t xml:space="preserve"> 60 </w:t>
+            </w:r>
+            <w:r>
+              <w:rPr>
+                <w:rFonts w:ascii="FangSong" w:eastAsia="FangSong" w:hAnsi="FangSong" w:hint="eastAsia"/>
+                <w:sz w:val="24"/>
+                <w:szCs w:val="24"/>
+              </w:rPr>
+              <w:t>条代表性案例。</w:t>
+            </w:r>
+          </w:p>
+          <w:p>
+            <w:pPr>
+              <w:ind w:firstLineChars="200" w:firstLine="480"/>
+              <w:rPr>
+                <w:rFonts w:ascii="FangSong" w:eastAsia="FangSong" w:hAnsi="FangSong" w:hint="eastAsia"/>
+                <w:sz w:val="24"/>
+                <w:szCs w:val="24"/>
+              </w:rPr>
+            </w:pPr>
+            <w:r>
+              <w:rPr>
+                <w:rFonts w:ascii="FangSong" w:eastAsia="FangSong" w:hAnsi="FangSong" w:hint="eastAsia"/>
+                <w:sz w:val="24"/>
+                <w:szCs w:val="24"/>
+              </w:rPr>
+              <w:t>《二王考据案例标注规范与典型疑难处理路径整理说明》</w:t>
+            </w:r>
+            <w:r>
+              <w:rPr>
+                <w:rFonts w:ascii="FangSong" w:eastAsia="FangSong" w:hAnsi="FangSong"/>
+                <w:sz w:val="24"/>
+                <w:szCs w:val="24"/>
+              </w:rPr>
+              <w:t xml:space="preserve">1 </w:t>
+            </w:r>
+            <w:r>
+              <w:rPr>
+                <w:rFonts w:ascii="FangSong" w:eastAsia="FangSong" w:hAnsi="FangSong" w:hint="eastAsia"/>
+                <w:sz w:val="24"/>
+                <w:szCs w:val="24"/>
+              </w:rPr>
+              <w:t>份。</w:t>
+            </w:r>
+          </w:p>
+          <w:p>
+            <w:pPr>
+              <w:ind w:firstLineChars="200" w:firstLine="480"/>
+              <w:rPr>
+                <w:rFonts w:ascii="FangSong" w:eastAsia="FangSong" w:hAnsi="FangSong" w:hint="eastAsia"/>
+                <w:sz w:val="24"/>
+                <w:szCs w:val="24"/>
+              </w:rPr>
+            </w:pPr>
+            <w:r>
+              <w:rPr>
+                <w:rFonts w:ascii="FangSong" w:eastAsia="FangSong" w:hAnsi="FangSong" w:hint="eastAsia"/>
+                <w:sz w:val="24"/>
+                <w:szCs w:val="24"/>
+              </w:rPr>
+              <w:t>进一步优化后的案例检索原型。</w:t>
+            </w:r>
+          </w:p>
+          <w:p>
+            <w:pPr>
+              <w:pStyle w:val="4"/>
+              <w:rPr>
+                <w:rFonts w:ascii="FangSong" w:eastAsia="FangSong" w:hAnsi="FangSong" w:hint="eastAsia"/>
+                <w:sz w:val="24"/>
+                <w:szCs w:val="24"/>
+              </w:rPr>
+            </w:pPr>
+            <w:r>
+              <w:rPr>
+                <w:rFonts w:ascii="FangSong" w:eastAsia="FangSong" w:hAnsi="FangSong" w:hint="eastAsia"/>
+                <w:sz w:val="24"/>
+                <w:szCs w:val="24"/>
+              </w:rPr>
+              <w:t>阶段</w:t>
+            </w:r>
+            <w:r>
+              <w:rPr>
+                <w:rFonts w:ascii="FangSong" w:eastAsia="FangSong" w:hAnsi="FangSong"/>
+                <w:sz w:val="24"/>
+                <w:szCs w:val="24"/>
+              </w:rPr>
+              <w:t xml:space="preserve"> D</w:t>
+            </w:r>
+            <w:r>
+              <w:rPr>
+                <w:rFonts w:ascii="FangSong" w:eastAsia="FangSong" w:hAnsi="FangSong" w:hint="eastAsia"/>
+                <w:sz w:val="24"/>
+                <w:szCs w:val="24"/>
+              </w:rPr>
+              <w:t>：探索性扩展</w:t>
+            </w:r>
+          </w:p>
+          <w:p>
+            <w:pPr>
+              <w:ind w:firstLineChars="200" w:firstLine="480"/>
+              <w:rPr>
+                <w:rFonts w:ascii="FangSong" w:eastAsia="FangSong" w:hAnsi="FangSong" w:hint="eastAsia"/>
+                <w:sz w:val="24"/>
+                <w:szCs w:val="24"/>
+              </w:rPr>
+            </w:pPr>
+            <w:r>
+              <w:rPr>
+                <w:rFonts w:ascii="FangSong" w:eastAsia="FangSong" w:hAnsi="FangSong" w:hint="eastAsia"/>
+                <w:sz w:val="24"/>
+                <w:szCs w:val="24"/>
+              </w:rPr>
+              <w:t>主要任务：</w:t>
+            </w:r>
+          </w:p>
+          <w:p>
+            <w:pPr>
+              <w:ind w:firstLineChars="200" w:firstLine="480"/>
+              <w:rPr>
+                <w:rFonts w:ascii="FangSong" w:eastAsia="FangSong" w:hAnsi="FangSong" w:hint="eastAsia"/>
+                <w:sz w:val="24"/>
+                <w:szCs w:val="24"/>
+              </w:rPr>
+            </w:pPr>
+            <w:r>
+              <w:rPr>
+                <w:rFonts w:ascii="FangSong" w:eastAsia="FangSong" w:hAnsi="FangSong"/>
+                <w:sz w:val="24"/>
+                <w:szCs w:val="24"/>
+              </w:rPr>
+              <w:t xml:space="preserve">1. </w:t>
+            </w:r>
+            <w:r>
+              <w:rPr>
+                <w:rFonts w:ascii="FangSong" w:eastAsia="FangSong" w:hAnsi="FangSong" w:hint="eastAsia"/>
+                <w:sz w:val="24"/>
+                <w:szCs w:val="24"/>
+              </w:rPr>
+              <w:t>在已有数据基础上试做更细关系或规则表示。</w:t>
+            </w:r>
+          </w:p>
+          <w:p>
+            <w:pPr>
+              <w:ind w:firstLineChars="200" w:firstLine="480"/>
+              <w:rPr>
+                <w:rFonts w:ascii="FangSong" w:eastAsia="FangSong" w:hAnsi="FangSong" w:hint="eastAsia"/>
+                <w:sz w:val="24"/>
+                <w:szCs w:val="24"/>
+              </w:rPr>
+            </w:pPr>
+            <w:r>
+              <w:rPr>
+                <w:rFonts w:ascii="FangSong" w:eastAsia="FangSong" w:hAnsi="FangSong"/>
+                <w:sz w:val="24"/>
+                <w:szCs w:val="24"/>
+              </w:rPr>
+              <w:t xml:space="preserve">2. </w:t>
+            </w:r>
+            <w:r>
+              <w:rPr>
+                <w:rFonts w:ascii="FangSong" w:eastAsia="FangSong" w:hAnsi="FangSong" w:hint="eastAsia"/>
+                <w:sz w:val="24"/>
+                <w:szCs w:val="24"/>
+              </w:rPr>
+              <w:t>在人工拆解结果较稳定的前提下，讨论是否引入</w:t>
+            </w:r>
+            <w:r>
+              <w:rPr>
+                <w:rFonts w:ascii="FangSong" w:eastAsia="FangSong" w:hAnsi="FangSong"/>
+                <w:sz w:val="24"/>
+                <w:szCs w:val="24"/>
+              </w:rPr>
+              <w:t xml:space="preserve"> AI </w:t>
+            </w:r>
+            <w:r>
+              <w:rPr>
+                <w:rFonts w:ascii="FangSong" w:eastAsia="FangSong" w:hAnsi="FangSong" w:hint="eastAsia"/>
+                <w:sz w:val="24"/>
+                <w:szCs w:val="24"/>
+              </w:rPr>
+              <w:t>辅助分段或结构识别。</w:t>
+            </w:r>
+          </w:p>
+          <w:p>
+            <w:pPr>
+              <w:ind w:firstLineChars="200" w:firstLine="480"/>
+              <w:rPr>
+                <w:rFonts w:ascii="FangSong" w:eastAsia="FangSong" w:hAnsi="FangSong" w:hint="eastAsia"/>
+                <w:sz w:val="24"/>
+                <w:szCs w:val="24"/>
+              </w:rPr>
+            </w:pPr>
+            <w:r>
+              <w:rPr>
+                <w:rFonts w:ascii="FangSong" w:eastAsia="FangSong" w:hAnsi="FangSong"/>
+                <w:sz w:val="24"/>
+                <w:szCs w:val="24"/>
+              </w:rPr>
+              <w:t xml:space="preserve">3. </w:t>
+            </w:r>
+            <w:r>
+              <w:rPr>
+                <w:rFonts w:ascii="FangSong" w:eastAsia="FangSong" w:hAnsi="FangSong" w:hint="eastAsia"/>
+                <w:sz w:val="24"/>
+                <w:szCs w:val="24"/>
+              </w:rPr>
+              <w:t>结合答辩与展示反馈微调页面组织与案例表达。</w:t>
+            </w:r>
+          </w:p>
+          <w:p>
+            <w:pPr>
+              <w:ind w:firstLineChars="200" w:firstLine="480"/>
+              <w:rPr>
+                <w:rFonts w:ascii="FangSong" w:eastAsia="FangSong" w:hAnsi="FangSong" w:hint="eastAsia"/>
+                <w:sz w:val="24"/>
+                <w:szCs w:val="24"/>
+              </w:rPr>
+            </w:pPr>
+            <w:r>
+              <w:rPr>
+                <w:rFonts w:ascii="FangSong" w:eastAsia="FangSong" w:hAnsi="FangSong" w:hint="eastAsia"/>
+                <w:sz w:val="24"/>
+                <w:szCs w:val="24"/>
+              </w:rPr>
+              <w:t>阶段说明：</w:t>
+            </w:r>
+          </w:p>
+          <w:p>
+            <w:pPr>
+              <w:ind w:firstLineChars="200" w:firstLine="480"/>
+              <w:rPr>
+                <w:rFonts w:ascii="FangSong" w:eastAsia="FangSong" w:hAnsi="FangSong" w:hint="eastAsia"/>
+                <w:sz w:val="24"/>
+                <w:szCs w:val="24"/>
+              </w:rPr>
+            </w:pPr>
+            <w:r>
+              <w:rPr>
+                <w:rFonts w:ascii="FangSong" w:eastAsia="FangSong" w:hAnsi="FangSong" w:hint="eastAsia"/>
+                <w:sz w:val="24"/>
+                <w:szCs w:val="24"/>
+              </w:rPr>
+              <w:t>这一阶段仅作为探索性延伸，不设过高刚性指标。</w:t>
+            </w:r>
+          </w:p>
+          <w:p>
+            <w:pPr>
+              <w:ind w:firstLineChars="200" w:firstLine="480"/>
+              <w:rPr>
+                <w:rFonts w:ascii="FangSong" w:eastAsia="FangSong" w:hAnsi="FangSong" w:hint="eastAsia"/>
+                <w:sz w:val="24"/>
+                <w:szCs w:val="24"/>
+              </w:rPr>
+            </w:pPr>
+            <w:r>
+              <w:rPr>
+                <w:rFonts w:ascii="FangSong" w:eastAsia="FangSong" w:hAnsi="FangSong" w:hint="eastAsia"/>
+                <w:sz w:val="24"/>
+                <w:szCs w:val="24"/>
+              </w:rPr>
+              <w:t>项目实施以</w:t>
+            </w:r>
+            <w:r>
+              <w:rPr>
+                <w:rFonts w:ascii="FangSong" w:eastAsia="FangSong" w:hAnsi="FangSong"/>
+                <w:sz w:val="24"/>
+                <w:szCs w:val="24"/>
+              </w:rPr>
+              <w:t xml:space="preserve"> A-C </w:t>
+            </w:r>
+            <w:r>
+              <w:rPr>
+                <w:rFonts w:ascii="FangSong" w:eastAsia="FangSong" w:hAnsi="FangSong" w:hint="eastAsia"/>
+                <w:sz w:val="24"/>
+                <w:szCs w:val="24"/>
+              </w:rPr>
+              <w:t>阶段为主要交付，</w:t>
+            </w:r>
+            <w:r>
+              <w:rPr>
+                <w:rFonts w:ascii="FangSong" w:eastAsia="FangSong" w:hAnsi="FangSong"/>
+                <w:sz w:val="24"/>
+                <w:szCs w:val="24"/>
+              </w:rPr>
+              <w:t xml:space="preserve">D </w:t>
+            </w:r>
+            <w:r>
+              <w:rPr>
+                <w:rFonts w:ascii="FangSong" w:eastAsia="FangSong" w:hAnsi="FangSong" w:hint="eastAsia"/>
+                <w:sz w:val="24"/>
+                <w:szCs w:val="24"/>
+              </w:rPr>
+              <w:t>阶段暂不预设无法验证的自动判断或智能推理指标。</w:t>
+            </w:r>
+          </w:p>
+          <w:p>
+            <w:pPr>
+              <w:pStyle w:val="3"/>
+              <w:rPr>
+                <w:rFonts w:ascii="FangSong" w:eastAsia="FangSong" w:hAnsi="FangSong" w:hint="eastAsia"/>
+              </w:rPr>
+            </w:pPr>
+            <w:r>
+              <w:rPr>
+                <w:rFonts w:ascii="FangSong" w:eastAsia="FangSong" w:hAnsi="FangSong"/>
+              </w:rPr>
+              <w:t xml:space="preserve">6. </w:t>
+            </w:r>
+            <w:r>
+              <w:rPr>
+                <w:rFonts w:ascii="FangSong" w:eastAsia="FangSong" w:hAnsi="FangSong" w:hint="eastAsia"/>
+              </w:rPr>
+              <w:t>可行性分析</w:t>
+            </w:r>
+          </w:p>
+          <w:p>
+            <w:pPr>
+              <w:ind w:firstLineChars="200" w:firstLine="480"/>
+              <w:rPr>
+                <w:rFonts w:ascii="FangSong" w:eastAsia="FangSong" w:hAnsi="FangSong" w:hint="eastAsia"/>
+                <w:sz w:val="24"/>
+                <w:szCs w:val="24"/>
+              </w:rPr>
+            </w:pPr>
+            <w:r>
+              <w:rPr>
+                <w:rFonts w:ascii="FangSong" w:eastAsia="FangSong" w:hAnsi="FangSong" w:hint="eastAsia"/>
+                <w:sz w:val="24"/>
+                <w:szCs w:val="24"/>
+              </w:rPr>
+              <w:t>本项目的可行性主要体现在四个方面。</w:t>
+            </w:r>
+          </w:p>
+          <w:p>
+            <w:pPr>
+              <w:ind w:firstLineChars="200" w:firstLine="480"/>
+              <w:rPr>
+                <w:rFonts w:ascii="FangSong" w:eastAsia="FangSong" w:hAnsi="FangSong" w:hint="eastAsia"/>
+                <w:sz w:val="24"/>
+                <w:szCs w:val="24"/>
+              </w:rPr>
+            </w:pPr>
+            <w:r>
+              <w:rPr>
+                <w:rFonts w:ascii="FangSong" w:eastAsia="FangSong" w:hAnsi="FangSong" w:hint="eastAsia"/>
+                <w:sz w:val="24"/>
+                <w:szCs w:val="24"/>
+              </w:rPr>
+              <w:t>第一，学术可行性较强。项目以</w:t>
+            </w:r>
+            <w:r>
+              <w:rPr>
+                <w:rFonts w:ascii="FangSong" w:eastAsia="FangSong" w:hAnsi="FangSong"/>
+                <w:sz w:val="24"/>
+                <w:szCs w:val="24"/>
+              </w:rPr>
+              <w:t>“</w:t>
+            </w:r>
+            <w:r>
+              <w:rPr>
+                <w:rFonts w:ascii="FangSong" w:eastAsia="FangSong" w:hAnsi="FangSong" w:hint="eastAsia"/>
+                <w:sz w:val="24"/>
+                <w:szCs w:val="24"/>
+              </w:rPr>
+              <w:t>王氏四种</w:t>
+            </w:r>
+            <w:r>
+              <w:rPr>
+                <w:rFonts w:ascii="FangSong" w:eastAsia="FangSong" w:hAnsi="FangSong"/>
+                <w:sz w:val="24"/>
+                <w:szCs w:val="24"/>
+              </w:rPr>
+              <w:t>”</w:t>
+            </w:r>
+            <w:r>
+              <w:rPr>
+                <w:rFonts w:ascii="FangSong" w:eastAsia="FangSong" w:hAnsi="FangSong" w:hint="eastAsia"/>
+                <w:sz w:val="24"/>
+                <w:szCs w:val="24"/>
+              </w:rPr>
+              <w:t>为边界，以单条考据案例为基本单位，材料边界清楚、对象集中、方法特征鲜明；同时坚持人工复核、术语审核和文献依据优先，符合训诂学和古典文献研究对可解释性与可复核性的要求。</w:t>
+            </w:r>
+          </w:p>
+          <w:p>
+            <w:pPr>
+              <w:ind w:firstLineChars="200" w:firstLine="480"/>
+              <w:rPr>
+                <w:rFonts w:ascii="FangSong" w:eastAsia="FangSong" w:hAnsi="FangSong" w:hint="eastAsia"/>
+                <w:sz w:val="24"/>
+                <w:szCs w:val="24"/>
+              </w:rPr>
+            </w:pPr>
+            <w:r>
+              <w:rPr>
+                <w:rFonts w:ascii="FangSong" w:eastAsia="FangSong" w:hAnsi="FangSong" w:hint="eastAsia"/>
+                <w:sz w:val="24"/>
+                <w:szCs w:val="24"/>
+              </w:rPr>
+              <w:t>第二，技术可行性较强。项目组已完成数据库字段规范、数据库结构评估和网站</w:t>
+            </w:r>
+            <w:r>
+              <w:rPr>
+                <w:rFonts w:ascii="FangSong" w:eastAsia="FangSong" w:hAnsi="FangSong"/>
+                <w:sz w:val="24"/>
+                <w:szCs w:val="24"/>
+              </w:rPr>
+              <w:t xml:space="preserve"> Demo </w:t>
+            </w:r>
+            <w:r>
+              <w:rPr>
+                <w:rFonts w:ascii="FangSong" w:eastAsia="FangSong" w:hAnsi="FangSong" w:hint="eastAsia"/>
+                <w:sz w:val="24"/>
+                <w:szCs w:val="24"/>
+              </w:rPr>
+              <w:t>原型。经</w:t>
+            </w:r>
+            <w:r>
+              <w:rPr>
+                <w:rFonts w:ascii="FangSong" w:eastAsia="FangSong" w:hAnsi="FangSong"/>
+                <w:sz w:val="24"/>
+                <w:szCs w:val="24"/>
+              </w:rPr>
+              <w:t xml:space="preserve"> 2026 </w:t>
+            </w:r>
+            <w:r>
+              <w:rPr>
+                <w:rFonts w:ascii="FangSong" w:eastAsia="FangSong" w:hAnsi="FangSong" w:hint="eastAsia"/>
+                <w:sz w:val="24"/>
+                <w:szCs w:val="24"/>
+              </w:rPr>
+              <w:t>年</w:t>
+            </w:r>
+            <w:r>
+              <w:rPr>
+                <w:rFonts w:ascii="FangSong" w:eastAsia="FangSong" w:hAnsi="FangSong"/>
+                <w:sz w:val="24"/>
+                <w:szCs w:val="24"/>
+              </w:rPr>
+              <w:t xml:space="preserve"> 4 </w:t>
+            </w:r>
+            <w:r>
+              <w:rPr>
+                <w:rFonts w:ascii="FangSong" w:eastAsia="FangSong" w:hAnsi="FangSong" w:hint="eastAsia"/>
+                <w:sz w:val="24"/>
+                <w:szCs w:val="24"/>
+              </w:rPr>
+              <w:t>月</w:t>
+            </w:r>
+            <w:r>
+              <w:rPr>
+                <w:rFonts w:ascii="FangSong" w:eastAsia="FangSong" w:hAnsi="FangSong"/>
+                <w:sz w:val="24"/>
+                <w:szCs w:val="24"/>
+              </w:rPr>
+              <w:t xml:space="preserve"> 5 </w:t>
+            </w:r>
+            <w:r>
+              <w:rPr>
+                <w:rFonts w:ascii="FangSong" w:eastAsia="FangSong" w:hAnsi="FangSong" w:hint="eastAsia"/>
+                <w:sz w:val="24"/>
+                <w:szCs w:val="24"/>
+              </w:rPr>
+              <w:t>日对</w:t>
+            </w:r>
+            <w:r>
+              <w:rPr>
+                <w:rFonts w:ascii="FangSong" w:eastAsia="FangSong" w:hAnsi="FangSong"/>
+                <w:sz w:val="24"/>
+                <w:szCs w:val="24"/>
+              </w:rPr>
+              <w:t xml:space="preserve"> Railway </w:t>
+            </w:r>
+            <w:r>
+              <w:rPr>
+                <w:rFonts w:ascii="FangSong" w:eastAsia="FangSong" w:hAnsi="FangSong" w:hint="eastAsia"/>
+                <w:sz w:val="24"/>
+                <w:szCs w:val="24"/>
+              </w:rPr>
+              <w:t>演示站点及其在线接口的核验，网站当前运行于</w:t>
+            </w:r>
+            <w:r>
+              <w:rPr>
+                <w:rFonts w:ascii="FangSong" w:eastAsia="FangSong" w:hAnsi="FangSong"/>
+                <w:sz w:val="24"/>
+                <w:szCs w:val="24"/>
+              </w:rPr>
+              <w:t xml:space="preserve">“SQLite </w:t>
+            </w:r>
+            <w:r>
+              <w:rPr>
+                <w:rFonts w:ascii="FangSong" w:eastAsia="FangSong" w:hAnsi="FangSong" w:hint="eastAsia"/>
+                <w:sz w:val="24"/>
+                <w:szCs w:val="24"/>
+              </w:rPr>
+              <w:t>实库</w:t>
+            </w:r>
+            <w:r>
+              <w:rPr>
+                <w:rFonts w:ascii="FangSong" w:eastAsia="FangSong" w:hAnsi="FangSong"/>
+                <w:sz w:val="24"/>
+                <w:szCs w:val="24"/>
+              </w:rPr>
+              <w:t>”</w:t>
+            </w:r>
+            <w:r>
+              <w:rPr>
+                <w:rFonts w:ascii="FangSong" w:eastAsia="FangSong" w:hAnsi="FangSong" w:hint="eastAsia"/>
+                <w:sz w:val="24"/>
+                <w:szCs w:val="24"/>
+              </w:rPr>
+              <w:t>数据源，已跑通快照数据接入与案例展示链路，并稳定提供</w:t>
+            </w:r>
+            <w:r>
+              <w:rPr>
+                <w:rFonts w:ascii="FangSong" w:eastAsia="FangSong" w:hAnsi="FangSong"/>
+                <w:sz w:val="24"/>
+                <w:szCs w:val="24"/>
+              </w:rPr>
+              <w:t xml:space="preserve"> 3385 </w:t>
+            </w:r>
+            <w:r>
+              <w:rPr>
+                <w:rFonts w:ascii="FangSong" w:eastAsia="FangSong" w:hAnsi="FangSong" w:hint="eastAsia"/>
+                <w:sz w:val="24"/>
+                <w:szCs w:val="24"/>
+              </w:rPr>
+              <w:t>条词条、</w:t>
+            </w:r>
+            <w:r>
+              <w:rPr>
+                <w:rFonts w:ascii="FangSong" w:eastAsia="FangSong" w:hAnsi="FangSong"/>
+                <w:sz w:val="24"/>
+                <w:szCs w:val="24"/>
+              </w:rPr>
+              <w:t xml:space="preserve">815 </w:t>
+            </w:r>
+            <w:r>
+              <w:rPr>
+                <w:rFonts w:ascii="FangSong" w:eastAsia="FangSong" w:hAnsi="FangSong" w:hint="eastAsia"/>
+                <w:sz w:val="24"/>
+                <w:szCs w:val="24"/>
+              </w:rPr>
+              <w:t>条案例和</w:t>
+            </w:r>
+            <w:r>
+              <w:rPr>
+                <w:rFonts w:ascii="FangSong" w:eastAsia="FangSong" w:hAnsi="FangSong"/>
+                <w:sz w:val="24"/>
+                <w:szCs w:val="24"/>
+              </w:rPr>
+              <w:t xml:space="preserve"> 7120 </w:t>
+            </w:r>
+            <w:r>
+              <w:rPr>
+                <w:rFonts w:ascii="FangSong" w:eastAsia="FangSong" w:hAnsi="FangSong" w:hint="eastAsia"/>
+                <w:sz w:val="24"/>
+                <w:szCs w:val="24"/>
+              </w:rPr>
+              <w:t>条证据记录的浏览与检索能力。其中词条已形成同义实词</w:t>
+            </w:r>
+            <w:r>
+              <w:rPr>
+                <w:rFonts w:ascii="FangSong" w:eastAsia="FangSong" w:hAnsi="FangSong"/>
+                <w:sz w:val="24"/>
+                <w:szCs w:val="24"/>
+              </w:rPr>
+              <w:t xml:space="preserve"> 1784 </w:t>
+            </w:r>
+            <w:r>
+              <w:rPr>
+                <w:rFonts w:ascii="FangSong" w:eastAsia="FangSong" w:hAnsi="FangSong" w:hint="eastAsia"/>
+                <w:sz w:val="24"/>
+                <w:szCs w:val="24"/>
+              </w:rPr>
+              <w:t>条、方言俗语</w:t>
+            </w:r>
+            <w:r>
+              <w:rPr>
+                <w:rFonts w:ascii="FangSong" w:eastAsia="FangSong" w:hAnsi="FangSong"/>
+                <w:sz w:val="24"/>
+                <w:szCs w:val="24"/>
+              </w:rPr>
+              <w:t xml:space="preserve"> 1124 </w:t>
+            </w:r>
+            <w:r>
+              <w:rPr>
+                <w:rFonts w:ascii="FangSong" w:eastAsia="FangSong" w:hAnsi="FangSong" w:hint="eastAsia"/>
+                <w:sz w:val="24"/>
+                <w:szCs w:val="24"/>
+              </w:rPr>
+              <w:t>条、</w:t>
+            </w:r>
+            <w:proofErr w:type="gramStart"/>
+            <w:r>
+              <w:rPr>
+                <w:rFonts w:ascii="FangSong" w:eastAsia="FangSong" w:hAnsi="FangSong" w:hint="eastAsia"/>
+                <w:sz w:val="24"/>
+                <w:szCs w:val="24"/>
+              </w:rPr>
+              <w:t>音训与通假</w:t>
             </w:r>
             <w:proofErr w:type="gramEnd"/>
             <w:r>
               <w:rPr>
-                <w:rFonts w:ascii="FangSong" w:eastAsia="FangSong" w:hAnsi="FangSong"/>
-                <w:sz w:val="24"/>
-                <w:szCs w:val="24"/>
-              </w:rPr>
-              <w:t>和结论状态作简要标记，以便后续比较不同案例的论证强弱</w:t>
-            </w:r>
+                <w:rFonts w:ascii="FangSong" w:eastAsia="FangSong" w:hAnsi="FangSong" w:hint="eastAsia"/>
+                <w:sz w:val="24"/>
+                <w:szCs w:val="24"/>
+              </w:rPr>
+              <w:t>字</w:t>
+            </w:r>
+            <w:r>
+              <w:rPr>
+                <w:rFonts w:ascii="FangSong" w:eastAsia="FangSong" w:hAnsi="FangSong"/>
+                <w:sz w:val="24"/>
+                <w:szCs w:val="24"/>
+              </w:rPr>
+              <w:t xml:space="preserve"> 477 </w:t>
+            </w:r>
+            <w:r>
+              <w:rPr>
+                <w:rFonts w:ascii="FangSong" w:eastAsia="FangSong" w:hAnsi="FangSong" w:hint="eastAsia"/>
+                <w:sz w:val="24"/>
+                <w:szCs w:val="24"/>
+              </w:rPr>
+              <w:t>条三类主要结构；对应网站使用的</w:t>
+            </w:r>
+            <w:r>
+              <w:rPr>
+                <w:rFonts w:ascii="FangSong" w:eastAsia="FangSong" w:hAnsi="FangSong"/>
+                <w:sz w:val="24"/>
+                <w:szCs w:val="24"/>
+              </w:rPr>
+              <w:t xml:space="preserve"> `</w:t>
+            </w:r>
+            <w:proofErr w:type="spellStart"/>
+            <w:r>
+              <w:rPr>
+                <w:rFonts w:ascii="FangSong" w:eastAsia="FangSong" w:hAnsi="FangSong"/>
+                <w:sz w:val="24"/>
+                <w:szCs w:val="24"/>
+              </w:rPr>
+              <w:t>sqlite-snapshot.json</w:t>
+            </w:r>
+            <w:proofErr w:type="spellEnd"/>
+            <w:r>
+              <w:rPr>
+                <w:rFonts w:ascii="FangSong" w:eastAsia="FangSong" w:hAnsi="FangSong"/>
+                <w:sz w:val="24"/>
+                <w:szCs w:val="24"/>
+              </w:rPr>
+              <w:t xml:space="preserve">` </w:t>
+            </w:r>
+            <w:r>
+              <w:rPr>
+                <w:rFonts w:ascii="FangSong" w:eastAsia="FangSong" w:hAnsi="FangSong" w:hint="eastAsia"/>
+                <w:sz w:val="24"/>
+                <w:szCs w:val="24"/>
+              </w:rPr>
+              <w:t>中，证据又可分为书证</w:t>
+            </w:r>
+            <w:r>
+              <w:rPr>
+                <w:rFonts w:ascii="FangSong" w:eastAsia="FangSong" w:hAnsi="FangSong"/>
+                <w:sz w:val="24"/>
+                <w:szCs w:val="24"/>
+              </w:rPr>
+              <w:t xml:space="preserve"> 3430 </w:t>
+            </w:r>
+            <w:r>
+              <w:rPr>
+                <w:rFonts w:ascii="FangSong" w:eastAsia="FangSong" w:hAnsi="FangSong" w:hint="eastAsia"/>
+                <w:sz w:val="24"/>
+                <w:szCs w:val="24"/>
+              </w:rPr>
+              <w:t>条、异文</w:t>
+            </w:r>
+            <w:r>
+              <w:rPr>
+                <w:rFonts w:ascii="FangSong" w:eastAsia="FangSong" w:hAnsi="FangSong"/>
+                <w:sz w:val="24"/>
+                <w:szCs w:val="24"/>
+              </w:rPr>
+              <w:t xml:space="preserve"> 1621 </w:t>
+            </w:r>
+            <w:r>
+              <w:rPr>
+                <w:rFonts w:ascii="FangSong" w:eastAsia="FangSong" w:hAnsi="FangSong" w:hint="eastAsia"/>
+                <w:sz w:val="24"/>
+                <w:szCs w:val="24"/>
+              </w:rPr>
+              <w:t>条、</w:t>
+            </w:r>
+            <w:proofErr w:type="gramStart"/>
+            <w:r>
+              <w:rPr>
+                <w:rFonts w:ascii="FangSong" w:eastAsia="FangSong" w:hAnsi="FangSong" w:hint="eastAsia"/>
+                <w:sz w:val="24"/>
+                <w:szCs w:val="24"/>
+              </w:rPr>
+              <w:t>声训</w:t>
+            </w:r>
+            <w:proofErr w:type="gramEnd"/>
+            <w:r>
+              <w:rPr>
+                <w:rFonts w:ascii="FangSong" w:eastAsia="FangSong" w:hAnsi="FangSong"/>
+                <w:sz w:val="24"/>
+                <w:szCs w:val="24"/>
+              </w:rPr>
+              <w:t xml:space="preserve"> 1022 </w:t>
+            </w:r>
+            <w:r>
+              <w:rPr>
+                <w:rFonts w:ascii="FangSong" w:eastAsia="FangSong" w:hAnsi="FangSong" w:hint="eastAsia"/>
+                <w:sz w:val="24"/>
+                <w:szCs w:val="24"/>
+              </w:rPr>
+              <w:t>条等。网站首页可直接展示《经义述闻</w:t>
+            </w:r>
+            <w:r>
+              <w:rPr>
+                <w:rFonts w:ascii="FangSong" w:eastAsia="FangSong" w:hAnsi="FangSong"/>
+                <w:sz w:val="24"/>
+                <w:szCs w:val="24"/>
+              </w:rPr>
+              <w:t>·</w:t>
+            </w:r>
+            <w:r>
+              <w:rPr>
+                <w:rFonts w:ascii="FangSong" w:eastAsia="FangSong" w:hAnsi="FangSong" w:hint="eastAsia"/>
+                <w:sz w:val="24"/>
+                <w:szCs w:val="24"/>
+              </w:rPr>
+              <w:t>左传下》</w:t>
+            </w:r>
+            <w:r>
+              <w:rPr>
+                <w:rFonts w:ascii="FangSong" w:eastAsia="FangSong" w:hAnsi="FangSong"/>
+                <w:sz w:val="24"/>
+                <w:szCs w:val="24"/>
+              </w:rPr>
+              <w:t>“</w:t>
+            </w:r>
+            <w:r>
+              <w:rPr>
+                <w:rFonts w:ascii="FangSong" w:eastAsia="FangSong" w:hAnsi="FangSong" w:hint="eastAsia"/>
+                <w:sz w:val="24"/>
+                <w:szCs w:val="24"/>
+              </w:rPr>
+              <w:t>造舟于河</w:t>
+            </w:r>
+            <w:r>
+              <w:rPr>
+                <w:rFonts w:ascii="FangSong" w:eastAsia="FangSong" w:hAnsi="FangSong"/>
+                <w:sz w:val="24"/>
+                <w:szCs w:val="24"/>
+              </w:rPr>
+              <w:t>”</w:t>
+            </w:r>
+            <w:r>
+              <w:rPr>
+                <w:rFonts w:ascii="FangSong" w:eastAsia="FangSong" w:hAnsi="FangSong" w:hint="eastAsia"/>
+                <w:sz w:val="24"/>
+                <w:szCs w:val="24"/>
+              </w:rPr>
+              <w:t>这一代表性案例，且当前网站已具备首页研究介绍、数据库说明、词条与案例试查、数据库浏览页、词条详情页、案例详情页等基本展示入口，说明从本地服务、数据快照到前端案例呈现的链条已经能够稳定跑通。这些现有基础的作用，不是作为未来效果指标，而是证明数据组织、分类逻辑和页面展示路</w:t>
+            </w:r>
+            <w:r>
+              <w:rPr>
+                <w:rFonts w:ascii="FangSong" w:eastAsia="FangSong" w:hAnsi="FangSong" w:hint="eastAsia"/>
+                <w:sz w:val="24"/>
+                <w:szCs w:val="24"/>
+              </w:rPr>
+              <w:lastRenderedPageBreak/>
+              <w:t>径已经能够跑通，系统实现并非空想。</w:t>
+            </w:r>
+          </w:p>
+          <w:p>
+            <w:pPr>
+              <w:ind w:firstLineChars="200" w:firstLine="480"/>
+              <w:rPr>
+                <w:rFonts w:ascii="FangSong" w:eastAsia="FangSong" w:hAnsi="FangSong" w:hint="eastAsia"/>
+                <w:sz w:val="24"/>
+                <w:szCs w:val="24"/>
+              </w:rPr>
+            </w:pPr>
+            <w:r>
+              <w:rPr>
+                <w:rFonts w:ascii="FangSong" w:eastAsia="FangSong" w:hAnsi="FangSong" w:hint="eastAsia"/>
+                <w:sz w:val="24"/>
+                <w:szCs w:val="24"/>
+              </w:rPr>
+              <w:t>第三，组织可行性较强。学术整理、技术实现和数据处理已有对应成员承担，前期讨论也已经形成了较清楚的任务链条。项目将按</w:t>
+            </w:r>
+            <w:r>
+              <w:rPr>
+                <w:rFonts w:ascii="FangSong" w:eastAsia="FangSong" w:hAnsi="FangSong"/>
+                <w:sz w:val="24"/>
+                <w:szCs w:val="24"/>
+              </w:rPr>
+              <w:t>“</w:t>
+            </w:r>
+            <w:r>
+              <w:rPr>
+                <w:rFonts w:ascii="FangSong" w:eastAsia="FangSong" w:hAnsi="FangSong" w:hint="eastAsia"/>
+                <w:sz w:val="24"/>
+                <w:szCs w:val="24"/>
+              </w:rPr>
+              <w:t>案例抽取</w:t>
+            </w:r>
+            <w:r>
+              <w:rPr>
+                <w:rFonts w:ascii="FangSong" w:eastAsia="FangSong" w:hAnsi="FangSong"/>
+                <w:sz w:val="24"/>
+                <w:szCs w:val="24"/>
+              </w:rPr>
+              <w:t xml:space="preserve"> - </w:t>
+            </w:r>
+            <w:r>
+              <w:rPr>
+                <w:rFonts w:ascii="FangSong" w:eastAsia="FangSong" w:hAnsi="FangSong" w:hint="eastAsia"/>
+                <w:sz w:val="24"/>
+                <w:szCs w:val="24"/>
+              </w:rPr>
+              <w:t>原文核对</w:t>
+            </w:r>
+            <w:r>
+              <w:rPr>
+                <w:rFonts w:ascii="FangSong" w:eastAsia="FangSong" w:hAnsi="FangSong"/>
+                <w:sz w:val="24"/>
+                <w:szCs w:val="24"/>
+              </w:rPr>
+              <w:t xml:space="preserve"> - </w:t>
+            </w:r>
+            <w:r>
+              <w:rPr>
+                <w:rFonts w:ascii="FangSong" w:eastAsia="FangSong" w:hAnsi="FangSong" w:hint="eastAsia"/>
+                <w:sz w:val="24"/>
+                <w:szCs w:val="24"/>
+              </w:rPr>
+              <w:t>字段录入</w:t>
+            </w:r>
+            <w:r>
+              <w:rPr>
+                <w:rFonts w:ascii="FangSong" w:eastAsia="FangSong" w:hAnsi="FangSong"/>
+                <w:sz w:val="24"/>
+                <w:szCs w:val="24"/>
+              </w:rPr>
+              <w:t xml:space="preserve"> - </w:t>
+            </w:r>
+            <w:r>
+              <w:rPr>
+                <w:rFonts w:ascii="FangSong" w:eastAsia="FangSong" w:hAnsi="FangSong" w:hint="eastAsia"/>
+                <w:sz w:val="24"/>
+                <w:szCs w:val="24"/>
+              </w:rPr>
+              <w:t>页面展示</w:t>
+            </w:r>
+            <w:r>
+              <w:rPr>
+                <w:rFonts w:ascii="FangSong" w:eastAsia="FangSong" w:hAnsi="FangSong"/>
+                <w:sz w:val="24"/>
+                <w:szCs w:val="24"/>
+              </w:rPr>
+              <w:t xml:space="preserve"> - </w:t>
+            </w:r>
+            <w:r>
+              <w:rPr>
+                <w:rFonts w:ascii="FangSong" w:eastAsia="FangSong" w:hAnsi="FangSong" w:hint="eastAsia"/>
+                <w:sz w:val="24"/>
+                <w:szCs w:val="24"/>
+              </w:rPr>
+              <w:t>人工复核</w:t>
+            </w:r>
+            <w:r>
+              <w:rPr>
+                <w:rFonts w:ascii="FangSong" w:eastAsia="FangSong" w:hAnsi="FangSong"/>
+                <w:sz w:val="24"/>
+                <w:szCs w:val="24"/>
+              </w:rPr>
+              <w:t>”</w:t>
+            </w:r>
+            <w:r>
+              <w:rPr>
+                <w:rFonts w:ascii="FangSong" w:eastAsia="FangSong" w:hAnsi="FangSong" w:hint="eastAsia"/>
+                <w:sz w:val="24"/>
+                <w:szCs w:val="24"/>
+              </w:rPr>
+              <w:t>的顺序推进，避免学术整理与技术实现脱节。</w:t>
+            </w:r>
+          </w:p>
+          <w:p>
+            <w:pPr>
+              <w:ind w:firstLineChars="200" w:firstLine="480"/>
+              <w:rPr>
+                <w:rFonts w:ascii="FangSong" w:eastAsia="FangSong" w:hAnsi="FangSong" w:hint="eastAsia"/>
+                <w:sz w:val="24"/>
+                <w:szCs w:val="24"/>
+              </w:rPr>
+            </w:pPr>
+            <w:r>
+              <w:rPr>
+                <w:rFonts w:ascii="FangSong" w:eastAsia="FangSong" w:hAnsi="FangSong" w:hint="eastAsia"/>
+                <w:sz w:val="24"/>
+                <w:szCs w:val="24"/>
+              </w:rPr>
+              <w:t>第四，时间可行性较强。项目将重点放在文本整理、案例结构化、数据库搭建和工具原型建设上。</w:t>
+            </w:r>
+            <w:r>
+              <w:rPr>
+                <w:rFonts w:ascii="FangSong" w:eastAsia="FangSong" w:hAnsi="FangSong"/>
+                <w:sz w:val="24"/>
+                <w:szCs w:val="24"/>
+              </w:rPr>
+              <w:t xml:space="preserve">A-C </w:t>
+            </w:r>
+            <w:r>
+              <w:rPr>
+                <w:rFonts w:ascii="FangSong" w:eastAsia="FangSong" w:hAnsi="FangSong" w:hint="eastAsia"/>
+                <w:sz w:val="24"/>
+                <w:szCs w:val="24"/>
+              </w:rPr>
+              <w:t>阶段均对应清楚的阶段产出，</w:t>
+            </w:r>
+            <w:r>
+              <w:rPr>
+                <w:rFonts w:ascii="FangSong" w:eastAsia="FangSong" w:hAnsi="FangSong"/>
+                <w:sz w:val="24"/>
+                <w:szCs w:val="24"/>
+              </w:rPr>
+              <w:t xml:space="preserve">D </w:t>
+            </w:r>
+            <w:r>
+              <w:rPr>
+                <w:rFonts w:ascii="FangSong" w:eastAsia="FangSong" w:hAnsi="FangSong" w:hint="eastAsia"/>
+                <w:sz w:val="24"/>
+                <w:szCs w:val="24"/>
+              </w:rPr>
+              <w:t>阶段仅保留为探索性延伸，这种安排更符合本科项目周期，也更有利于形成稳定的阶段性成果。</w:t>
+            </w:r>
+          </w:p>
+          <w:p>
+            <w:pPr>
+              <w:pStyle w:val="3"/>
+              <w:rPr>
+                <w:rFonts w:ascii="FangSong" w:eastAsia="FangSong" w:hAnsi="FangSong" w:hint="eastAsia"/>
+              </w:rPr>
+            </w:pPr>
+            <w:r>
+              <w:rPr>
+                <w:rFonts w:ascii="FangSong" w:eastAsia="FangSong" w:hAnsi="FangSong"/>
+              </w:rPr>
+              <w:t xml:space="preserve">7. </w:t>
+            </w:r>
+            <w:r>
+              <w:rPr>
+                <w:rFonts w:ascii="FangSong" w:eastAsia="FangSong" w:hAnsi="FangSong" w:hint="eastAsia"/>
+              </w:rPr>
+              <w:t>风险与应对</w:t>
+            </w:r>
+          </w:p>
+          <w:p>
+            <w:pPr>
+              <w:ind w:firstLineChars="200" w:firstLine="480"/>
+              <w:rPr>
+                <w:rFonts w:ascii="FangSong" w:eastAsia="FangSong" w:hAnsi="FangSong" w:hint="eastAsia"/>
+                <w:sz w:val="24"/>
+                <w:szCs w:val="24"/>
+              </w:rPr>
+            </w:pPr>
+            <w:r>
+              <w:rPr>
+                <w:rFonts w:ascii="FangSong" w:eastAsia="FangSong" w:hAnsi="FangSong"/>
+                <w:sz w:val="24"/>
+                <w:szCs w:val="24"/>
+              </w:rPr>
+              <w:t xml:space="preserve">1. </w:t>
+            </w:r>
+            <w:r>
+              <w:rPr>
+                <w:rFonts w:ascii="FangSong" w:eastAsia="FangSong" w:hAnsi="FangSong" w:hint="eastAsia"/>
+                <w:sz w:val="24"/>
+                <w:szCs w:val="24"/>
+              </w:rPr>
+              <w:t>文本质量不一。部分材料可能存在</w:t>
+            </w:r>
+            <w:r>
+              <w:rPr>
+                <w:rFonts w:ascii="FangSong" w:eastAsia="FangSong" w:hAnsi="FangSong"/>
+                <w:sz w:val="24"/>
+                <w:szCs w:val="24"/>
+              </w:rPr>
+              <w:t xml:space="preserve"> OCR </w:t>
+            </w:r>
+            <w:r>
+              <w:rPr>
+                <w:rFonts w:ascii="FangSong" w:eastAsia="FangSong" w:hAnsi="FangSong" w:hint="eastAsia"/>
+                <w:sz w:val="24"/>
+                <w:szCs w:val="24"/>
+              </w:rPr>
+              <w:t>误差或版本差异。对此，项目将优先保留出处信息和原文片段，逐步精修，不以一次录入即达到最终标准为前提。</w:t>
+            </w:r>
+          </w:p>
+          <w:p>
+            <w:pPr>
+              <w:ind w:firstLineChars="200" w:firstLine="480"/>
+              <w:rPr>
+                <w:rFonts w:ascii="FangSong" w:eastAsia="FangSong" w:hAnsi="FangSong" w:hint="eastAsia"/>
+                <w:sz w:val="24"/>
+                <w:szCs w:val="24"/>
+              </w:rPr>
+            </w:pPr>
+            <w:r>
+              <w:rPr>
+                <w:rFonts w:ascii="FangSong" w:eastAsia="FangSong" w:hAnsi="FangSong"/>
+                <w:sz w:val="24"/>
+                <w:szCs w:val="24"/>
+              </w:rPr>
+              <w:t xml:space="preserve">2. </w:t>
+            </w:r>
+            <w:r>
+              <w:rPr>
+                <w:rFonts w:ascii="FangSong" w:eastAsia="FangSong" w:hAnsi="FangSong" w:hint="eastAsia"/>
+                <w:sz w:val="24"/>
+                <w:szCs w:val="24"/>
+              </w:rPr>
+              <w:t>结构拆解存在主观性。不同成员对同一案例的五环节划分可能出现差异。对此将通过标注说明、术语口径和集体复核机制降低偏差，并保留必要的备注</w:t>
+            </w:r>
+            <w:proofErr w:type="gramStart"/>
+            <w:r>
+              <w:rPr>
+                <w:rFonts w:ascii="FangSong" w:eastAsia="FangSong" w:hAnsi="FangSong" w:hint="eastAsia"/>
+                <w:sz w:val="24"/>
+                <w:szCs w:val="24"/>
+              </w:rPr>
+              <w:t>与待核状态</w:t>
+            </w:r>
+            <w:proofErr w:type="gramEnd"/>
             <w:r>
               <w:rPr>
                 <w:rFonts w:ascii="FangSong" w:eastAsia="FangSong" w:hAnsi="FangSong" w:hint="eastAsia"/>
@@ -10673,534 +12762,6 @@
               <w:ind w:firstLineChars="200" w:firstLine="480"/>
               <w:rPr>
                 <w:rFonts w:ascii="FangSong" w:eastAsia="FangSong" w:hAnsi="FangSong" w:hint="eastAsia"/>
-                <w:sz w:val="24"/>
-                <w:szCs w:val="24"/>
-              </w:rPr>
-            </w:pPr>
-            <w:r>
-              <w:rPr>
-                <w:rFonts w:ascii="FangSong" w:eastAsia="FangSong" w:hAnsi="FangSong" w:hint="eastAsia"/>
-                <w:sz w:val="24"/>
-                <w:szCs w:val="24"/>
-              </w:rPr>
-              <w:t>3.训诂与音义关系分析。围绕讹字、通假、因声求义、联绵词、虚词释读、句法辨析等问题，结合字形、音读、语境和书证做细读比较，以保证同类问题能够形成方法归纳。</w:t>
-            </w:r>
-          </w:p>
-          <w:p>
-            <w:pPr>
-              <w:ind w:firstLineChars="200" w:firstLine="480"/>
-              <w:rPr>
-                <w:rFonts w:ascii="FangSong" w:eastAsia="FangSong" w:hAnsi="FangSong" w:hint="eastAsia"/>
-                <w:sz w:val="24"/>
-                <w:szCs w:val="24"/>
-              </w:rPr>
-            </w:pPr>
-            <w:r>
-              <w:rPr>
-                <w:rFonts w:ascii="FangSong" w:eastAsia="FangSong" w:hAnsi="FangSong"/>
-                <w:sz w:val="24"/>
-                <w:szCs w:val="24"/>
-              </w:rPr>
-              <w:t xml:space="preserve">4. </w:t>
-            </w:r>
-            <w:r>
-              <w:rPr>
-                <w:rFonts w:ascii="FangSong" w:eastAsia="FangSong" w:hAnsi="FangSong" w:hint="eastAsia"/>
-                <w:sz w:val="24"/>
-                <w:szCs w:val="24"/>
-              </w:rPr>
-              <w:t>分类归纳。把同类问题放在一起看，比较它们的共性与差异，以支撑后续专题整理说明。</w:t>
-            </w:r>
-          </w:p>
-          <w:p>
-            <w:pPr>
-              <w:ind w:firstLineChars="200" w:firstLine="480"/>
-              <w:rPr>
-                <w:rFonts w:ascii="FangSong" w:eastAsia="FangSong" w:hAnsi="FangSong" w:hint="eastAsia"/>
-                <w:sz w:val="24"/>
-                <w:szCs w:val="24"/>
-              </w:rPr>
-            </w:pPr>
-            <w:r>
-              <w:rPr>
-                <w:rFonts w:ascii="FangSong" w:eastAsia="FangSong" w:hAnsi="FangSong"/>
-                <w:sz w:val="24"/>
-                <w:szCs w:val="24"/>
-              </w:rPr>
-              <w:t xml:space="preserve">5. </w:t>
-            </w:r>
-            <w:r>
-              <w:rPr>
-                <w:rFonts w:ascii="FangSong" w:eastAsia="FangSong" w:hAnsi="FangSong" w:hint="eastAsia"/>
-                <w:sz w:val="24"/>
-                <w:szCs w:val="24"/>
-              </w:rPr>
-              <w:t>数据建模与原型开发。把已整理的著作、片段、词条、案例和证据</w:t>
-            </w:r>
-            <w:proofErr w:type="gramStart"/>
-            <w:r>
-              <w:rPr>
-                <w:rFonts w:ascii="FangSong" w:eastAsia="FangSong" w:hAnsi="FangSong" w:hint="eastAsia"/>
-                <w:sz w:val="24"/>
-                <w:szCs w:val="24"/>
-              </w:rPr>
-              <w:t>按稳定</w:t>
-            </w:r>
-            <w:proofErr w:type="gramEnd"/>
-            <w:r>
-              <w:rPr>
-                <w:rFonts w:ascii="FangSong" w:eastAsia="FangSong" w:hAnsi="FangSong" w:hint="eastAsia"/>
-                <w:sz w:val="24"/>
-                <w:szCs w:val="24"/>
-              </w:rPr>
-              <w:t>关系接起来，再用可运行的原型反过来检验字段和流程是否足以支撑研究展示。</w:t>
-            </w:r>
-          </w:p>
-          <w:p>
-            <w:pPr>
-              <w:ind w:firstLineChars="200" w:firstLine="480"/>
-              <w:rPr>
-                <w:rFonts w:ascii="FangSong" w:eastAsia="FangSong" w:hAnsi="FangSong" w:hint="eastAsia"/>
-                <w:sz w:val="24"/>
-                <w:szCs w:val="24"/>
-              </w:rPr>
-            </w:pPr>
-            <w:r>
-              <w:rPr>
-                <w:rFonts w:ascii="FangSong" w:eastAsia="FangSong" w:hAnsi="FangSong"/>
-                <w:sz w:val="24"/>
-                <w:szCs w:val="24"/>
-              </w:rPr>
-              <w:t xml:space="preserve">6. </w:t>
-            </w:r>
-            <w:r>
-              <w:rPr>
-                <w:rFonts w:ascii="FangSong" w:eastAsia="FangSong" w:hAnsi="FangSong" w:hint="eastAsia"/>
-                <w:sz w:val="24"/>
-                <w:szCs w:val="24"/>
-              </w:rPr>
-              <w:t>人工复核优先。任何自动处理或程序辅助都只作为整理工具，不替代最终学术判断；涉及疑难归类和结论确认时，以人工核校为准。</w:t>
-            </w:r>
-          </w:p>
-          <w:p>
-            <w:pPr>
-              <w:pStyle w:val="3"/>
-              <w:rPr>
-                <w:rFonts w:ascii="FangSong" w:eastAsia="FangSong" w:hAnsi="FangSong" w:hint="eastAsia"/>
-              </w:rPr>
-            </w:pPr>
-            <w:r>
-              <w:rPr>
-                <w:rFonts w:ascii="FangSong" w:eastAsia="FangSong" w:hAnsi="FangSong"/>
-              </w:rPr>
-              <w:t xml:space="preserve">5. </w:t>
-            </w:r>
-            <w:r>
-              <w:rPr>
-                <w:rFonts w:ascii="FangSong" w:eastAsia="FangSong" w:hAnsi="FangSong" w:hint="eastAsia"/>
-              </w:rPr>
-              <w:t>技术路线与实施步骤</w:t>
-            </w:r>
-          </w:p>
-          <w:p>
-            <w:pPr>
-              <w:ind w:firstLineChars="200" w:firstLine="480"/>
-              <w:rPr>
-                <w:rFonts w:ascii="FangSong" w:eastAsia="FangSong" w:hAnsi="FangSong" w:hint="eastAsia"/>
-                <w:sz w:val="24"/>
-                <w:szCs w:val="24"/>
-              </w:rPr>
-            </w:pPr>
-            <w:r>
-              <w:rPr>
-                <w:rFonts w:ascii="FangSong" w:eastAsia="FangSong" w:hAnsi="FangSong" w:hint="eastAsia"/>
-                <w:sz w:val="24"/>
-                <w:szCs w:val="24"/>
-              </w:rPr>
-              <w:t>结合当前项目基础，实施步骤拟分四阶段推进，每一阶段都对应明确任务、产出与完成标志。</w:t>
-            </w:r>
-          </w:p>
-          <w:p>
-            <w:pPr>
-              <w:pStyle w:val="4"/>
-              <w:rPr>
-                <w:rFonts w:ascii="FangSong" w:eastAsia="FangSong" w:hAnsi="FangSong" w:hint="eastAsia"/>
-                <w:sz w:val="24"/>
-                <w:szCs w:val="24"/>
-              </w:rPr>
-            </w:pPr>
-            <w:r>
-              <w:rPr>
-                <w:rFonts w:ascii="FangSong" w:eastAsia="FangSong" w:hAnsi="FangSong" w:hint="eastAsia"/>
-                <w:sz w:val="24"/>
-                <w:szCs w:val="24"/>
-              </w:rPr>
-              <w:t>阶段</w:t>
-            </w:r>
-            <w:r>
-              <w:rPr>
-                <w:rFonts w:ascii="FangSong" w:eastAsia="FangSong" w:hAnsi="FangSong"/>
-                <w:sz w:val="24"/>
-                <w:szCs w:val="24"/>
-              </w:rPr>
-              <w:t xml:space="preserve"> A</w:t>
-            </w:r>
-            <w:r>
-              <w:rPr>
-                <w:rFonts w:ascii="FangSong" w:eastAsia="FangSong" w:hAnsi="FangSong" w:hint="eastAsia"/>
-                <w:sz w:val="24"/>
-                <w:szCs w:val="24"/>
-              </w:rPr>
-              <w:t>：数据准备与规则确定</w:t>
-            </w:r>
-          </w:p>
-          <w:p>
-            <w:pPr>
-              <w:ind w:firstLineChars="200" w:firstLine="480"/>
-              <w:rPr>
-                <w:rFonts w:ascii="FangSong" w:eastAsia="FangSong" w:hAnsi="FangSong" w:hint="eastAsia"/>
-                <w:sz w:val="24"/>
-                <w:szCs w:val="24"/>
-              </w:rPr>
-            </w:pPr>
-            <w:r>
-              <w:rPr>
-                <w:rFonts w:ascii="FangSong" w:eastAsia="FangSong" w:hAnsi="FangSong" w:hint="eastAsia"/>
-                <w:sz w:val="24"/>
-                <w:szCs w:val="24"/>
-              </w:rPr>
-              <w:t>主要任务：</w:t>
-            </w:r>
-          </w:p>
-          <w:p>
-            <w:pPr>
-              <w:ind w:firstLineChars="200" w:firstLine="480"/>
-              <w:rPr>
-                <w:rFonts w:ascii="FangSong" w:eastAsia="FangSong" w:hAnsi="FangSong" w:hint="eastAsia"/>
-                <w:sz w:val="24"/>
-                <w:szCs w:val="24"/>
-              </w:rPr>
-            </w:pPr>
-            <w:r>
-              <w:rPr>
-                <w:rFonts w:ascii="FangSong" w:eastAsia="FangSong" w:hAnsi="FangSong"/>
-                <w:sz w:val="24"/>
-                <w:szCs w:val="24"/>
-              </w:rPr>
-              <w:t xml:space="preserve">1. </w:t>
-            </w:r>
-            <w:r>
-              <w:rPr>
-                <w:rFonts w:ascii="FangSong" w:eastAsia="FangSong" w:hAnsi="FangSong" w:hint="eastAsia"/>
-                <w:sz w:val="24"/>
-                <w:szCs w:val="24"/>
-              </w:rPr>
-              <w:t>清理现有</w:t>
-            </w:r>
-            <w:r>
-              <w:rPr>
-                <w:rFonts w:ascii="FangSong" w:eastAsia="FangSong" w:hAnsi="FangSong"/>
-                <w:sz w:val="24"/>
-                <w:szCs w:val="24"/>
-              </w:rPr>
-              <w:t xml:space="preserve"> Word</w:t>
-            </w:r>
-            <w:r>
-              <w:rPr>
-                <w:rFonts w:ascii="FangSong" w:eastAsia="FangSong" w:hAnsi="FangSong" w:hint="eastAsia"/>
-                <w:sz w:val="24"/>
-                <w:szCs w:val="24"/>
-              </w:rPr>
-              <w:t>、</w:t>
-            </w:r>
-            <w:r>
-              <w:rPr>
-                <w:rFonts w:ascii="FangSong" w:eastAsia="FangSong" w:hAnsi="FangSong"/>
-                <w:sz w:val="24"/>
-                <w:szCs w:val="24"/>
-              </w:rPr>
-              <w:t xml:space="preserve">Markdown </w:t>
-            </w:r>
-            <w:r>
-              <w:rPr>
-                <w:rFonts w:ascii="FangSong" w:eastAsia="FangSong" w:hAnsi="FangSong" w:hint="eastAsia"/>
-                <w:sz w:val="24"/>
-                <w:szCs w:val="24"/>
-              </w:rPr>
-              <w:t>等材料，统一底本与出处口径。</w:t>
-            </w:r>
-          </w:p>
-          <w:p>
-            <w:pPr>
-              <w:ind w:firstLineChars="200" w:firstLine="480"/>
-              <w:rPr>
-                <w:rFonts w:ascii="FangSong" w:eastAsia="FangSong" w:hAnsi="FangSong" w:hint="eastAsia"/>
-                <w:sz w:val="24"/>
-                <w:szCs w:val="24"/>
-              </w:rPr>
-            </w:pPr>
-            <w:r>
-              <w:rPr>
-                <w:rFonts w:ascii="FangSong" w:eastAsia="FangSong" w:hAnsi="FangSong"/>
-                <w:sz w:val="24"/>
-                <w:szCs w:val="24"/>
-              </w:rPr>
-              <w:t xml:space="preserve">2. </w:t>
-            </w:r>
-            <w:r>
-              <w:rPr>
-                <w:rFonts w:ascii="FangSong" w:eastAsia="FangSong" w:hAnsi="FangSong" w:hint="eastAsia"/>
-                <w:sz w:val="24"/>
-                <w:szCs w:val="24"/>
-              </w:rPr>
-              <w:t>明确著作、片段、词条、案例、证据五类核心对象及其关系。</w:t>
-            </w:r>
-          </w:p>
-          <w:p>
-            <w:pPr>
-              <w:ind w:firstLineChars="200" w:firstLine="480"/>
-              <w:rPr>
-                <w:rFonts w:ascii="FangSong" w:eastAsia="FangSong" w:hAnsi="FangSong" w:hint="eastAsia"/>
-                <w:sz w:val="24"/>
-                <w:szCs w:val="24"/>
-              </w:rPr>
-            </w:pPr>
-            <w:r>
-              <w:rPr>
-                <w:rFonts w:ascii="FangSong" w:eastAsia="FangSong" w:hAnsi="FangSong"/>
-                <w:sz w:val="24"/>
-                <w:szCs w:val="24"/>
-              </w:rPr>
-              <w:t>3. 统一案例记录格式、出处标记方式和术语口径，形成五环节基础标注办法，并初步明确取证效度、</w:t>
-            </w:r>
-            <w:proofErr w:type="gramStart"/>
-            <w:r>
-              <w:rPr>
-                <w:rFonts w:ascii="FangSong" w:eastAsia="FangSong" w:hAnsi="FangSong"/>
-                <w:sz w:val="24"/>
-                <w:szCs w:val="24"/>
-              </w:rPr>
-              <w:t>释理充分性</w:t>
-            </w:r>
-            <w:proofErr w:type="gramEnd"/>
-            <w:r>
-              <w:rPr>
-                <w:rFonts w:ascii="FangSong" w:eastAsia="FangSong" w:hAnsi="FangSong"/>
-                <w:sz w:val="24"/>
-                <w:szCs w:val="24"/>
-              </w:rPr>
-              <w:t>和结论状态的记录口径。</w:t>
-            </w:r>
-          </w:p>
-          <w:p>
-            <w:pPr>
-              <w:ind w:firstLineChars="200" w:firstLine="480"/>
-              <w:rPr>
-                <w:rFonts w:ascii="FangSong" w:eastAsia="FangSong" w:hAnsi="FangSong" w:hint="eastAsia"/>
-                <w:sz w:val="24"/>
-                <w:szCs w:val="24"/>
-              </w:rPr>
-            </w:pPr>
-            <w:r>
-              <w:rPr>
-                <w:rFonts w:ascii="FangSong" w:eastAsia="FangSong" w:hAnsi="FangSong"/>
-                <w:sz w:val="24"/>
-                <w:szCs w:val="24"/>
-              </w:rPr>
-              <w:t xml:space="preserve">4. </w:t>
-            </w:r>
-            <w:r>
-              <w:rPr>
-                <w:rFonts w:ascii="FangSong" w:eastAsia="FangSong" w:hAnsi="FangSong" w:hint="eastAsia"/>
-                <w:sz w:val="24"/>
-                <w:szCs w:val="24"/>
-              </w:rPr>
-              <w:t>形成首批代表性案例清单和问题类型划分口径。</w:t>
-            </w:r>
-          </w:p>
-          <w:p>
-            <w:pPr>
-              <w:ind w:firstLineChars="200" w:firstLine="480"/>
-              <w:rPr>
-                <w:rFonts w:ascii="FangSong" w:eastAsia="FangSong" w:hAnsi="FangSong" w:hint="eastAsia"/>
-                <w:sz w:val="24"/>
-                <w:szCs w:val="24"/>
-              </w:rPr>
-            </w:pPr>
-            <w:r>
-              <w:rPr>
-                <w:rFonts w:ascii="FangSong" w:eastAsia="FangSong" w:hAnsi="FangSong" w:hint="eastAsia"/>
-                <w:sz w:val="24"/>
-                <w:szCs w:val="24"/>
-              </w:rPr>
-              <w:t>阶段产出：</w:t>
-            </w:r>
-          </w:p>
-          <w:p>
-            <w:pPr>
-              <w:ind w:firstLineChars="200" w:firstLine="480"/>
-              <w:rPr>
-                <w:rFonts w:ascii="FangSong" w:eastAsia="FangSong" w:hAnsi="FangSong" w:hint="eastAsia"/>
-                <w:sz w:val="24"/>
-                <w:szCs w:val="24"/>
-              </w:rPr>
-            </w:pPr>
-            <w:r>
-              <w:rPr>
-                <w:rFonts w:ascii="FangSong" w:eastAsia="FangSong" w:hAnsi="FangSong" w:hint="eastAsia"/>
-                <w:sz w:val="24"/>
-                <w:szCs w:val="24"/>
-              </w:rPr>
-              <w:t>案例模板与字段规范。</w:t>
-            </w:r>
-          </w:p>
-          <w:p>
-            <w:pPr>
-              <w:ind w:firstLineChars="200" w:firstLine="480"/>
-              <w:rPr>
-                <w:rFonts w:ascii="FangSong" w:eastAsia="FangSong" w:hAnsi="FangSong" w:hint="eastAsia"/>
-                <w:sz w:val="24"/>
-                <w:szCs w:val="24"/>
-              </w:rPr>
-            </w:pPr>
-            <w:r>
-              <w:rPr>
-                <w:rFonts w:ascii="FangSong" w:eastAsia="FangSong" w:hAnsi="FangSong" w:hint="eastAsia"/>
-                <w:sz w:val="24"/>
-                <w:szCs w:val="24"/>
-              </w:rPr>
-              <w:t>首批案例清单。</w:t>
-            </w:r>
-          </w:p>
-          <w:p>
-            <w:pPr>
-              <w:ind w:firstLineChars="200" w:firstLine="480"/>
-              <w:rPr>
-                <w:rFonts w:ascii="FangSong" w:eastAsia="FangSong" w:hAnsi="FangSong" w:hint="eastAsia"/>
-                <w:sz w:val="24"/>
-                <w:szCs w:val="24"/>
-              </w:rPr>
-            </w:pPr>
-            <w:r>
-              <w:rPr>
-                <w:rFonts w:ascii="FangSong" w:eastAsia="FangSong" w:hAnsi="FangSong" w:hint="eastAsia"/>
-                <w:sz w:val="24"/>
-                <w:szCs w:val="24"/>
-              </w:rPr>
-              <w:t>数据库结构说明。</w:t>
-            </w:r>
-          </w:p>
-          <w:p>
-            <w:pPr>
-              <w:pStyle w:val="4"/>
-              <w:rPr>
-                <w:rFonts w:ascii="FangSong" w:eastAsia="FangSong" w:hAnsi="FangSong" w:hint="eastAsia"/>
-                <w:sz w:val="24"/>
-                <w:szCs w:val="24"/>
-              </w:rPr>
-            </w:pPr>
-            <w:r>
-              <w:rPr>
-                <w:rFonts w:ascii="FangSong" w:eastAsia="FangSong" w:hAnsi="FangSong" w:hint="eastAsia"/>
-                <w:sz w:val="24"/>
-                <w:szCs w:val="24"/>
-              </w:rPr>
-              <w:t>阶段</w:t>
-            </w:r>
-            <w:r>
-              <w:rPr>
-                <w:rFonts w:ascii="FangSong" w:eastAsia="FangSong" w:hAnsi="FangSong"/>
-                <w:sz w:val="24"/>
-                <w:szCs w:val="24"/>
-              </w:rPr>
-              <w:t xml:space="preserve"> B</w:t>
-            </w:r>
-            <w:r>
-              <w:rPr>
-                <w:rFonts w:ascii="FangSong" w:eastAsia="FangSong" w:hAnsi="FangSong" w:hint="eastAsia"/>
-                <w:sz w:val="24"/>
-                <w:szCs w:val="24"/>
-              </w:rPr>
-              <w:t>：基础语料录入与检索原型</w:t>
-            </w:r>
-          </w:p>
-          <w:p>
-            <w:pPr>
-              <w:ind w:firstLineChars="200" w:firstLine="480"/>
-              <w:rPr>
-                <w:rFonts w:ascii="FangSong" w:eastAsia="FangSong" w:hAnsi="FangSong" w:hint="eastAsia"/>
-                <w:sz w:val="24"/>
-                <w:szCs w:val="24"/>
-              </w:rPr>
-            </w:pPr>
-            <w:r>
-              <w:rPr>
-                <w:rFonts w:ascii="FangSong" w:eastAsia="FangSong" w:hAnsi="FangSong" w:hint="eastAsia"/>
-                <w:sz w:val="24"/>
-                <w:szCs w:val="24"/>
-              </w:rPr>
-              <w:t>主要任务：</w:t>
-            </w:r>
-          </w:p>
-          <w:p>
-            <w:pPr>
-              <w:ind w:firstLineChars="200" w:firstLine="480"/>
-              <w:rPr>
-                <w:rFonts w:ascii="FangSong" w:eastAsia="FangSong" w:hAnsi="FangSong" w:hint="eastAsia"/>
-                <w:sz w:val="24"/>
-                <w:szCs w:val="24"/>
-              </w:rPr>
-            </w:pPr>
-            <w:r>
-              <w:rPr>
-                <w:rFonts w:ascii="FangSong" w:eastAsia="FangSong" w:hAnsi="FangSong"/>
-                <w:sz w:val="24"/>
-                <w:szCs w:val="24"/>
-              </w:rPr>
-              <w:t xml:space="preserve">1. </w:t>
-            </w:r>
-            <w:r>
-              <w:rPr>
-                <w:rFonts w:ascii="FangSong" w:eastAsia="FangSong" w:hAnsi="FangSong" w:hint="eastAsia"/>
-                <w:sz w:val="24"/>
-                <w:szCs w:val="24"/>
-              </w:rPr>
-              <w:t>录入首批代表性著作信息、文本片段和案例数据。</w:t>
-            </w:r>
-          </w:p>
-          <w:p>
-            <w:pPr>
-              <w:ind w:firstLineChars="200" w:firstLine="480"/>
-              <w:rPr>
-                <w:rFonts w:ascii="FangSong" w:eastAsia="FangSong" w:hAnsi="FangSong" w:hint="eastAsia"/>
-                <w:sz w:val="24"/>
-                <w:szCs w:val="24"/>
-              </w:rPr>
-            </w:pPr>
-            <w:r>
-              <w:rPr>
-                <w:rFonts w:ascii="FangSong" w:eastAsia="FangSong" w:hAnsi="FangSong"/>
-                <w:sz w:val="24"/>
-                <w:szCs w:val="24"/>
-              </w:rPr>
-              <w:t xml:space="preserve">2. </w:t>
-            </w:r>
-            <w:r>
-              <w:rPr>
-                <w:rFonts w:ascii="FangSong" w:eastAsia="FangSong" w:hAnsi="FangSong" w:hint="eastAsia"/>
-                <w:sz w:val="24"/>
-                <w:szCs w:val="24"/>
-              </w:rPr>
-              <w:t>建立词条、案例、证据之间的基本连接关系。</w:t>
-            </w:r>
-          </w:p>
-          <w:p>
-            <w:pPr>
-              <w:ind w:firstLineChars="200" w:firstLine="480"/>
-              <w:rPr>
-                <w:rFonts w:ascii="FangSong" w:eastAsia="FangSong" w:hAnsi="FangSong" w:hint="eastAsia"/>
-                <w:sz w:val="24"/>
-                <w:szCs w:val="24"/>
               </w:rPr>
             </w:pPr>
             <w:r>
@@ -11217,614 +12778,39 @@
                 <w:sz w:val="24"/>
                 <w:szCs w:val="24"/>
               </w:rPr>
-              <w:t>完成知识库</w:t>
-            </w:r>
-            <w:r>
-              <w:rPr>
-                <w:rFonts w:ascii="FangSong" w:eastAsia="FangSong" w:hAnsi="FangSong"/>
-                <w:sz w:val="24"/>
-                <w:szCs w:val="24"/>
-              </w:rPr>
-              <w:t xml:space="preserve"> Demo </w:t>
-            </w:r>
-            <w:r>
-              <w:rPr>
-                <w:rFonts w:ascii="FangSong" w:eastAsia="FangSong" w:hAnsi="FangSong" w:hint="eastAsia"/>
-                <w:sz w:val="24"/>
-                <w:szCs w:val="24"/>
-              </w:rPr>
-              <w:t>中的基础检索、统计和案例浏览功能。</w:t>
-            </w:r>
-          </w:p>
-          <w:p>
-            <w:pPr>
-              <w:ind w:firstLineChars="200" w:firstLine="480"/>
-              <w:rPr>
-                <w:rFonts w:ascii="FangSong" w:eastAsia="FangSong" w:hAnsi="FangSong" w:hint="eastAsia"/>
-                <w:sz w:val="24"/>
-                <w:szCs w:val="24"/>
-              </w:rPr>
-            </w:pPr>
-            <w:r>
-              <w:rPr>
-                <w:rFonts w:ascii="FangSong" w:eastAsia="FangSong" w:hAnsi="FangSong"/>
-                <w:sz w:val="24"/>
-                <w:szCs w:val="24"/>
-              </w:rPr>
-              <w:t xml:space="preserve">4. </w:t>
-            </w:r>
-            <w:r>
-              <w:rPr>
-                <w:rFonts w:ascii="FangSong" w:eastAsia="FangSong" w:hAnsi="FangSong" w:hint="eastAsia"/>
-                <w:sz w:val="24"/>
-                <w:szCs w:val="24"/>
-              </w:rPr>
-              <w:t>以若干代表性案例检验案例、出处与五环节说明能否清楚对应。</w:t>
-            </w:r>
-          </w:p>
-          <w:p>
-            <w:pPr>
-              <w:ind w:firstLineChars="200" w:firstLine="480"/>
-              <w:rPr>
-                <w:rFonts w:ascii="FangSong" w:eastAsia="FangSong" w:hAnsi="FangSong" w:hint="eastAsia"/>
-                <w:sz w:val="24"/>
-                <w:szCs w:val="24"/>
-              </w:rPr>
-            </w:pPr>
-            <w:r>
-              <w:rPr>
-                <w:rFonts w:ascii="FangSong" w:eastAsia="FangSong" w:hAnsi="FangSong" w:hint="eastAsia"/>
-                <w:sz w:val="24"/>
-                <w:szCs w:val="24"/>
-              </w:rPr>
-              <w:t>阶段产出：</w:t>
-            </w:r>
-          </w:p>
-          <w:p>
-            <w:pPr>
-              <w:ind w:firstLineChars="200" w:firstLine="480"/>
-              <w:rPr>
-                <w:rFonts w:ascii="FangSong" w:eastAsia="FangSong" w:hAnsi="FangSong" w:hint="eastAsia"/>
-                <w:sz w:val="24"/>
-                <w:szCs w:val="24"/>
-              </w:rPr>
-            </w:pPr>
-            <w:r>
-              <w:rPr>
-                <w:rFonts w:ascii="FangSong" w:eastAsia="FangSong" w:hAnsi="FangSong" w:hint="eastAsia"/>
-                <w:sz w:val="24"/>
-                <w:szCs w:val="24"/>
-              </w:rPr>
-              <w:t>约</w:t>
-            </w:r>
-            <w:r>
-              <w:rPr>
-                <w:rFonts w:ascii="FangSong" w:eastAsia="FangSong" w:hAnsi="FangSong"/>
-                <w:sz w:val="24"/>
-                <w:szCs w:val="24"/>
-              </w:rPr>
-              <w:t xml:space="preserve"> 30 </w:t>
-            </w:r>
-            <w:r>
-              <w:rPr>
-                <w:rFonts w:ascii="FangSong" w:eastAsia="FangSong" w:hAnsi="FangSong" w:hint="eastAsia"/>
-                <w:sz w:val="24"/>
-                <w:szCs w:val="24"/>
-              </w:rPr>
-              <w:t>条精细化整理案例。</w:t>
-            </w:r>
-          </w:p>
-          <w:p>
-            <w:pPr>
-              <w:ind w:firstLineChars="200" w:firstLine="480"/>
-              <w:rPr>
-                <w:rFonts w:ascii="FangSong" w:eastAsia="FangSong" w:hAnsi="FangSong" w:hint="eastAsia"/>
-                <w:sz w:val="24"/>
-                <w:szCs w:val="24"/>
-              </w:rPr>
-            </w:pPr>
-            <w:r>
-              <w:rPr>
-                <w:rFonts w:ascii="FangSong" w:eastAsia="FangSong" w:hAnsi="FangSong" w:hint="eastAsia"/>
-                <w:sz w:val="24"/>
-                <w:szCs w:val="24"/>
-              </w:rPr>
-              <w:t>可运行的基础检索原型。</w:t>
-            </w:r>
-          </w:p>
-          <w:p>
-            <w:pPr>
-              <w:ind w:firstLineChars="200" w:firstLine="480"/>
-              <w:rPr>
-                <w:rFonts w:ascii="FangSong" w:eastAsia="FangSong" w:hAnsi="FangSong" w:hint="eastAsia"/>
-                <w:sz w:val="24"/>
-                <w:szCs w:val="24"/>
-              </w:rPr>
-            </w:pPr>
-            <w:r>
-              <w:rPr>
-                <w:rFonts w:ascii="FangSong" w:eastAsia="FangSong" w:hAnsi="FangSong" w:hint="eastAsia"/>
-                <w:sz w:val="24"/>
-                <w:szCs w:val="24"/>
-              </w:rPr>
-              <w:t>词条页、案例页、结构说明页的初步展示闭环。</w:t>
-            </w:r>
-          </w:p>
-          <w:p>
-            <w:pPr>
-              <w:pStyle w:val="4"/>
-              <w:rPr>
-                <w:rFonts w:ascii="FangSong" w:eastAsia="FangSong" w:hAnsi="FangSong" w:hint="eastAsia"/>
-                <w:sz w:val="24"/>
-                <w:szCs w:val="24"/>
-              </w:rPr>
-            </w:pPr>
-            <w:r>
-              <w:rPr>
-                <w:rFonts w:ascii="FangSong" w:eastAsia="FangSong" w:hAnsi="FangSong" w:hint="eastAsia"/>
-                <w:sz w:val="24"/>
-                <w:szCs w:val="24"/>
-              </w:rPr>
-              <w:t>阶段</w:t>
-            </w:r>
-            <w:r>
-              <w:rPr>
-                <w:rFonts w:ascii="FangSong" w:eastAsia="FangSong" w:hAnsi="FangSong"/>
-                <w:sz w:val="24"/>
-                <w:szCs w:val="24"/>
-              </w:rPr>
-              <w:t xml:space="preserve"> C</w:t>
-            </w:r>
-            <w:r>
-              <w:rPr>
-                <w:rFonts w:ascii="FangSong" w:eastAsia="FangSong" w:hAnsi="FangSong" w:hint="eastAsia"/>
-                <w:sz w:val="24"/>
-                <w:szCs w:val="24"/>
-              </w:rPr>
-              <w:t>：案例扩充与方法归纳</w:t>
-            </w:r>
-          </w:p>
-          <w:p>
-            <w:pPr>
-              <w:ind w:firstLineChars="200" w:firstLine="480"/>
-              <w:rPr>
-                <w:rFonts w:ascii="FangSong" w:eastAsia="FangSong" w:hAnsi="FangSong" w:hint="eastAsia"/>
-                <w:sz w:val="24"/>
-                <w:szCs w:val="24"/>
-              </w:rPr>
-            </w:pPr>
-            <w:r>
-              <w:rPr>
-                <w:rFonts w:ascii="FangSong" w:eastAsia="FangSong" w:hAnsi="FangSong" w:hint="eastAsia"/>
-                <w:sz w:val="24"/>
-                <w:szCs w:val="24"/>
-              </w:rPr>
-              <w:t>主要任务：</w:t>
-            </w:r>
-          </w:p>
-          <w:p>
-            <w:pPr>
-              <w:ind w:firstLineChars="200" w:firstLine="480"/>
-              <w:rPr>
-                <w:rFonts w:ascii="FangSong" w:eastAsia="FangSong" w:hAnsi="FangSong" w:hint="eastAsia"/>
-                <w:sz w:val="24"/>
-                <w:szCs w:val="24"/>
-              </w:rPr>
-            </w:pPr>
-            <w:r>
-              <w:rPr>
-                <w:rFonts w:ascii="FangSong" w:eastAsia="FangSong" w:hAnsi="FangSong"/>
-                <w:sz w:val="24"/>
-                <w:szCs w:val="24"/>
-              </w:rPr>
-              <w:t xml:space="preserve">1. </w:t>
-            </w:r>
-            <w:r>
-              <w:rPr>
-                <w:rFonts w:ascii="FangSong" w:eastAsia="FangSong" w:hAnsi="FangSong" w:hint="eastAsia"/>
-                <w:sz w:val="24"/>
-                <w:szCs w:val="24"/>
-              </w:rPr>
-              <w:t>将精校案例扩充至不少于</w:t>
-            </w:r>
-            <w:r>
-              <w:rPr>
-                <w:rFonts w:ascii="FangSong" w:eastAsia="FangSong" w:hAnsi="FangSong"/>
-                <w:sz w:val="24"/>
-                <w:szCs w:val="24"/>
-              </w:rPr>
-              <w:t xml:space="preserve"> 60 </w:t>
-            </w:r>
-            <w:r>
-              <w:rPr>
-                <w:rFonts w:ascii="FangSong" w:eastAsia="FangSong" w:hAnsi="FangSong" w:hint="eastAsia"/>
-                <w:sz w:val="24"/>
-                <w:szCs w:val="24"/>
-              </w:rPr>
-              <w:t>条，覆盖若干典型问题类型。</w:t>
-            </w:r>
-          </w:p>
-          <w:p>
-            <w:pPr>
-              <w:ind w:firstLineChars="200" w:firstLine="480"/>
-              <w:rPr>
-                <w:rFonts w:ascii="FangSong" w:eastAsia="FangSong" w:hAnsi="FangSong" w:hint="eastAsia"/>
-                <w:sz w:val="24"/>
-                <w:szCs w:val="24"/>
-              </w:rPr>
-            </w:pPr>
-            <w:r>
-              <w:rPr>
-                <w:rFonts w:ascii="FangSong" w:eastAsia="FangSong" w:hAnsi="FangSong"/>
-                <w:sz w:val="24"/>
-                <w:szCs w:val="24"/>
-              </w:rPr>
-              <w:t xml:space="preserve">2. </w:t>
-            </w:r>
-            <w:r>
-              <w:rPr>
-                <w:rFonts w:ascii="FangSong" w:eastAsia="FangSong" w:hAnsi="FangSong" w:hint="eastAsia"/>
-                <w:sz w:val="24"/>
-                <w:szCs w:val="24"/>
-              </w:rPr>
-              <w:t>对常见方法路径进行分类整理，形成阶段性研究说明。</w:t>
-            </w:r>
-          </w:p>
-          <w:p>
-            <w:pPr>
-              <w:ind w:firstLineChars="200" w:firstLine="480"/>
-              <w:rPr>
-                <w:rFonts w:ascii="FangSong" w:eastAsia="FangSong" w:hAnsi="FangSong" w:hint="eastAsia"/>
-                <w:sz w:val="24"/>
-                <w:szCs w:val="24"/>
-              </w:rPr>
-            </w:pPr>
-            <w:r>
-              <w:rPr>
-                <w:rFonts w:ascii="FangSong" w:eastAsia="FangSong" w:hAnsi="FangSong"/>
-                <w:sz w:val="24"/>
-                <w:szCs w:val="24"/>
-              </w:rPr>
-              <w:t xml:space="preserve">3. </w:t>
-            </w:r>
-            <w:r>
-              <w:rPr>
-                <w:rFonts w:ascii="FangSong" w:eastAsia="FangSong" w:hAnsi="FangSong" w:hint="eastAsia"/>
-                <w:sz w:val="24"/>
-                <w:szCs w:val="24"/>
-              </w:rPr>
-              <w:t>结合数据库中已录入的案例、证据和术语，形成标注规范说明。</w:t>
-            </w:r>
-          </w:p>
-          <w:p>
-            <w:pPr>
-              <w:ind w:firstLineChars="200" w:firstLine="480"/>
-              <w:rPr>
-                <w:rFonts w:ascii="FangSong" w:eastAsia="FangSong" w:hAnsi="FangSong" w:hint="eastAsia"/>
-                <w:sz w:val="24"/>
-                <w:szCs w:val="24"/>
-              </w:rPr>
-            </w:pPr>
-            <w:r>
-              <w:rPr>
-                <w:rFonts w:ascii="FangSong" w:eastAsia="FangSong" w:hAnsi="FangSong"/>
-                <w:sz w:val="24"/>
-                <w:szCs w:val="24"/>
-              </w:rPr>
-              <w:t xml:space="preserve">4. </w:t>
-            </w:r>
-            <w:r>
-              <w:rPr>
-                <w:rFonts w:ascii="FangSong" w:eastAsia="FangSong" w:hAnsi="FangSong" w:hint="eastAsia"/>
-                <w:sz w:val="24"/>
-                <w:szCs w:val="24"/>
-              </w:rPr>
-              <w:t>选取《葛覃》等代表性材料进行展示验证，检验用户能否从词条进入案例、由案例回看证据和出处。</w:t>
-            </w:r>
-          </w:p>
-          <w:p>
-            <w:pPr>
-              <w:ind w:firstLineChars="200" w:firstLine="480"/>
-              <w:rPr>
-                <w:rFonts w:ascii="FangSong" w:eastAsia="FangSong" w:hAnsi="FangSong" w:hint="eastAsia"/>
-                <w:sz w:val="24"/>
-                <w:szCs w:val="24"/>
-              </w:rPr>
-            </w:pPr>
-            <w:r>
-              <w:rPr>
-                <w:rFonts w:ascii="FangSong" w:eastAsia="FangSong" w:hAnsi="FangSong" w:hint="eastAsia"/>
-                <w:sz w:val="24"/>
-                <w:szCs w:val="24"/>
-              </w:rPr>
-              <w:lastRenderedPageBreak/>
-              <w:t>阶段产出：</w:t>
-            </w:r>
-          </w:p>
-          <w:p>
-            <w:pPr>
-              <w:ind w:firstLineChars="200" w:firstLine="480"/>
-              <w:rPr>
-                <w:rFonts w:ascii="FangSong" w:eastAsia="FangSong" w:hAnsi="FangSong" w:hint="eastAsia"/>
-                <w:sz w:val="24"/>
-                <w:szCs w:val="24"/>
-              </w:rPr>
-            </w:pPr>
-            <w:r>
-              <w:rPr>
-                <w:rFonts w:ascii="FangSong" w:eastAsia="FangSong" w:hAnsi="FangSong" w:hint="eastAsia"/>
-                <w:sz w:val="24"/>
-                <w:szCs w:val="24"/>
-              </w:rPr>
-              <w:t>不少于</w:t>
-            </w:r>
-            <w:r>
-              <w:rPr>
-                <w:rFonts w:ascii="FangSong" w:eastAsia="FangSong" w:hAnsi="FangSong"/>
-                <w:sz w:val="24"/>
-                <w:szCs w:val="24"/>
-              </w:rPr>
-              <w:t xml:space="preserve"> 60 </w:t>
-            </w:r>
-            <w:r>
-              <w:rPr>
-                <w:rFonts w:ascii="FangSong" w:eastAsia="FangSong" w:hAnsi="FangSong" w:hint="eastAsia"/>
-                <w:sz w:val="24"/>
-                <w:szCs w:val="24"/>
-              </w:rPr>
-              <w:t>条代表性案例。</w:t>
-            </w:r>
-          </w:p>
-          <w:p>
-            <w:pPr>
-              <w:ind w:firstLineChars="200" w:firstLine="480"/>
-              <w:rPr>
-                <w:rFonts w:ascii="FangSong" w:eastAsia="FangSong" w:hAnsi="FangSong" w:hint="eastAsia"/>
-                <w:sz w:val="24"/>
-                <w:szCs w:val="24"/>
-              </w:rPr>
-            </w:pPr>
-            <w:r>
-              <w:rPr>
-                <w:rFonts w:ascii="FangSong" w:eastAsia="FangSong" w:hAnsi="FangSong" w:hint="eastAsia"/>
-                <w:sz w:val="24"/>
-                <w:szCs w:val="24"/>
-              </w:rPr>
-              <w:t>《二王考据案例标注规范与典型疑难处理路径整理说明》</w:t>
-            </w:r>
-            <w:r>
-              <w:rPr>
-                <w:rFonts w:ascii="FangSong" w:eastAsia="FangSong" w:hAnsi="FangSong"/>
-                <w:sz w:val="24"/>
-                <w:szCs w:val="24"/>
-              </w:rPr>
-              <w:t xml:space="preserve">1 </w:t>
-            </w:r>
-            <w:r>
-              <w:rPr>
-                <w:rFonts w:ascii="FangSong" w:eastAsia="FangSong" w:hAnsi="FangSong" w:hint="eastAsia"/>
-                <w:sz w:val="24"/>
-                <w:szCs w:val="24"/>
-              </w:rPr>
-              <w:t>份。</w:t>
-            </w:r>
-          </w:p>
-          <w:p>
-            <w:pPr>
-              <w:ind w:firstLineChars="200" w:firstLine="480"/>
-              <w:rPr>
-                <w:rFonts w:ascii="FangSong" w:eastAsia="FangSong" w:hAnsi="FangSong" w:hint="eastAsia"/>
-                <w:sz w:val="24"/>
-                <w:szCs w:val="24"/>
-              </w:rPr>
-            </w:pPr>
-            <w:r>
-              <w:rPr>
-                <w:rFonts w:ascii="FangSong" w:eastAsia="FangSong" w:hAnsi="FangSong" w:hint="eastAsia"/>
-                <w:sz w:val="24"/>
-                <w:szCs w:val="24"/>
-              </w:rPr>
-              <w:t>进一步优化后的案例检索原型。</w:t>
-            </w:r>
-          </w:p>
-          <w:p>
-            <w:pPr>
-              <w:pStyle w:val="4"/>
-              <w:rPr>
-                <w:rFonts w:ascii="FangSong" w:eastAsia="FangSong" w:hAnsi="FangSong" w:hint="eastAsia"/>
-                <w:sz w:val="24"/>
-                <w:szCs w:val="24"/>
-              </w:rPr>
-            </w:pPr>
-            <w:r>
-              <w:rPr>
-                <w:rFonts w:ascii="FangSong" w:eastAsia="FangSong" w:hAnsi="FangSong" w:hint="eastAsia"/>
-                <w:sz w:val="24"/>
-                <w:szCs w:val="24"/>
-              </w:rPr>
-              <w:t>阶段</w:t>
-            </w:r>
-            <w:r>
-              <w:rPr>
-                <w:rFonts w:ascii="FangSong" w:eastAsia="FangSong" w:hAnsi="FangSong"/>
-                <w:sz w:val="24"/>
-                <w:szCs w:val="24"/>
-              </w:rPr>
-              <w:t xml:space="preserve"> D</w:t>
-            </w:r>
-            <w:r>
-              <w:rPr>
-                <w:rFonts w:ascii="FangSong" w:eastAsia="FangSong" w:hAnsi="FangSong" w:hint="eastAsia"/>
-                <w:sz w:val="24"/>
-                <w:szCs w:val="24"/>
-              </w:rPr>
-              <w:t>：探索性扩展</w:t>
-            </w:r>
-          </w:p>
-          <w:p>
-            <w:pPr>
-              <w:ind w:firstLineChars="200" w:firstLine="480"/>
-              <w:rPr>
-                <w:rFonts w:ascii="FangSong" w:eastAsia="FangSong" w:hAnsi="FangSong" w:hint="eastAsia"/>
-                <w:sz w:val="24"/>
-                <w:szCs w:val="24"/>
-              </w:rPr>
-            </w:pPr>
-            <w:r>
-              <w:rPr>
-                <w:rFonts w:ascii="FangSong" w:eastAsia="FangSong" w:hAnsi="FangSong" w:hint="eastAsia"/>
-                <w:sz w:val="24"/>
-                <w:szCs w:val="24"/>
-              </w:rPr>
-              <w:t>主要任务：</w:t>
-            </w:r>
-          </w:p>
-          <w:p>
-            <w:pPr>
-              <w:ind w:firstLineChars="200" w:firstLine="480"/>
-              <w:rPr>
-                <w:rFonts w:ascii="FangSong" w:eastAsia="FangSong" w:hAnsi="FangSong" w:hint="eastAsia"/>
-                <w:sz w:val="24"/>
-                <w:szCs w:val="24"/>
-              </w:rPr>
-            </w:pPr>
-            <w:r>
-              <w:rPr>
-                <w:rFonts w:ascii="FangSong" w:eastAsia="FangSong" w:hAnsi="FangSong"/>
-                <w:sz w:val="24"/>
-                <w:szCs w:val="24"/>
-              </w:rPr>
-              <w:t xml:space="preserve">1. </w:t>
-            </w:r>
-            <w:r>
-              <w:rPr>
-                <w:rFonts w:ascii="FangSong" w:eastAsia="FangSong" w:hAnsi="FangSong" w:hint="eastAsia"/>
-                <w:sz w:val="24"/>
-                <w:szCs w:val="24"/>
-              </w:rPr>
-              <w:t>在已有数据基础上试做更细关系或规则表示。</w:t>
-            </w:r>
-          </w:p>
-          <w:p>
-            <w:pPr>
-              <w:ind w:firstLineChars="200" w:firstLine="480"/>
-              <w:rPr>
-                <w:rFonts w:ascii="FangSong" w:eastAsia="FangSong" w:hAnsi="FangSong" w:hint="eastAsia"/>
-                <w:sz w:val="24"/>
-                <w:szCs w:val="24"/>
-              </w:rPr>
-            </w:pPr>
-            <w:r>
-              <w:rPr>
-                <w:rFonts w:ascii="FangSong" w:eastAsia="FangSong" w:hAnsi="FangSong"/>
-                <w:sz w:val="24"/>
-                <w:szCs w:val="24"/>
-              </w:rPr>
-              <w:t xml:space="preserve">2. </w:t>
-            </w:r>
-            <w:r>
-              <w:rPr>
-                <w:rFonts w:ascii="FangSong" w:eastAsia="FangSong" w:hAnsi="FangSong" w:hint="eastAsia"/>
-                <w:sz w:val="24"/>
-                <w:szCs w:val="24"/>
-              </w:rPr>
-              <w:t>在人工拆解结果较稳定的前提下，讨论是否引入</w:t>
-            </w:r>
-            <w:r>
-              <w:rPr>
-                <w:rFonts w:ascii="FangSong" w:eastAsia="FangSong" w:hAnsi="FangSong"/>
-                <w:sz w:val="24"/>
-                <w:szCs w:val="24"/>
-              </w:rPr>
-              <w:t xml:space="preserve"> AI </w:t>
-            </w:r>
-            <w:r>
-              <w:rPr>
-                <w:rFonts w:ascii="FangSong" w:eastAsia="FangSong" w:hAnsi="FangSong" w:hint="eastAsia"/>
-                <w:sz w:val="24"/>
-                <w:szCs w:val="24"/>
-              </w:rPr>
-              <w:t>辅助分段或结构识别。</w:t>
-            </w:r>
-          </w:p>
-          <w:p>
-            <w:pPr>
-              <w:ind w:firstLineChars="200" w:firstLine="480"/>
-              <w:rPr>
-                <w:rFonts w:ascii="FangSong" w:eastAsia="FangSong" w:hAnsi="FangSong" w:hint="eastAsia"/>
-                <w:sz w:val="24"/>
-                <w:szCs w:val="24"/>
-              </w:rPr>
-            </w:pPr>
-            <w:r>
-              <w:rPr>
-                <w:rFonts w:ascii="FangSong" w:eastAsia="FangSong" w:hAnsi="FangSong"/>
-                <w:sz w:val="24"/>
-                <w:szCs w:val="24"/>
-              </w:rPr>
-              <w:t xml:space="preserve">3. </w:t>
-            </w:r>
-            <w:r>
-              <w:rPr>
-                <w:rFonts w:ascii="FangSong" w:eastAsia="FangSong" w:hAnsi="FangSong" w:hint="eastAsia"/>
-                <w:sz w:val="24"/>
-                <w:szCs w:val="24"/>
-              </w:rPr>
-              <w:t>结合答辩与展示反馈微调页面组织与案例表达。</w:t>
-            </w:r>
-          </w:p>
-          <w:p>
-            <w:pPr>
-              <w:ind w:firstLineChars="200" w:firstLine="480"/>
-              <w:rPr>
-                <w:rFonts w:ascii="FangSong" w:eastAsia="FangSong" w:hAnsi="FangSong" w:hint="eastAsia"/>
-                <w:sz w:val="24"/>
-                <w:szCs w:val="24"/>
-              </w:rPr>
-            </w:pPr>
-            <w:r>
-              <w:rPr>
-                <w:rFonts w:ascii="FangSong" w:eastAsia="FangSong" w:hAnsi="FangSong" w:hint="eastAsia"/>
-                <w:sz w:val="24"/>
-                <w:szCs w:val="24"/>
-              </w:rPr>
-              <w:t>阶段说明：</w:t>
-            </w:r>
-          </w:p>
-          <w:p>
-            <w:pPr>
-              <w:ind w:firstLineChars="200" w:firstLine="480"/>
-              <w:rPr>
-                <w:rFonts w:ascii="FangSong" w:eastAsia="FangSong" w:hAnsi="FangSong" w:hint="eastAsia"/>
-                <w:sz w:val="24"/>
-                <w:szCs w:val="24"/>
-              </w:rPr>
-            </w:pPr>
-            <w:r>
-              <w:rPr>
-                <w:rFonts w:ascii="FangSong" w:eastAsia="FangSong" w:hAnsi="FangSong" w:hint="eastAsia"/>
-                <w:sz w:val="24"/>
-                <w:szCs w:val="24"/>
-              </w:rPr>
-              <w:t>这一阶段仅作为探索性延伸，不设过高刚性指标。</w:t>
-            </w:r>
-          </w:p>
-          <w:p>
-            <w:pPr>
-              <w:ind w:firstLineChars="200" w:firstLine="480"/>
-              <w:rPr>
-                <w:rFonts w:ascii="FangSong" w:eastAsia="FangSong" w:hAnsi="FangSong" w:hint="eastAsia"/>
-                <w:sz w:val="24"/>
-                <w:szCs w:val="24"/>
-              </w:rPr>
-            </w:pPr>
-            <w:r>
-              <w:rPr>
-                <w:rFonts w:ascii="FangSong" w:eastAsia="FangSong" w:hAnsi="FangSong" w:hint="eastAsia"/>
-                <w:sz w:val="24"/>
-                <w:szCs w:val="24"/>
-              </w:rPr>
-              <w:t>项目实施以</w:t>
+              <w:t>工作量可能超出预期。对此将坚持</w:t>
+            </w:r>
+            <w:r>
+              <w:rPr>
+                <w:rFonts w:ascii="FangSong" w:eastAsia="FangSong" w:hAnsi="FangSong"/>
+                <w:sz w:val="24"/>
+                <w:szCs w:val="24"/>
+              </w:rPr>
+              <w:t>“</w:t>
+            </w:r>
+            <w:r>
+              <w:rPr>
+                <w:rFonts w:ascii="FangSong" w:eastAsia="FangSong" w:hAnsi="FangSong" w:hint="eastAsia"/>
+                <w:sz w:val="24"/>
+                <w:szCs w:val="24"/>
+              </w:rPr>
+              <w:t>先完成最小闭环，再完成首批精校样本</w:t>
+            </w:r>
+            <w:r>
+              <w:rPr>
+                <w:rFonts w:ascii="FangSong" w:eastAsia="FangSong" w:hAnsi="FangSong"/>
+                <w:sz w:val="24"/>
+                <w:szCs w:val="24"/>
+              </w:rPr>
+              <w:t>”</w:t>
+            </w:r>
+            <w:r>
+              <w:rPr>
+                <w:rFonts w:ascii="FangSong" w:eastAsia="FangSong" w:hAnsi="FangSong" w:hint="eastAsia"/>
+                <w:sz w:val="24"/>
+                <w:szCs w:val="24"/>
+              </w:rPr>
+              <w:t>的原则，优先保证</w:t>
             </w:r>
             <w:r>
               <w:rPr>
@@ -11840,838 +12826,207 @@
                 <w:sz w:val="24"/>
                 <w:szCs w:val="24"/>
               </w:rPr>
-              <w:t>阶段为主要交付，</w:t>
-            </w:r>
-            <w:r>
-              <w:rPr>
-                <w:rFonts w:ascii="FangSong" w:eastAsia="FangSong" w:hAnsi="FangSong"/>
-                <w:sz w:val="24"/>
-                <w:szCs w:val="24"/>
-              </w:rPr>
-              <w:t xml:space="preserve">D </w:t>
-            </w:r>
-            <w:r>
-              <w:rPr>
-                <w:rFonts w:ascii="FangSong" w:eastAsia="FangSong" w:hAnsi="FangSong" w:hint="eastAsia"/>
-                <w:sz w:val="24"/>
-                <w:szCs w:val="24"/>
-              </w:rPr>
-              <w:t>阶段暂不预设无法验证的自动判断或智能推理指标。</w:t>
-            </w:r>
-          </w:p>
-          <w:p>
-            <w:pPr>
-              <w:pStyle w:val="3"/>
-              <w:rPr>
-                <w:rFonts w:ascii="FangSong" w:eastAsia="FangSong" w:hAnsi="FangSong" w:hint="eastAsia"/>
-              </w:rPr>
-            </w:pPr>
-            <w:r>
-              <w:rPr>
-                <w:rFonts w:ascii="FangSong" w:eastAsia="FangSong" w:hAnsi="FangSong"/>
-              </w:rPr>
-              <w:t xml:space="preserve">6. </w:t>
-            </w:r>
-            <w:r>
-              <w:rPr>
-                <w:rFonts w:ascii="FangSong" w:eastAsia="FangSong" w:hAnsi="FangSong" w:hint="eastAsia"/>
-              </w:rPr>
-              <w:t>可行性分析</w:t>
-            </w:r>
-          </w:p>
-          <w:p>
-            <w:pPr>
-              <w:ind w:firstLineChars="200" w:firstLine="480"/>
-              <w:rPr>
-                <w:rFonts w:ascii="FangSong" w:eastAsia="FangSong" w:hAnsi="FangSong" w:hint="eastAsia"/>
-                <w:sz w:val="24"/>
-                <w:szCs w:val="24"/>
-              </w:rPr>
-            </w:pPr>
-            <w:r>
-              <w:rPr>
-                <w:rFonts w:ascii="FangSong" w:eastAsia="FangSong" w:hAnsi="FangSong" w:hint="eastAsia"/>
-                <w:sz w:val="24"/>
-                <w:szCs w:val="24"/>
-              </w:rPr>
-              <w:t>本项目的可行性主要体现在四个方面。</w:t>
-            </w:r>
-          </w:p>
-          <w:p>
-            <w:pPr>
-              <w:ind w:firstLineChars="200" w:firstLine="480"/>
-              <w:rPr>
-                <w:rFonts w:ascii="FangSong" w:eastAsia="FangSong" w:hAnsi="FangSong" w:hint="eastAsia"/>
-                <w:sz w:val="24"/>
-                <w:szCs w:val="24"/>
-              </w:rPr>
-            </w:pPr>
-            <w:r>
-              <w:rPr>
-                <w:rFonts w:ascii="FangSong" w:eastAsia="FangSong" w:hAnsi="FangSong" w:hint="eastAsia"/>
-                <w:sz w:val="24"/>
-                <w:szCs w:val="24"/>
-              </w:rPr>
-              <w:t>第一，学术可行性较强。项目以</w:t>
-            </w:r>
-            <w:r>
-              <w:rPr>
-                <w:rFonts w:ascii="FangSong" w:eastAsia="FangSong" w:hAnsi="FangSong"/>
-                <w:sz w:val="24"/>
-                <w:szCs w:val="24"/>
-              </w:rPr>
-              <w:t>“</w:t>
-            </w:r>
-            <w:r>
-              <w:rPr>
-                <w:rFonts w:ascii="FangSong" w:eastAsia="FangSong" w:hAnsi="FangSong" w:hint="eastAsia"/>
-                <w:sz w:val="24"/>
-                <w:szCs w:val="24"/>
-              </w:rPr>
-              <w:t>王氏四种</w:t>
-            </w:r>
-            <w:r>
-              <w:rPr>
-                <w:rFonts w:ascii="FangSong" w:eastAsia="FangSong" w:hAnsi="FangSong"/>
-                <w:sz w:val="24"/>
-                <w:szCs w:val="24"/>
-              </w:rPr>
-              <w:t>”</w:t>
-            </w:r>
-            <w:r>
-              <w:rPr>
-                <w:rFonts w:ascii="FangSong" w:eastAsia="FangSong" w:hAnsi="FangSong" w:hint="eastAsia"/>
-                <w:sz w:val="24"/>
-                <w:szCs w:val="24"/>
-              </w:rPr>
-              <w:t>为边界，以单条考据案例为基本单位，材料边界清楚、对象集中、方法特征鲜明；同时坚持人工复核、术语审核和文献依据优先，符合训诂学和古典文献研究对可解释性与可复核性的要求。</w:t>
-            </w:r>
-          </w:p>
-          <w:p>
-            <w:pPr>
-              <w:ind w:firstLineChars="200" w:firstLine="480"/>
-              <w:rPr>
-                <w:rFonts w:ascii="FangSong" w:eastAsia="FangSong" w:hAnsi="FangSong" w:hint="eastAsia"/>
-                <w:sz w:val="24"/>
-                <w:szCs w:val="24"/>
-              </w:rPr>
-            </w:pPr>
-            <w:r>
-              <w:rPr>
-                <w:rFonts w:ascii="FangSong" w:eastAsia="FangSong" w:hAnsi="FangSong" w:hint="eastAsia"/>
-                <w:sz w:val="24"/>
-                <w:szCs w:val="24"/>
-              </w:rPr>
-              <w:t>第二，技术可行性较强。项目组已完成数据库字段规范、数据库结构评估和网站</w:t>
-            </w:r>
-            <w:r>
-              <w:rPr>
-                <w:rFonts w:ascii="FangSong" w:eastAsia="FangSong" w:hAnsi="FangSong"/>
-                <w:sz w:val="24"/>
-                <w:szCs w:val="24"/>
-              </w:rPr>
-              <w:t xml:space="preserve"> Demo </w:t>
-            </w:r>
-            <w:r>
-              <w:rPr>
-                <w:rFonts w:ascii="FangSong" w:eastAsia="FangSong" w:hAnsi="FangSong" w:hint="eastAsia"/>
-                <w:sz w:val="24"/>
-                <w:szCs w:val="24"/>
-              </w:rPr>
-              <w:t>原型。经</w:t>
-            </w:r>
-            <w:r>
-              <w:rPr>
-                <w:rFonts w:ascii="FangSong" w:eastAsia="FangSong" w:hAnsi="FangSong"/>
-                <w:sz w:val="24"/>
-                <w:szCs w:val="24"/>
-              </w:rPr>
-              <w:t xml:space="preserve"> 2026 </w:t>
-            </w:r>
-            <w:r>
-              <w:rPr>
-                <w:rFonts w:ascii="FangSong" w:eastAsia="FangSong" w:hAnsi="FangSong" w:hint="eastAsia"/>
-                <w:sz w:val="24"/>
-                <w:szCs w:val="24"/>
-              </w:rPr>
-              <w:t>年</w:t>
-            </w:r>
-            <w:r>
-              <w:rPr>
-                <w:rFonts w:ascii="FangSong" w:eastAsia="FangSong" w:hAnsi="FangSong"/>
-                <w:sz w:val="24"/>
-                <w:szCs w:val="24"/>
-              </w:rPr>
-              <w:t xml:space="preserve"> 4 </w:t>
-            </w:r>
-            <w:r>
-              <w:rPr>
-                <w:rFonts w:ascii="FangSong" w:eastAsia="FangSong" w:hAnsi="FangSong" w:hint="eastAsia"/>
-                <w:sz w:val="24"/>
-                <w:szCs w:val="24"/>
-              </w:rPr>
-              <w:t>月</w:t>
-            </w:r>
-            <w:r>
-              <w:rPr>
-                <w:rFonts w:ascii="FangSong" w:eastAsia="FangSong" w:hAnsi="FangSong"/>
-                <w:sz w:val="24"/>
-                <w:szCs w:val="24"/>
-              </w:rPr>
-              <w:t xml:space="preserve"> 5 </w:t>
-            </w:r>
-            <w:r>
-              <w:rPr>
-                <w:rFonts w:ascii="FangSong" w:eastAsia="FangSong" w:hAnsi="FangSong" w:hint="eastAsia"/>
-                <w:sz w:val="24"/>
-                <w:szCs w:val="24"/>
-              </w:rPr>
-              <w:t>日对</w:t>
-            </w:r>
-            <w:r>
-              <w:rPr>
-                <w:rFonts w:ascii="FangSong" w:eastAsia="FangSong" w:hAnsi="FangSong"/>
-                <w:sz w:val="24"/>
-                <w:szCs w:val="24"/>
-              </w:rPr>
-              <w:t xml:space="preserve"> Railway </w:t>
-            </w:r>
-            <w:r>
-              <w:rPr>
-                <w:rFonts w:ascii="FangSong" w:eastAsia="FangSong" w:hAnsi="FangSong" w:hint="eastAsia"/>
-                <w:sz w:val="24"/>
-                <w:szCs w:val="24"/>
-              </w:rPr>
-              <w:t>演示站点及其在线接口的核验，网站当前运行于</w:t>
-            </w:r>
-            <w:r>
-              <w:rPr>
-                <w:rFonts w:ascii="FangSong" w:eastAsia="FangSong" w:hAnsi="FangSong"/>
-                <w:sz w:val="24"/>
-                <w:szCs w:val="24"/>
-              </w:rPr>
-              <w:t xml:space="preserve">“SQLite </w:t>
-            </w:r>
-            <w:r>
-              <w:rPr>
-                <w:rFonts w:ascii="FangSong" w:eastAsia="FangSong" w:hAnsi="FangSong" w:hint="eastAsia"/>
-                <w:sz w:val="24"/>
-                <w:szCs w:val="24"/>
-              </w:rPr>
-              <w:t>实库</w:t>
-            </w:r>
-            <w:r>
-              <w:rPr>
-                <w:rFonts w:ascii="FangSong" w:eastAsia="FangSong" w:hAnsi="FangSong"/>
-                <w:sz w:val="24"/>
-                <w:szCs w:val="24"/>
-              </w:rPr>
-              <w:t>”</w:t>
-            </w:r>
-            <w:r>
-              <w:rPr>
-                <w:rFonts w:ascii="FangSong" w:eastAsia="FangSong" w:hAnsi="FangSong" w:hint="eastAsia"/>
-                <w:sz w:val="24"/>
-                <w:szCs w:val="24"/>
-              </w:rPr>
-              <w:t>数据源，已跑通快照数据接入与案例展示链路，并稳定提供</w:t>
-            </w:r>
-            <w:r>
-              <w:rPr>
-                <w:rFonts w:ascii="FangSong" w:eastAsia="FangSong" w:hAnsi="FangSong"/>
-                <w:sz w:val="24"/>
-                <w:szCs w:val="24"/>
-              </w:rPr>
-              <w:t xml:space="preserve"> 3385 </w:t>
-            </w:r>
-            <w:r>
-              <w:rPr>
-                <w:rFonts w:ascii="FangSong" w:eastAsia="FangSong" w:hAnsi="FangSong" w:hint="eastAsia"/>
-                <w:sz w:val="24"/>
-                <w:szCs w:val="24"/>
-              </w:rPr>
-              <w:t>条词条、</w:t>
-            </w:r>
-            <w:r>
-              <w:rPr>
-                <w:rFonts w:ascii="FangSong" w:eastAsia="FangSong" w:hAnsi="FangSong"/>
-                <w:sz w:val="24"/>
-                <w:szCs w:val="24"/>
-              </w:rPr>
-              <w:t xml:space="preserve">815 </w:t>
-            </w:r>
-            <w:r>
-              <w:rPr>
-                <w:rFonts w:ascii="FangSong" w:eastAsia="FangSong" w:hAnsi="FangSong" w:hint="eastAsia"/>
-                <w:sz w:val="24"/>
-                <w:szCs w:val="24"/>
-              </w:rPr>
-              <w:t>条案例和</w:t>
-            </w:r>
-            <w:r>
-              <w:rPr>
-                <w:rFonts w:ascii="FangSong" w:eastAsia="FangSong" w:hAnsi="FangSong"/>
-                <w:sz w:val="24"/>
-                <w:szCs w:val="24"/>
-              </w:rPr>
-              <w:t xml:space="preserve"> 7120 </w:t>
-            </w:r>
-            <w:r>
-              <w:rPr>
-                <w:rFonts w:ascii="FangSong" w:eastAsia="FangSong" w:hAnsi="FangSong" w:hint="eastAsia"/>
-                <w:sz w:val="24"/>
-                <w:szCs w:val="24"/>
-              </w:rPr>
-              <w:t>条证据记录的浏览与检索能力。其中词条已形成同义实词</w:t>
-            </w:r>
-            <w:r>
-              <w:rPr>
-                <w:rFonts w:ascii="FangSong" w:eastAsia="FangSong" w:hAnsi="FangSong"/>
-                <w:sz w:val="24"/>
-                <w:szCs w:val="24"/>
-              </w:rPr>
-              <w:t xml:space="preserve"> 1784 </w:t>
-            </w:r>
-            <w:r>
-              <w:rPr>
-                <w:rFonts w:ascii="FangSong" w:eastAsia="FangSong" w:hAnsi="FangSong" w:hint="eastAsia"/>
-                <w:sz w:val="24"/>
-                <w:szCs w:val="24"/>
-              </w:rPr>
-              <w:t>条、方言俗语</w:t>
-            </w:r>
-            <w:r>
-              <w:rPr>
-                <w:rFonts w:ascii="FangSong" w:eastAsia="FangSong" w:hAnsi="FangSong"/>
-                <w:sz w:val="24"/>
-                <w:szCs w:val="24"/>
-              </w:rPr>
-              <w:t xml:space="preserve"> 1124 </w:t>
-            </w:r>
-            <w:r>
-              <w:rPr>
-                <w:rFonts w:ascii="FangSong" w:eastAsia="FangSong" w:hAnsi="FangSong" w:hint="eastAsia"/>
-                <w:sz w:val="24"/>
-                <w:szCs w:val="24"/>
-              </w:rPr>
-              <w:t>条、</w:t>
-            </w:r>
-            <w:proofErr w:type="gramStart"/>
-            <w:r>
-              <w:rPr>
-                <w:rFonts w:ascii="FangSong" w:eastAsia="FangSong" w:hAnsi="FangSong" w:hint="eastAsia"/>
-                <w:sz w:val="24"/>
-                <w:szCs w:val="24"/>
-              </w:rPr>
-              <w:t>音训与通假</w:t>
-            </w:r>
-            <w:proofErr w:type="gramEnd"/>
-            <w:r>
-              <w:rPr>
-                <w:rFonts w:ascii="FangSong" w:eastAsia="FangSong" w:hAnsi="FangSong" w:hint="eastAsia"/>
-                <w:sz w:val="24"/>
-                <w:szCs w:val="24"/>
-              </w:rPr>
-              <w:t>字</w:t>
-            </w:r>
-            <w:r>
-              <w:rPr>
-                <w:rFonts w:ascii="FangSong" w:eastAsia="FangSong" w:hAnsi="FangSong"/>
-                <w:sz w:val="24"/>
-                <w:szCs w:val="24"/>
-              </w:rPr>
-              <w:t xml:space="preserve"> 477 </w:t>
-            </w:r>
-            <w:r>
-              <w:rPr>
-                <w:rFonts w:ascii="FangSong" w:eastAsia="FangSong" w:hAnsi="FangSong" w:hint="eastAsia"/>
-                <w:sz w:val="24"/>
-                <w:szCs w:val="24"/>
-              </w:rPr>
-              <w:t>条三类主要结构；对应网站使用的</w:t>
-            </w:r>
-            <w:r>
-              <w:rPr>
-                <w:rFonts w:ascii="FangSong" w:eastAsia="FangSong" w:hAnsi="FangSong"/>
-                <w:sz w:val="24"/>
-                <w:szCs w:val="24"/>
-              </w:rPr>
-              <w:t xml:space="preserve"> `</w:t>
-            </w:r>
-            <w:proofErr w:type="spellStart"/>
-            <w:r>
-              <w:rPr>
-                <w:rFonts w:ascii="FangSong" w:eastAsia="FangSong" w:hAnsi="FangSong"/>
-                <w:sz w:val="24"/>
-                <w:szCs w:val="24"/>
-              </w:rPr>
-              <w:t>sqlite-snapshot.json</w:t>
-            </w:r>
-            <w:proofErr w:type="spellEnd"/>
-            <w:r>
-              <w:rPr>
-                <w:rFonts w:ascii="FangSong" w:eastAsia="FangSong" w:hAnsi="FangSong"/>
-                <w:sz w:val="24"/>
-                <w:szCs w:val="24"/>
-              </w:rPr>
-              <w:t xml:space="preserve">` </w:t>
-            </w:r>
-            <w:r>
-              <w:rPr>
-                <w:rFonts w:ascii="FangSong" w:eastAsia="FangSong" w:hAnsi="FangSong" w:hint="eastAsia"/>
-                <w:sz w:val="24"/>
-                <w:szCs w:val="24"/>
-              </w:rPr>
-              <w:t>中，证据又可分为书证</w:t>
-            </w:r>
-            <w:r>
-              <w:rPr>
-                <w:rFonts w:ascii="FangSong" w:eastAsia="FangSong" w:hAnsi="FangSong"/>
-                <w:sz w:val="24"/>
-                <w:szCs w:val="24"/>
-              </w:rPr>
-              <w:t xml:space="preserve"> 3430 </w:t>
-            </w:r>
-            <w:r>
-              <w:rPr>
-                <w:rFonts w:ascii="FangSong" w:eastAsia="FangSong" w:hAnsi="FangSong" w:hint="eastAsia"/>
-                <w:sz w:val="24"/>
-                <w:szCs w:val="24"/>
-              </w:rPr>
-              <w:t>条、异文</w:t>
-            </w:r>
-            <w:r>
-              <w:rPr>
-                <w:rFonts w:ascii="FangSong" w:eastAsia="FangSong" w:hAnsi="FangSong"/>
-                <w:sz w:val="24"/>
-                <w:szCs w:val="24"/>
-              </w:rPr>
-              <w:t xml:space="preserve"> 1621 </w:t>
-            </w:r>
-            <w:r>
-              <w:rPr>
-                <w:rFonts w:ascii="FangSong" w:eastAsia="FangSong" w:hAnsi="FangSong" w:hint="eastAsia"/>
-                <w:sz w:val="24"/>
-                <w:szCs w:val="24"/>
-              </w:rPr>
-              <w:t>条、</w:t>
-            </w:r>
-            <w:proofErr w:type="gramStart"/>
-            <w:r>
-              <w:rPr>
-                <w:rFonts w:ascii="FangSong" w:eastAsia="FangSong" w:hAnsi="FangSong" w:hint="eastAsia"/>
-                <w:sz w:val="24"/>
-                <w:szCs w:val="24"/>
-              </w:rPr>
-              <w:t>声训</w:t>
-            </w:r>
-            <w:proofErr w:type="gramEnd"/>
-            <w:r>
-              <w:rPr>
-                <w:rFonts w:ascii="FangSong" w:eastAsia="FangSong" w:hAnsi="FangSong"/>
-                <w:sz w:val="24"/>
-                <w:szCs w:val="24"/>
-              </w:rPr>
-              <w:t xml:space="preserve"> 1022 </w:t>
-            </w:r>
-            <w:r>
-              <w:rPr>
-                <w:rFonts w:ascii="FangSong" w:eastAsia="FangSong" w:hAnsi="FangSong" w:hint="eastAsia"/>
-                <w:sz w:val="24"/>
-                <w:szCs w:val="24"/>
-              </w:rPr>
-              <w:t>条等。网站首页可直接展示《经义述闻</w:t>
-            </w:r>
-            <w:r>
-              <w:rPr>
-                <w:rFonts w:ascii="FangSong" w:eastAsia="FangSong" w:hAnsi="FangSong"/>
-                <w:sz w:val="24"/>
-                <w:szCs w:val="24"/>
-              </w:rPr>
-              <w:t>·</w:t>
-            </w:r>
-            <w:r>
-              <w:rPr>
-                <w:rFonts w:ascii="FangSong" w:eastAsia="FangSong" w:hAnsi="FangSong" w:hint="eastAsia"/>
-                <w:sz w:val="24"/>
-                <w:szCs w:val="24"/>
-              </w:rPr>
-              <w:t>左传下》</w:t>
-            </w:r>
-            <w:r>
-              <w:rPr>
-                <w:rFonts w:ascii="FangSong" w:eastAsia="FangSong" w:hAnsi="FangSong"/>
-                <w:sz w:val="24"/>
-                <w:szCs w:val="24"/>
-              </w:rPr>
-              <w:t>“</w:t>
-            </w:r>
-            <w:r>
-              <w:rPr>
-                <w:rFonts w:ascii="FangSong" w:eastAsia="FangSong" w:hAnsi="FangSong" w:hint="eastAsia"/>
-                <w:sz w:val="24"/>
-                <w:szCs w:val="24"/>
-              </w:rPr>
-              <w:t>造舟于河</w:t>
-            </w:r>
-            <w:r>
-              <w:rPr>
-                <w:rFonts w:ascii="FangSong" w:eastAsia="FangSong" w:hAnsi="FangSong"/>
-                <w:sz w:val="24"/>
-                <w:szCs w:val="24"/>
-              </w:rPr>
-              <w:t>”</w:t>
-            </w:r>
-            <w:r>
-              <w:rPr>
-                <w:rFonts w:ascii="FangSong" w:eastAsia="FangSong" w:hAnsi="FangSong" w:hint="eastAsia"/>
-                <w:sz w:val="24"/>
-                <w:szCs w:val="24"/>
-              </w:rPr>
-              <w:t>这一代表性案例，且当前网站已具备首页研究介绍、数据库说明、词条与案例试查、数据库浏览页、词条详情页、案例详情页等基本展示入口，说明从本地服务、数据快照到前端案例呈现的链条已经能够稳定跑通。这些现有基础的作用，不是作为未来效果指标，而是证明数据组织、分类逻辑和页面展示路径已经能够跑通，系统实现并非空想。</w:t>
-            </w:r>
-          </w:p>
-          <w:p>
-            <w:pPr>
-              <w:ind w:firstLineChars="200" w:firstLine="480"/>
-              <w:rPr>
-                <w:rFonts w:ascii="FangSong" w:eastAsia="FangSong" w:hAnsi="FangSong" w:hint="eastAsia"/>
-                <w:sz w:val="24"/>
-                <w:szCs w:val="24"/>
-              </w:rPr>
-            </w:pPr>
-            <w:r>
-              <w:rPr>
-                <w:rFonts w:ascii="FangSong" w:eastAsia="FangSong" w:hAnsi="FangSong" w:hint="eastAsia"/>
-                <w:sz w:val="24"/>
-                <w:szCs w:val="24"/>
-              </w:rPr>
-              <w:t>第三，组织可行性较强。学术整理、技术实现和数据处理已有对应成员承担，前期讨论也已经形成了较清楚的任务链条。项目将按</w:t>
-            </w:r>
-            <w:r>
-              <w:rPr>
-                <w:rFonts w:ascii="FangSong" w:eastAsia="FangSong" w:hAnsi="FangSong"/>
-                <w:sz w:val="24"/>
-                <w:szCs w:val="24"/>
-              </w:rPr>
-              <w:t>“</w:t>
-            </w:r>
-            <w:r>
-              <w:rPr>
-                <w:rFonts w:ascii="FangSong" w:eastAsia="FangSong" w:hAnsi="FangSong" w:hint="eastAsia"/>
-                <w:sz w:val="24"/>
-                <w:szCs w:val="24"/>
-              </w:rPr>
-              <w:t>案例抽取</w:t>
-            </w:r>
-            <w:r>
-              <w:rPr>
-                <w:rFonts w:ascii="FangSong" w:eastAsia="FangSong" w:hAnsi="FangSong"/>
-                <w:sz w:val="24"/>
-                <w:szCs w:val="24"/>
-              </w:rPr>
-              <w:t xml:space="preserve"> - </w:t>
-            </w:r>
-            <w:r>
-              <w:rPr>
-                <w:rFonts w:ascii="FangSong" w:eastAsia="FangSong" w:hAnsi="FangSong" w:hint="eastAsia"/>
-                <w:sz w:val="24"/>
-                <w:szCs w:val="24"/>
-              </w:rPr>
-              <w:t>原文核对</w:t>
-            </w:r>
-            <w:r>
-              <w:rPr>
-                <w:rFonts w:ascii="FangSong" w:eastAsia="FangSong" w:hAnsi="FangSong"/>
-                <w:sz w:val="24"/>
-                <w:szCs w:val="24"/>
-              </w:rPr>
-              <w:t xml:space="preserve"> - </w:t>
-            </w:r>
-            <w:r>
-              <w:rPr>
-                <w:rFonts w:ascii="FangSong" w:eastAsia="FangSong" w:hAnsi="FangSong" w:hint="eastAsia"/>
-                <w:sz w:val="24"/>
-                <w:szCs w:val="24"/>
-              </w:rPr>
-              <w:t>字段录入</w:t>
-            </w:r>
-            <w:r>
-              <w:rPr>
-                <w:rFonts w:ascii="FangSong" w:eastAsia="FangSong" w:hAnsi="FangSong"/>
-                <w:sz w:val="24"/>
-                <w:szCs w:val="24"/>
-              </w:rPr>
-              <w:t xml:space="preserve"> - </w:t>
-            </w:r>
-            <w:r>
-              <w:rPr>
-                <w:rFonts w:ascii="FangSong" w:eastAsia="FangSong" w:hAnsi="FangSong" w:hint="eastAsia"/>
-                <w:sz w:val="24"/>
-                <w:szCs w:val="24"/>
-              </w:rPr>
-              <w:t>页面展示</w:t>
-            </w:r>
-            <w:r>
-              <w:rPr>
-                <w:rFonts w:ascii="FangSong" w:eastAsia="FangSong" w:hAnsi="FangSong"/>
-                <w:sz w:val="24"/>
-                <w:szCs w:val="24"/>
-              </w:rPr>
-              <w:t xml:space="preserve"> - </w:t>
-            </w:r>
-            <w:r>
-              <w:rPr>
-                <w:rFonts w:ascii="FangSong" w:eastAsia="FangSong" w:hAnsi="FangSong" w:hint="eastAsia"/>
-                <w:sz w:val="24"/>
-                <w:szCs w:val="24"/>
-              </w:rPr>
-              <w:t>人工复核</w:t>
-            </w:r>
-            <w:r>
-              <w:rPr>
-                <w:rFonts w:ascii="FangSong" w:eastAsia="FangSong" w:hAnsi="FangSong"/>
-                <w:sz w:val="24"/>
-                <w:szCs w:val="24"/>
-              </w:rPr>
-              <w:t>”</w:t>
-            </w:r>
-            <w:r>
-              <w:rPr>
-                <w:rFonts w:ascii="FangSong" w:eastAsia="FangSong" w:hAnsi="FangSong" w:hint="eastAsia"/>
-                <w:sz w:val="24"/>
-                <w:szCs w:val="24"/>
-              </w:rPr>
-              <w:t>的顺序推进，避免学术整理与技术实现脱节。</w:t>
-            </w:r>
-          </w:p>
-          <w:p>
-            <w:pPr>
-              <w:ind w:firstLineChars="200" w:firstLine="480"/>
-              <w:rPr>
-                <w:rFonts w:ascii="FangSong" w:eastAsia="FangSong" w:hAnsi="FangSong" w:hint="eastAsia"/>
-                <w:sz w:val="24"/>
-                <w:szCs w:val="24"/>
-              </w:rPr>
-            </w:pPr>
-            <w:r>
-              <w:rPr>
-                <w:rFonts w:ascii="FangSong" w:eastAsia="FangSong" w:hAnsi="FangSong" w:hint="eastAsia"/>
-                <w:sz w:val="24"/>
-                <w:szCs w:val="24"/>
-              </w:rPr>
-              <w:t>第四，时间可行性较强。项目将重点放在文本整理、案例结构化、数据库搭建和工具原型建设上。</w:t>
-            </w:r>
-            <w:r>
-              <w:rPr>
-                <w:rFonts w:ascii="FangSong" w:eastAsia="FangSong" w:hAnsi="FangSong"/>
-                <w:sz w:val="24"/>
-                <w:szCs w:val="24"/>
-              </w:rPr>
-              <w:t xml:space="preserve">A-C </w:t>
-            </w:r>
-            <w:r>
-              <w:rPr>
-                <w:rFonts w:ascii="FangSong" w:eastAsia="FangSong" w:hAnsi="FangSong" w:hint="eastAsia"/>
-                <w:sz w:val="24"/>
-                <w:szCs w:val="24"/>
-              </w:rPr>
-              <w:t>阶段均对应清楚的阶段产出，</w:t>
-            </w:r>
-            <w:r>
-              <w:rPr>
-                <w:rFonts w:ascii="FangSong" w:eastAsia="FangSong" w:hAnsi="FangSong"/>
-                <w:sz w:val="24"/>
-                <w:szCs w:val="24"/>
-              </w:rPr>
-              <w:t xml:space="preserve">D </w:t>
-            </w:r>
-            <w:r>
-              <w:rPr>
-                <w:rFonts w:ascii="FangSong" w:eastAsia="FangSong" w:hAnsi="FangSong" w:hint="eastAsia"/>
-                <w:sz w:val="24"/>
-                <w:szCs w:val="24"/>
-              </w:rPr>
-              <w:t>阶段仅保留为探索性延伸，这种安排更符合本科项目周期，也更有利于形成稳定的阶段性成果。</w:t>
-            </w:r>
-          </w:p>
-          <w:p>
-            <w:pPr>
-              <w:pStyle w:val="3"/>
-              <w:rPr>
-                <w:rFonts w:ascii="FangSong" w:eastAsia="FangSong" w:hAnsi="FangSong" w:hint="eastAsia"/>
-              </w:rPr>
-            </w:pPr>
-            <w:r>
-              <w:rPr>
-                <w:rFonts w:ascii="FangSong" w:eastAsia="FangSong" w:hAnsi="FangSong"/>
-              </w:rPr>
-              <w:t xml:space="preserve">7. </w:t>
-            </w:r>
-            <w:r>
-              <w:rPr>
-                <w:rFonts w:ascii="FangSong" w:eastAsia="FangSong" w:hAnsi="FangSong" w:hint="eastAsia"/>
-              </w:rPr>
-              <w:t>风险与应对</w:t>
-            </w:r>
-          </w:p>
-          <w:p>
-            <w:pPr>
-              <w:ind w:firstLineChars="200" w:firstLine="480"/>
-              <w:rPr>
-                <w:rFonts w:ascii="FangSong" w:eastAsia="FangSong" w:hAnsi="FangSong" w:hint="eastAsia"/>
-                <w:sz w:val="24"/>
-                <w:szCs w:val="24"/>
-              </w:rPr>
-            </w:pPr>
-            <w:r>
-              <w:rPr>
-                <w:rFonts w:ascii="FangSong" w:eastAsia="FangSong" w:hAnsi="FangSong"/>
-                <w:sz w:val="24"/>
-                <w:szCs w:val="24"/>
-              </w:rPr>
-              <w:t xml:space="preserve">1. </w:t>
-            </w:r>
-            <w:r>
-              <w:rPr>
-                <w:rFonts w:ascii="FangSong" w:eastAsia="FangSong" w:hAnsi="FangSong" w:hint="eastAsia"/>
-                <w:sz w:val="24"/>
-                <w:szCs w:val="24"/>
-              </w:rPr>
-              <w:t>文本质量不一。部分材料可能存在</w:t>
-            </w:r>
-            <w:r>
-              <w:rPr>
-                <w:rFonts w:ascii="FangSong" w:eastAsia="FangSong" w:hAnsi="FangSong"/>
-                <w:sz w:val="24"/>
-                <w:szCs w:val="24"/>
-              </w:rPr>
-              <w:t xml:space="preserve"> OCR </w:t>
-            </w:r>
-            <w:r>
-              <w:rPr>
-                <w:rFonts w:ascii="FangSong" w:eastAsia="FangSong" w:hAnsi="FangSong" w:hint="eastAsia"/>
-                <w:sz w:val="24"/>
-                <w:szCs w:val="24"/>
-              </w:rPr>
-              <w:t>误差或版本差异。对此，项目将优先保留出处信息和原文片段，逐步精修，不以一次录入即达到最终标准为前提。</w:t>
-            </w:r>
-          </w:p>
-          <w:p>
-            <w:pPr>
-              <w:ind w:firstLineChars="200" w:firstLine="480"/>
-              <w:rPr>
-                <w:rFonts w:ascii="FangSong" w:eastAsia="FangSong" w:hAnsi="FangSong" w:hint="eastAsia"/>
-                <w:sz w:val="24"/>
-                <w:szCs w:val="24"/>
-              </w:rPr>
-            </w:pPr>
-            <w:r>
-              <w:rPr>
-                <w:rFonts w:ascii="FangSong" w:eastAsia="FangSong" w:hAnsi="FangSong"/>
-                <w:sz w:val="24"/>
-                <w:szCs w:val="24"/>
-              </w:rPr>
-              <w:lastRenderedPageBreak/>
-              <w:t xml:space="preserve">2. </w:t>
-            </w:r>
-            <w:r>
-              <w:rPr>
-                <w:rFonts w:ascii="FangSong" w:eastAsia="FangSong" w:hAnsi="FangSong" w:hint="eastAsia"/>
-                <w:sz w:val="24"/>
-                <w:szCs w:val="24"/>
-              </w:rPr>
-              <w:t>结构拆解存在主观性。不同成员对同一案例的五环节划分可能出现差异。对此将通过标注说明、术语口径和集体复核机制降低偏差，并保留必要的备注</w:t>
-            </w:r>
-            <w:proofErr w:type="gramStart"/>
-            <w:r>
-              <w:rPr>
-                <w:rFonts w:ascii="FangSong" w:eastAsia="FangSong" w:hAnsi="FangSong" w:hint="eastAsia"/>
-                <w:sz w:val="24"/>
-                <w:szCs w:val="24"/>
-              </w:rPr>
-              <w:t>与待核状态</w:t>
-            </w:r>
-            <w:proofErr w:type="gramEnd"/>
-            <w:r>
-              <w:rPr>
-                <w:rFonts w:ascii="FangSong" w:eastAsia="FangSong" w:hAnsi="FangSong" w:hint="eastAsia"/>
-                <w:sz w:val="24"/>
-                <w:szCs w:val="24"/>
-              </w:rPr>
-              <w:t>。</w:t>
-            </w:r>
-          </w:p>
-          <w:p>
-            <w:pPr>
-              <w:ind w:firstLineChars="200" w:firstLine="480"/>
-              <w:rPr>
-                <w:rFonts w:ascii="FangSong" w:eastAsia="FangSong" w:hAnsi="FangSong" w:hint="eastAsia"/>
-              </w:rPr>
-            </w:pPr>
-            <w:r>
-              <w:rPr>
-                <w:rFonts w:ascii="FangSong" w:eastAsia="FangSong" w:hAnsi="FangSong"/>
-                <w:sz w:val="24"/>
-                <w:szCs w:val="24"/>
-              </w:rPr>
-              <w:t xml:space="preserve">3. </w:t>
-            </w:r>
-            <w:r>
-              <w:rPr>
-                <w:rFonts w:ascii="FangSong" w:eastAsia="FangSong" w:hAnsi="FangSong" w:hint="eastAsia"/>
-                <w:sz w:val="24"/>
-                <w:szCs w:val="24"/>
-              </w:rPr>
-              <w:t>工作量可能超出预期。对此将坚持</w:t>
-            </w:r>
-            <w:r>
-              <w:rPr>
-                <w:rFonts w:ascii="FangSong" w:eastAsia="FangSong" w:hAnsi="FangSong"/>
-                <w:sz w:val="24"/>
-                <w:szCs w:val="24"/>
-              </w:rPr>
-              <w:t>“</w:t>
-            </w:r>
-            <w:r>
-              <w:rPr>
-                <w:rFonts w:ascii="FangSong" w:eastAsia="FangSong" w:hAnsi="FangSong" w:hint="eastAsia"/>
-                <w:sz w:val="24"/>
-                <w:szCs w:val="24"/>
-              </w:rPr>
-              <w:t>先完成最小闭环，再完成首批精校样本</w:t>
-            </w:r>
-            <w:r>
-              <w:rPr>
-                <w:rFonts w:ascii="FangSong" w:eastAsia="FangSong" w:hAnsi="FangSong"/>
-                <w:sz w:val="24"/>
-                <w:szCs w:val="24"/>
-              </w:rPr>
-              <w:t>”</w:t>
-            </w:r>
-            <w:r>
-              <w:rPr>
-                <w:rFonts w:ascii="FangSong" w:eastAsia="FangSong" w:hAnsi="FangSong" w:hint="eastAsia"/>
-                <w:sz w:val="24"/>
-                <w:szCs w:val="24"/>
-              </w:rPr>
-              <w:t>的原则，优先保证</w:t>
-            </w:r>
-            <w:r>
-              <w:rPr>
-                <w:rFonts w:ascii="FangSong" w:eastAsia="FangSong" w:hAnsi="FangSong"/>
-                <w:sz w:val="24"/>
-                <w:szCs w:val="24"/>
-              </w:rPr>
-              <w:t xml:space="preserve"> A-C </w:t>
-            </w:r>
-            <w:r>
-              <w:rPr>
-                <w:rFonts w:ascii="FangSong" w:eastAsia="FangSong" w:hAnsi="FangSong" w:hint="eastAsia"/>
-                <w:sz w:val="24"/>
-                <w:szCs w:val="24"/>
-              </w:rPr>
               <w:t>阶段成果。</w:t>
+            </w:r>
+            <w:r>
+              <w:rPr>
+                <w:rFonts w:ascii="FangSong" w:eastAsia="FangSong" w:hAnsi="FangSong"/>
+                <w:sz w:val="24"/>
+                <w:szCs w:val="24"/>
+              </w:rPr>
+              <w:br/>
+            </w:r>
+            <w:r>
+              <w:rPr>
+                <w:rFonts w:ascii="FangSong" w:eastAsia="FangSong" w:hAnsi="FangSong"/>
+                <w:sz w:val="24"/>
+                <w:szCs w:val="24"/>
+              </w:rPr>
+              <w:br/>
+            </w:r>
+            <w:r>
+              <w:rPr>
+                <w:rFonts w:ascii="FangSong" w:eastAsia="FangSong" w:hAnsi="FangSong"/>
+                <w:sz w:val="24"/>
+                <w:szCs w:val="24"/>
+              </w:rPr>
+              <w:br/>
+            </w:r>
+            <w:r>
+              <w:rPr>
+                <w:rFonts w:ascii="FangSong" w:eastAsia="FangSong" w:hAnsi="FangSong"/>
+                <w:sz w:val="24"/>
+                <w:szCs w:val="24"/>
+              </w:rPr>
+              <w:br/>
+            </w:r>
+            <w:r>
+              <w:rPr>
+                <w:rFonts w:ascii="FangSong" w:eastAsia="FangSong" w:hAnsi="FangSong"/>
+                <w:sz w:val="24"/>
+                <w:szCs w:val="24"/>
+              </w:rPr>
+              <w:br/>
+            </w:r>
+            <w:r>
+              <w:rPr>
+                <w:rFonts w:ascii="FangSong" w:eastAsia="FangSong" w:hAnsi="FangSong"/>
+                <w:sz w:val="24"/>
+                <w:szCs w:val="24"/>
+              </w:rPr>
+              <w:br/>
+            </w:r>
+            <w:r>
+              <w:rPr>
+                <w:rFonts w:ascii="FangSong" w:eastAsia="FangSong" w:hAnsi="FangSong"/>
+                <w:sz w:val="24"/>
+                <w:szCs w:val="24"/>
+              </w:rPr>
+              <w:br/>
+            </w:r>
+            <w:r>
+              <w:rPr>
+                <w:rFonts w:ascii="FangSong" w:eastAsia="FangSong" w:hAnsi="FangSong"/>
+                <w:sz w:val="24"/>
+                <w:szCs w:val="24"/>
+              </w:rPr>
+              <w:br/>
+            </w:r>
+            <w:r>
+              <w:rPr>
+                <w:rFonts w:ascii="FangSong" w:eastAsia="FangSong" w:hAnsi="FangSong"/>
+                <w:sz w:val="24"/>
+                <w:szCs w:val="24"/>
+              </w:rPr>
+              <w:br/>
+            </w:r>
+            <w:r>
+              <w:rPr>
+                <w:rFonts w:ascii="FangSong" w:eastAsia="FangSong" w:hAnsi="FangSong"/>
+                <w:sz w:val="24"/>
+                <w:szCs w:val="24"/>
+              </w:rPr>
+              <w:br/>
+            </w:r>
+            <w:r>
+              <w:rPr>
+                <w:rFonts w:ascii="FangSong" w:eastAsia="FangSong" w:hAnsi="FangSong"/>
+                <w:sz w:val="24"/>
+                <w:szCs w:val="24"/>
+              </w:rPr>
+              <w:br/>
+            </w:r>
+            <w:r>
+              <w:rPr>
+                <w:rFonts w:ascii="FangSong" w:eastAsia="FangSong" w:hAnsi="FangSong"/>
+                <w:sz w:val="24"/>
+                <w:szCs w:val="24"/>
+              </w:rPr>
+              <w:br/>
+            </w:r>
+            <w:r>
+              <w:rPr>
+                <w:rFonts w:ascii="FangSong" w:eastAsia="FangSong" w:hAnsi="FangSong"/>
+                <w:sz w:val="24"/>
+                <w:szCs w:val="24"/>
+              </w:rPr>
+              <w:br/>
+            </w:r>
+            <w:r>
+              <w:rPr>
+                <w:rFonts w:ascii="FangSong" w:eastAsia="FangSong" w:hAnsi="FangSong"/>
+                <w:sz w:val="24"/>
+                <w:szCs w:val="24"/>
+              </w:rPr>
+              <w:br/>
+            </w:r>
+            <w:r>
+              <w:rPr>
+                <w:rFonts w:ascii="FangSong" w:eastAsia="FangSong" w:hAnsi="FangSong"/>
+                <w:sz w:val="24"/>
+                <w:szCs w:val="24"/>
+              </w:rPr>
+              <w:br/>
+            </w:r>
+            <w:r>
+              <w:rPr>
+                <w:rFonts w:ascii="FangSong" w:eastAsia="FangSong" w:hAnsi="FangSong"/>
+                <w:sz w:val="24"/>
+                <w:szCs w:val="24"/>
+              </w:rPr>
+              <w:br/>
+            </w:r>
+            <w:r>
+              <w:rPr>
+                <w:rFonts w:ascii="FangSong" w:eastAsia="FangSong" w:hAnsi="FangSong"/>
+                <w:sz w:val="24"/>
+                <w:szCs w:val="24"/>
+              </w:rPr>
+              <w:br/>
+            </w:r>
+            <w:r>
+              <w:rPr>
+                <w:rFonts w:ascii="FangSong" w:eastAsia="FangSong" w:hAnsi="FangSong"/>
+                <w:sz w:val="24"/>
+                <w:szCs w:val="24"/>
+              </w:rPr>
+              <w:br/>
+            </w:r>
+            <w:r>
+              <w:rPr>
+                <w:rFonts w:ascii="FangSong" w:eastAsia="FangSong" w:hAnsi="FangSong"/>
+                <w:sz w:val="24"/>
+                <w:szCs w:val="24"/>
+              </w:rPr>
+              <w:br/>
+            </w:r>
+            <w:r>
+              <w:rPr>
+                <w:rFonts w:ascii="FangSong" w:eastAsia="FangSong" w:hAnsi="FangSong"/>
+                <w:sz w:val="24"/>
+                <w:szCs w:val="24"/>
+              </w:rPr>
+              <w:br/>
+            </w:r>
+            <w:r>
+              <w:rPr>
+                <w:rFonts w:ascii="FangSong" w:eastAsia="FangSong" w:hAnsi="FangSong"/>
+                <w:sz w:val="24"/>
+                <w:szCs w:val="24"/>
+              </w:rPr>
+              <w:br/>
+            </w:r>
+            <w:r>
+              <w:rPr>
+                <w:rFonts w:ascii="FangSong" w:eastAsia="FangSong" w:hAnsi="FangSong"/>
+                <w:sz w:val="24"/>
+                <w:szCs w:val="24"/>
+              </w:rPr>
+              <w:br/>
+            </w:r>
+            <w:r>
+              <w:rPr>
+                <w:rFonts w:ascii="FangSong" w:eastAsia="FangSong" w:hAnsi="FangSong"/>
+                <w:sz w:val="24"/>
+                <w:szCs w:val="24"/>
+              </w:rPr>
+              <w:br/>
+            </w:r>
+            <w:r>
+              <w:rPr>
+                <w:rFonts w:ascii="FangSong" w:eastAsia="FangSong" w:hAnsi="FangSong"/>
+                <w:sz w:val="24"/>
+                <w:szCs w:val="24"/>
+              </w:rPr>
+              <w:br/>
+            </w:r>
+            <w:r>
+              <w:rPr>
+                <w:rFonts w:ascii="FangSong" w:eastAsia="FangSong" w:hAnsi="FangSong"/>
+                <w:sz w:val="24"/>
+                <w:szCs w:val="24"/>
+              </w:rPr>
+              <w:br/>
             </w:r>
           </w:p>
         </w:tc>
@@ -12736,6 +13091,7 @@
                 <w:b/>
                 <w:sz w:val="24"/>
               </w:rPr>
+              <w:lastRenderedPageBreak/>
               <w:t>五、项目特色与创新之处</w:t>
             </w:r>
           </w:p>
@@ -13096,31 +13452,66 @@
               <w:ind w:right="113"/>
               <w:rPr>
                 <w:rFonts w:hAnsi="Times New Roman" w:cs="Times New Roman"/>
-                <w:sz w:val="24"/>
-              </w:rPr>
-            </w:pPr>
-          </w:p>
-          <w:p>
-            <w:pPr>
-              <w:spacing w:line="560" w:lineRule="exact"/>
-              <w:ind w:right="113"/>
-              <w:rPr>
-                <w:rFonts w:hAnsi="Times New Roman" w:cs="Times New Roman"/>
-                <w:sz w:val="24"/>
-              </w:rPr>
-            </w:pPr>
-          </w:p>
-          <w:p>
-            <w:pPr>
-              <w:spacing w:line="560" w:lineRule="exact"/>
-              <w:ind w:right="113"/>
-              <w:jc w:val="center"/>
-              <w:rPr>
-                <w:rFonts w:hAnsi="Times New Roman" w:cs="Times New Roman"/>
                 <w:b/>
                 <w:sz w:val="24"/>
               </w:rPr>
             </w:pPr>
+            <w:r>
+              <w:rPr>
+                <w:rFonts w:hAnsi="Times New Roman" w:cs="Times New Roman"/>
+                <w:b/>
+                <w:sz w:val="24"/>
+              </w:rPr>
+              <w:br/>
+            </w:r>
+            <w:r>
+              <w:rPr>
+                <w:rFonts w:hAnsi="Times New Roman" w:cs="Times New Roman"/>
+                <w:b/>
+                <w:sz w:val="24"/>
+              </w:rPr>
+              <w:br/>
+            </w:r>
+            <w:r>
+              <w:rPr>
+                <w:rFonts w:hAnsi="Times New Roman" w:cs="Times New Roman"/>
+                <w:b/>
+                <w:sz w:val="24"/>
+              </w:rPr>
+              <w:br/>
+            </w:r>
+            <w:r>
+              <w:rPr>
+                <w:rFonts w:hAnsi="Times New Roman" w:cs="Times New Roman"/>
+                <w:b/>
+                <w:sz w:val="24"/>
+              </w:rPr>
+              <w:br/>
+            </w:r>
+            <w:r>
+              <w:rPr>
+                <w:rFonts w:hAnsi="Times New Roman" w:cs="Times New Roman"/>
+                <w:b/>
+                <w:sz w:val="24"/>
+              </w:rPr>
+              <w:br/>
+            </w:r>
+            <w:r>
+              <w:rPr>
+                <w:rFonts w:hAnsi="Times New Roman" w:cs="Times New Roman"/>
+                <w:b/>
+                <w:sz w:val="24"/>
+              </w:rPr>
+              <w:br/>
+            </w:r>
+            <w:r>
+              <w:rPr>
+                <w:rFonts w:hAnsi="Times New Roman" w:cs="Times New Roman"/>
+                <w:b/>
+                <w:sz w:val="24"/>
+              </w:rPr>
+              <w:br/>
+            </w:r>
           </w:p>
         </w:tc>
       </w:tr>
@@ -13184,7 +13575,6 @@
                 <w:b/>
                 <w:sz w:val="24"/>
               </w:rPr>
-              <w:lastRenderedPageBreak/>
               <w:t>六、项目经费预算</w:t>
             </w:r>
           </w:p>
@@ -13683,39 +14073,7 @@
                 <w:sz w:val="24"/>
                 <w:szCs w:val="24"/>
               </w:rPr>
-              <w:t>四类任务对应，不列与项目关联度较低的设备采购项，符合本项目</w:t>
-            </w:r>
-            <w:r>
-              <w:rPr>
-                <w:rFonts w:ascii="FangSong" w:eastAsia="FangSong" w:hAnsi="FangSong"/>
-                <w:sz w:val="24"/>
-                <w:szCs w:val="24"/>
-              </w:rPr>
-              <w:t>“</w:t>
-            </w:r>
-            <w:r>
-              <w:rPr>
-                <w:rFonts w:ascii="FangSong" w:eastAsia="FangSong" w:hAnsi="FangSong" w:hint="eastAsia"/>
-                <w:sz w:val="24"/>
-                <w:szCs w:val="24"/>
-              </w:rPr>
-              <w:t>小而实</w:t>
-            </w:r>
-            <w:r>
-              <w:rPr>
-                <w:rFonts w:ascii="FangSong" w:eastAsia="FangSong" w:hAnsi="FangSong"/>
-                <w:sz w:val="24"/>
-                <w:szCs w:val="24"/>
-              </w:rPr>
-              <w:t>”</w:t>
-            </w:r>
-            <w:r>
-              <w:rPr>
-                <w:rFonts w:ascii="FangSong" w:eastAsia="FangSong" w:hAnsi="FangSong" w:hint="eastAsia"/>
-                <w:sz w:val="24"/>
-                <w:szCs w:val="24"/>
-              </w:rPr>
-              <w:t>的实施原则。</w:t>
+              <w:t>四类任务对应。</w:t>
             </w:r>
             <w:r>
               <w:rPr>
@@ -13725,96 +14083,6 @@
               </w:rPr>
               <w:br/>
             </w:r>
-          </w:p>
-          <w:p>
-            <w:pPr>
-              <w:spacing w:line="560" w:lineRule="exact"/>
-              <w:ind w:right="113"/>
-              <w:rPr>
-                <w:rFonts w:hAnsi="Times New Roman" w:cs="Times New Roman"/>
-                <w:sz w:val="24"/>
-              </w:rPr>
-            </w:pPr>
-          </w:p>
-          <w:p>
-            <w:pPr>
-              <w:spacing w:line="560" w:lineRule="exact"/>
-              <w:ind w:right="113"/>
-              <w:rPr>
-                <w:rFonts w:hAnsi="Times New Roman" w:cs="Times New Roman"/>
-                <w:sz w:val="24"/>
-              </w:rPr>
-            </w:pPr>
-          </w:p>
-          <w:p>
-            <w:pPr>
-              <w:spacing w:line="560" w:lineRule="exact"/>
-              <w:ind w:right="113"/>
-              <w:rPr>
-                <w:rFonts w:hAnsi="Times New Roman" w:cs="Times New Roman"/>
-                <w:sz w:val="24"/>
-              </w:rPr>
-            </w:pPr>
-          </w:p>
-          <w:p>
-            <w:pPr>
-              <w:spacing w:line="560" w:lineRule="exact"/>
-              <w:ind w:right="113"/>
-              <w:rPr>
-                <w:rFonts w:hAnsi="Times New Roman" w:cs="Times New Roman"/>
-                <w:sz w:val="24"/>
-              </w:rPr>
-            </w:pPr>
-          </w:p>
-          <w:p>
-            <w:pPr>
-              <w:spacing w:line="560" w:lineRule="exact"/>
-              <w:ind w:right="113"/>
-              <w:rPr>
-                <w:rFonts w:hAnsi="Times New Roman" w:cs="Times New Roman"/>
-                <w:sz w:val="24"/>
-              </w:rPr>
-            </w:pPr>
-          </w:p>
-          <w:p>
-            <w:pPr>
-              <w:spacing w:line="560" w:lineRule="exact"/>
-              <w:ind w:right="113"/>
-              <w:rPr>
-                <w:rFonts w:hAnsi="Times New Roman" w:cs="Times New Roman"/>
-                <w:sz w:val="24"/>
-              </w:rPr>
-            </w:pPr>
-          </w:p>
-          <w:p>
-            <w:pPr>
-              <w:spacing w:line="560" w:lineRule="exact"/>
-              <w:ind w:right="113"/>
-              <w:rPr>
-                <w:rFonts w:hAnsi="Times New Roman" w:cs="Times New Roman"/>
-                <w:sz w:val="24"/>
-              </w:rPr>
-            </w:pPr>
-          </w:p>
-          <w:p>
-            <w:pPr>
-              <w:spacing w:line="560" w:lineRule="exact"/>
-              <w:ind w:right="113"/>
-              <w:rPr>
-                <w:rFonts w:hAnsi="Times New Roman" w:cs="Times New Roman"/>
-                <w:sz w:val="24"/>
-              </w:rPr>
-            </w:pPr>
-          </w:p>
-          <w:p>
-            <w:pPr>
-              <w:spacing w:line="560" w:lineRule="exact"/>
-              <w:ind w:right="113"/>
-              <w:rPr>
-                <w:rFonts w:hAnsi="Times New Roman" w:cs="Times New Roman"/>
-                <w:sz w:val="24"/>
-              </w:rPr>
-            </w:pPr>
           </w:p>
         </w:tc>
       </w:tr>
@@ -13878,7 +14146,6 @@
                 <w:b/>
                 <w:sz w:val="24"/>
               </w:rPr>
-              <w:lastRenderedPageBreak/>
               <w:t>七、项目预期研究成果</w:t>
             </w:r>
           </w:p>
@@ -13981,20 +14248,25 @@
           </w:p>
           <w:p>
             <w:pPr>
-              <w:ind w:firstLineChars="200" w:firstLine="480"/>
-              <w:rPr>
-                <w:rFonts w:ascii="FangSong" w:eastAsia="FangSong" w:hAnsi="FangSong" w:hint="eastAsia"/>
-                <w:sz w:val="24"/>
-                <w:szCs w:val="24"/>
-              </w:rPr>
-            </w:pPr>
-            <w:r>
-              <w:rPr>
-                <w:rFonts w:ascii="FangSong" w:eastAsia="FangSong" w:hAnsi="FangSong" w:hint="eastAsia"/>
-                <w:sz w:val="24"/>
-                <w:szCs w:val="24"/>
-              </w:rPr>
-              <w:t>一是完成不少于</w:t>
+              <w:pStyle w:val="af2"/>
+              <w:numPr>
+                <w:ilvl w:val="0"/>
+                <w:numId w:val="3"/>
+              </w:numPr>
+              <w:ind w:firstLineChars="0"/>
+              <w:rPr>
+                <w:rFonts w:ascii="FangSong" w:eastAsia="FangSong" w:hAnsi="FangSong" w:hint="eastAsia"/>
+                <w:sz w:val="24"/>
+                <w:szCs w:val="24"/>
+              </w:rPr>
+            </w:pPr>
+            <w:r>
+              <w:rPr>
+                <w:rFonts w:ascii="FangSong" w:eastAsia="FangSong" w:hAnsi="FangSong" w:hint="eastAsia"/>
+                <w:sz w:val="24"/>
+                <w:szCs w:val="24"/>
+              </w:rPr>
+              <w:t>完成不少于</w:t>
             </w:r>
             <w:r>
               <w:rPr>
@@ -14015,20 +14287,25 @@
           </w:p>
           <w:p>
             <w:pPr>
-              <w:ind w:firstLineChars="200" w:firstLine="480"/>
-              <w:rPr>
-                <w:rFonts w:ascii="FangSong" w:eastAsia="FangSong" w:hAnsi="FangSong" w:hint="eastAsia"/>
-                <w:sz w:val="24"/>
-                <w:szCs w:val="24"/>
-              </w:rPr>
-            </w:pPr>
-            <w:r>
-              <w:rPr>
-                <w:rFonts w:ascii="FangSong" w:eastAsia="FangSong" w:hAnsi="FangSong" w:hint="eastAsia"/>
-                <w:sz w:val="24"/>
-                <w:szCs w:val="24"/>
-              </w:rPr>
-              <w:t>二是形成一份关于二</w:t>
+              <w:pStyle w:val="af2"/>
+              <w:numPr>
+                <w:ilvl w:val="0"/>
+                <w:numId w:val="3"/>
+              </w:numPr>
+              <w:ind w:firstLineChars="0"/>
+              <w:rPr>
+                <w:rFonts w:ascii="FangSong" w:eastAsia="FangSong" w:hAnsi="FangSong" w:hint="eastAsia"/>
+                <w:sz w:val="24"/>
+                <w:szCs w:val="24"/>
+              </w:rPr>
+            </w:pPr>
+            <w:r>
+              <w:rPr>
+                <w:rFonts w:ascii="FangSong" w:eastAsia="FangSong" w:hAnsi="FangSong" w:hint="eastAsia"/>
+                <w:sz w:val="24"/>
+                <w:szCs w:val="24"/>
+              </w:rPr>
+              <w:t>形成一份关于二</w:t>
             </w:r>
             <w:proofErr w:type="gramStart"/>
             <w:r>
@@ -14051,20 +14328,25 @@
           </w:p>
           <w:p>
             <w:pPr>
-              <w:ind w:firstLineChars="200" w:firstLine="480"/>
-              <w:rPr>
-                <w:rFonts w:ascii="FangSong" w:eastAsia="FangSong" w:hAnsi="FangSong" w:hint="eastAsia"/>
-                <w:sz w:val="24"/>
-                <w:szCs w:val="24"/>
-              </w:rPr>
-            </w:pPr>
-            <w:r>
-              <w:rPr>
-                <w:rFonts w:ascii="FangSong" w:eastAsia="FangSong" w:hAnsi="FangSong" w:hint="eastAsia"/>
-                <w:sz w:val="24"/>
-                <w:szCs w:val="24"/>
-              </w:rPr>
-              <w:t>三是完善一个可演示的案例检索原型，支持字词检索、案例浏览、证据链回看和基础统计，</w:t>
+              <w:pStyle w:val="af2"/>
+              <w:numPr>
+                <w:ilvl w:val="0"/>
+                <w:numId w:val="3"/>
+              </w:numPr>
+              <w:ind w:firstLineChars="0"/>
+              <w:rPr>
+                <w:rFonts w:ascii="FangSong" w:eastAsia="FangSong" w:hAnsi="FangSong" w:hint="eastAsia"/>
+                <w:sz w:val="24"/>
+                <w:szCs w:val="24"/>
+              </w:rPr>
+            </w:pPr>
+            <w:r>
+              <w:rPr>
+                <w:rFonts w:ascii="FangSong" w:eastAsia="FangSong" w:hAnsi="FangSong" w:hint="eastAsia"/>
+                <w:sz w:val="24"/>
+                <w:szCs w:val="24"/>
+              </w:rPr>
+              <w:t>完善一个可演示的案例检索原型，支持字词检索、案例浏览、证据链回看和基础统计，</w:t>
             </w:r>
             <w:r>
               <w:rPr>
@@ -14085,21 +14367,18 @@
           </w:p>
           <w:p>
             <w:pPr>
-              <w:ind w:firstLineChars="200" w:firstLine="480"/>
-              <w:rPr>
-                <w:rFonts w:ascii="FangSong" w:eastAsia="FangSong" w:hAnsi="FangSong" w:hint="eastAsia"/>
-                <w:sz w:val="24"/>
-                <w:szCs w:val="24"/>
-              </w:rPr>
-            </w:pPr>
-            <w:r>
-              <w:rPr>
-                <w:rFonts w:ascii="FangSong" w:eastAsia="FangSong" w:hAnsi="FangSong" w:hint="eastAsia"/>
-                <w:sz w:val="24"/>
-                <w:szCs w:val="24"/>
-              </w:rPr>
-              <w:t>四是</w:t>
-            </w:r>
+              <w:pStyle w:val="af2"/>
+              <w:numPr>
+                <w:ilvl w:val="0"/>
+                <w:numId w:val="3"/>
+              </w:numPr>
+              <w:ind w:firstLineChars="0"/>
+              <w:rPr>
+                <w:rFonts w:ascii="FangSong" w:eastAsia="FangSong" w:hAnsi="FangSong" w:hint="eastAsia"/>
+                <w:sz w:val="24"/>
+                <w:szCs w:val="24"/>
+              </w:rPr>
+            </w:pPr>
             <w:proofErr w:type="gramStart"/>
             <w:r>
               <w:rPr>
@@ -14118,160 +14397,14 @@
               </w:rPr>
               <w:t>推进情况整理形成阶段性研究报告或论文初稿。</w:t>
             </w:r>
-          </w:p>
-          <w:p>
-            <w:pPr>
-              <w:spacing w:line="560" w:lineRule="exact"/>
-              <w:ind w:right="113"/>
-              <w:rPr>
-                <w:rFonts w:hAnsi="Times New Roman" w:cs="Times New Roman"/>
-                <w:b/>
-                <w:sz w:val="24"/>
-              </w:rPr>
-            </w:pPr>
-          </w:p>
-          <w:p>
-            <w:pPr>
-              <w:spacing w:line="560" w:lineRule="exact"/>
-              <w:ind w:right="113"/>
-              <w:rPr>
-                <w:rFonts w:hAnsi="Times New Roman" w:cs="Times New Roman"/>
-                <w:b/>
-                <w:sz w:val="24"/>
-              </w:rPr>
-            </w:pPr>
-          </w:p>
-          <w:p>
-            <w:pPr>
-              <w:spacing w:line="560" w:lineRule="exact"/>
-              <w:ind w:right="113"/>
-              <w:rPr>
-                <w:rFonts w:hAnsi="Times New Roman" w:cs="Times New Roman"/>
-                <w:b/>
-                <w:sz w:val="24"/>
-              </w:rPr>
-            </w:pPr>
-          </w:p>
-          <w:p>
-            <w:pPr>
-              <w:spacing w:line="560" w:lineRule="exact"/>
-              <w:ind w:right="113"/>
-              <w:rPr>
-                <w:rFonts w:hAnsi="Times New Roman" w:cs="Times New Roman"/>
-                <w:b/>
-                <w:sz w:val="24"/>
-              </w:rPr>
-            </w:pPr>
-          </w:p>
-          <w:p>
-            <w:pPr>
-              <w:spacing w:line="560" w:lineRule="exact"/>
-              <w:ind w:right="113"/>
-              <w:rPr>
-                <w:rFonts w:hAnsi="Times New Roman" w:cs="Times New Roman"/>
-                <w:b/>
-                <w:sz w:val="24"/>
-              </w:rPr>
-            </w:pPr>
-          </w:p>
-          <w:p>
-            <w:pPr>
-              <w:spacing w:line="560" w:lineRule="exact"/>
-              <w:ind w:right="113"/>
-              <w:rPr>
-                <w:rFonts w:hAnsi="Times New Roman" w:cs="Times New Roman"/>
-                <w:b/>
-                <w:sz w:val="24"/>
-              </w:rPr>
-            </w:pPr>
-          </w:p>
-          <w:p>
-            <w:pPr>
-              <w:spacing w:line="560" w:lineRule="exact"/>
-              <w:ind w:right="113"/>
-              <w:rPr>
-                <w:rFonts w:hAnsi="Times New Roman" w:cs="Times New Roman"/>
-                <w:b/>
-                <w:sz w:val="24"/>
-              </w:rPr>
-            </w:pPr>
-          </w:p>
-          <w:p>
-            <w:pPr>
-              <w:spacing w:line="560" w:lineRule="exact"/>
-              <w:ind w:right="113"/>
-              <w:rPr>
-                <w:rFonts w:hAnsi="Times New Roman" w:cs="Times New Roman"/>
-                <w:b/>
-                <w:sz w:val="24"/>
-              </w:rPr>
-            </w:pPr>
-          </w:p>
-          <w:p>
-            <w:pPr>
-              <w:spacing w:line="560" w:lineRule="exact"/>
-              <w:ind w:right="113"/>
-              <w:rPr>
-                <w:rFonts w:hAnsi="Times New Roman" w:cs="Times New Roman"/>
-                <w:b/>
-                <w:sz w:val="24"/>
-              </w:rPr>
-            </w:pPr>
-          </w:p>
-          <w:p>
-            <w:pPr>
-              <w:spacing w:line="560" w:lineRule="exact"/>
-              <w:ind w:right="113"/>
-              <w:rPr>
-                <w:rFonts w:hAnsi="Times New Roman" w:cs="Times New Roman"/>
-                <w:b/>
-                <w:sz w:val="24"/>
-              </w:rPr>
-            </w:pPr>
-          </w:p>
-          <w:p>
-            <w:pPr>
-              <w:spacing w:line="560" w:lineRule="exact"/>
-              <w:ind w:right="113"/>
-              <w:rPr>
-                <w:rFonts w:hAnsi="Times New Roman" w:cs="Times New Roman"/>
-                <w:b/>
-                <w:sz w:val="24"/>
-              </w:rPr>
-            </w:pPr>
-          </w:p>
-          <w:p>
-            <w:pPr>
-              <w:spacing w:line="560" w:lineRule="exact"/>
-              <w:ind w:right="113"/>
-              <w:rPr>
-                <w:rFonts w:hAnsi="Times New Roman" w:cs="Times New Roman"/>
-                <w:b/>
-                <w:sz w:val="24"/>
-              </w:rPr>
-            </w:pPr>
-          </w:p>
-          <w:p>
-            <w:pPr>
-              <w:spacing w:line="560" w:lineRule="exact"/>
-              <w:ind w:right="113"/>
-              <w:rPr>
-                <w:rFonts w:hAnsi="Times New Roman" w:cs="Times New Roman"/>
-                <w:b/>
-                <w:sz w:val="24"/>
-              </w:rPr>
-            </w:pPr>
-          </w:p>
-          <w:p>
-            <w:pPr>
-              <w:spacing w:line="560" w:lineRule="exact"/>
-              <w:ind w:right="113"/>
-              <w:rPr>
-                <w:rFonts w:hAnsi="Times New Roman" w:cs="Times New Roman"/>
-                <w:b/>
-                <w:sz w:val="24"/>
-              </w:rPr>
-            </w:pPr>
+            <w:r>
+              <w:rPr>
+                <w:rFonts w:ascii="FangSong" w:eastAsia="FangSong" w:hAnsi="FangSong"/>
+                <w:sz w:val="24"/>
+                <w:szCs w:val="24"/>
+              </w:rPr>
+              <w:br/>
+            </w:r>
           </w:p>
         </w:tc>
       </w:tr>
@@ -14283,12 +14416,6 @@
           <w:rFonts w:hAnsi="Times New Roman" w:cs="Times New Roman"/>
         </w:rPr>
       </w:pPr>
-      <w:r>
-        <w:rPr>
-          <w:rFonts w:hAnsi="Times New Roman" w:cs="Times New Roman"/>
-        </w:rPr>
-        <w:br w:type="page"/>
-      </w:r>
     </w:p>
     <w:tbl>
       <w:tblPr>
@@ -14341,7 +14468,6 @@
                 <w:b/>
                 <w:sz w:val="24"/>
               </w:rPr>
-              <w:lastRenderedPageBreak/>
               <w:t>八、项目组成员和助教签名</w:t>
             </w:r>
           </w:p>
@@ -14434,6 +14560,7 @@
               </w:rPr>
               <w:t>PDF</w:t>
             </w:r>
+            <w:proofErr w:type="gramStart"/>
             <w:r>
               <w:rPr>
                 <w:rFonts w:hAnsi="Times New Roman" w:cs="Times New Roman"/>
@@ -14442,7 +14569,18 @@
                 <w:sz w:val="24"/>
                 <w:szCs w:val="24"/>
               </w:rPr>
-              <w:t>版请手写签名后扫描保存。</w:t>
+              <w:t>版请手写</w:t>
+            </w:r>
+            <w:proofErr w:type="gramEnd"/>
+            <w:r>
+              <w:rPr>
+                <w:rFonts w:hAnsi="Times New Roman" w:cs="Times New Roman"/>
+                <w:color w:val="000000"/>
+                <w:kern w:val="2"/>
+                <w:sz w:val="24"/>
+                <w:szCs w:val="24"/>
+              </w:rPr>
+              <w:t>签名后扫描保存。</w:t>
             </w:r>
           </w:p>
           <w:p>
@@ -14470,6 +14608,63 @@
               <w:rPr>
                 <w:rFonts w:hAnsi="Times New Roman" w:cs="Times New Roman"/>
                 <w:b/>
+                <w:noProof/>
+                <w:sz w:val="24"/>
+              </w:rPr>
+              <w:drawing>
+                <wp:anchor distT="0" distB="0" distL="114300" distR="114300" simplePos="0" relativeHeight="251658752" behindDoc="0" locked="0" layoutInCell="1" allowOverlap="1" wp14:anchorId="74A37AA6" wp14:editId="22B5EE69">
+                  <wp:simplePos x="0" y="0"/>
+                  <wp:positionH relativeFrom="column">
+                    <wp:posOffset>1308539</wp:posOffset>
+                  </wp:positionH>
+                  <wp:positionV relativeFrom="paragraph">
+                    <wp:posOffset>16673</wp:posOffset>
+                  </wp:positionV>
+                  <wp:extent cx="773430" cy="359410"/>
+                  <wp:effectExtent l="0" t="0" r="7620" b="2540"/>
+                  <wp:wrapNone/>
+                  <wp:docPr id="140020195" name="图片 1"/>
+                  <wp:cNvGraphicFramePr>
+                    <a:graphicFrameLocks xmlns:a="http://schemas.openxmlformats.org/drawingml/2006/main" noChangeAspect="1"/>
+                  </wp:cNvGraphicFramePr>
+                  <a:graphic xmlns:a="http://schemas.openxmlformats.org/drawingml/2006/main">
+                    <a:graphicData uri="http://schemas.openxmlformats.org/drawingml/2006/picture">
+                      <pic:pic xmlns:pic="http://schemas.openxmlformats.org/drawingml/2006/picture">
+                        <pic:nvPicPr>
+                          <pic:cNvPr id="140020195" name="图片 140020195"/>
+                          <pic:cNvPicPr/>
+                        </pic:nvPicPr>
+                        <pic:blipFill>
+                          <a:blip r:embed="rId12">
+                            <a:extLst>
+                              <a:ext uri="{28A0092B-C50C-407E-A947-70E740481C1C}">
+                                <a14:useLocalDpi xmlns:a14="http://schemas.microsoft.com/office/drawing/2010/main" val="0"/>
+                              </a:ext>
+                            </a:extLst>
+                          </a:blip>
+                          <a:stretch>
+                            <a:fillRect/>
+                          </a:stretch>
+                        </pic:blipFill>
+                        <pic:spPr>
+                          <a:xfrm>
+                            <a:off x="0" y="0"/>
+                            <a:ext cx="773430" cy="359410"/>
+                          </a:xfrm>
+                          <a:prstGeom prst="rect">
+                            <a:avLst/>
+                          </a:prstGeom>
+                        </pic:spPr>
+                      </pic:pic>
+                    </a:graphicData>
+                  </a:graphic>
+                </wp:anchor>
+              </w:drawing>
+            </w:r>
+            <w:r>
+              <w:rPr>
+                <w:rFonts w:hAnsi="Times New Roman" w:cs="Times New Roman"/>
+                <w:b/>
                 <w:sz w:val="24"/>
               </w:rPr>
               <w:t>项目负责人签名：</w:t>
@@ -14485,23 +14680,263 @@
                 <w:sz w:val="24"/>
               </w:rPr>
             </w:pPr>
-          </w:p>
-          <w:p>
-            <w:pPr>
-              <w:spacing w:line="560" w:lineRule="exact"/>
-              <w:ind w:right="113"/>
+            <w:r>
               <w:rPr>
                 <w:rFonts w:hAnsi="Times New Roman" w:cs="Times New Roman"/>
                 <w:b/>
-                <w:sz w:val="24"/>
-              </w:rPr>
-            </w:pPr>
-            <w:r>
+                <w:noProof/>
+                <w:sz w:val="24"/>
+              </w:rPr>
+              <w:drawing>
+                <wp:anchor distT="0" distB="0" distL="114300" distR="114300" simplePos="0" relativeHeight="251660800" behindDoc="0" locked="0" layoutInCell="1" allowOverlap="1" wp14:anchorId="2C0172DF" wp14:editId="72C7D607">
+                  <wp:simplePos x="0" y="0"/>
+                  <wp:positionH relativeFrom="column">
+                    <wp:posOffset>2047875</wp:posOffset>
+                  </wp:positionH>
+                  <wp:positionV relativeFrom="paragraph">
+                    <wp:posOffset>353060</wp:posOffset>
+                  </wp:positionV>
+                  <wp:extent cx="734060" cy="359410"/>
+                  <wp:effectExtent l="0" t="0" r="0" b="2540"/>
+                  <wp:wrapNone/>
+                  <wp:docPr id="979531053" name="图片 3"/>
+                  <wp:cNvGraphicFramePr>
+                    <a:graphicFrameLocks xmlns:a="http://schemas.openxmlformats.org/drawingml/2006/main" noChangeAspect="1"/>
+                  </wp:cNvGraphicFramePr>
+                  <a:graphic xmlns:a="http://schemas.openxmlformats.org/drawingml/2006/main">
+                    <a:graphicData uri="http://schemas.openxmlformats.org/drawingml/2006/picture">
+                      <pic:pic xmlns:pic="http://schemas.openxmlformats.org/drawingml/2006/picture">
+                        <pic:nvPicPr>
+                          <pic:cNvPr id="979531053" name="图片 979531053"/>
+                          <pic:cNvPicPr/>
+                        </pic:nvPicPr>
+                        <pic:blipFill>
+                          <a:blip r:embed="rId13" cstate="print">
+                            <a:extLst>
+                              <a:ext uri="{28A0092B-C50C-407E-A947-70E740481C1C}">
+                                <a14:useLocalDpi xmlns:a14="http://schemas.microsoft.com/office/drawing/2010/main" val="0"/>
+                              </a:ext>
+                            </a:extLst>
+                          </a:blip>
+                          <a:stretch>
+                            <a:fillRect/>
+                          </a:stretch>
+                        </pic:blipFill>
+                        <pic:spPr>
+                          <a:xfrm>
+                            <a:off x="0" y="0"/>
+                            <a:ext cx="734060" cy="359410"/>
+                          </a:xfrm>
+                          <a:prstGeom prst="rect">
+                            <a:avLst/>
+                          </a:prstGeom>
+                        </pic:spPr>
+                      </pic:pic>
+                    </a:graphicData>
+                  </a:graphic>
+                  <wp14:sizeRelH relativeFrom="margin">
+                    <wp14:pctWidth>0</wp14:pctWidth>
+                  </wp14:sizeRelH>
+                  <wp14:sizeRelV relativeFrom="margin">
+                    <wp14:pctHeight>0</wp14:pctHeight>
+                  </wp14:sizeRelV>
+                </wp:anchor>
+              </w:drawing>
+            </w:r>
+          </w:p>
+          <w:p>
+            <w:pPr>
+              <w:spacing w:line="560" w:lineRule="exact"/>
+              <w:ind w:right="113"/>
               <w:rPr>
                 <w:rFonts w:hAnsi="Times New Roman" w:cs="Times New Roman"/>
                 <w:b/>
                 <w:sz w:val="24"/>
               </w:rPr>
+            </w:pPr>
+            <w:r>
+              <w:rPr>
+                <w:rFonts w:hAnsi="Times New Roman" w:cs="Times New Roman"/>
+                <w:b/>
+                <w:noProof/>
+                <w:sz w:val="24"/>
+              </w:rPr>
+              <w:drawing>
+                <wp:anchor distT="0" distB="0" distL="114300" distR="114300" simplePos="0" relativeHeight="251662848" behindDoc="0" locked="0" layoutInCell="1" allowOverlap="1" wp14:anchorId="43813883" wp14:editId="74319A0C">
+                  <wp:simplePos x="0" y="0"/>
+                  <wp:positionH relativeFrom="column">
+                    <wp:posOffset>3833375</wp:posOffset>
+                  </wp:positionH>
+                  <wp:positionV relativeFrom="paragraph">
+                    <wp:posOffset>37287</wp:posOffset>
+                  </wp:positionV>
+                  <wp:extent cx="781200" cy="360000"/>
+                  <wp:effectExtent l="0" t="0" r="0" b="2540"/>
+                  <wp:wrapNone/>
+                  <wp:docPr id="929597948" name="图片 5"/>
+                  <wp:cNvGraphicFramePr>
+                    <a:graphicFrameLocks xmlns:a="http://schemas.openxmlformats.org/drawingml/2006/main" noChangeAspect="1"/>
+                  </wp:cNvGraphicFramePr>
+                  <a:graphic xmlns:a="http://schemas.openxmlformats.org/drawingml/2006/main">
+                    <a:graphicData uri="http://schemas.openxmlformats.org/drawingml/2006/picture">
+                      <pic:pic xmlns:pic="http://schemas.openxmlformats.org/drawingml/2006/picture">
+                        <pic:nvPicPr>
+                          <pic:cNvPr id="929597948" name="图片 929597948"/>
+                          <pic:cNvPicPr/>
+                        </pic:nvPicPr>
+                        <pic:blipFill>
+                          <a:blip r:embed="rId14">
+                            <a:extLst>
+                              <a:ext uri="{28A0092B-C50C-407E-A947-70E740481C1C}">
+                                <a14:useLocalDpi xmlns:a14="http://schemas.microsoft.com/office/drawing/2010/main" val="0"/>
+                              </a:ext>
+                            </a:extLst>
+                          </a:blip>
+                          <a:stretch>
+                            <a:fillRect/>
+                          </a:stretch>
+                        </pic:blipFill>
+                        <pic:spPr>
+                          <a:xfrm>
+                            <a:off x="0" y="0"/>
+                            <a:ext cx="781200" cy="360000"/>
+                          </a:xfrm>
+                          <a:prstGeom prst="rect">
+                            <a:avLst/>
+                          </a:prstGeom>
+                        </pic:spPr>
+                      </pic:pic>
+                    </a:graphicData>
+                  </a:graphic>
+                  <wp14:sizeRelH relativeFrom="margin">
+                    <wp14:pctWidth>0</wp14:pctWidth>
+                  </wp14:sizeRelH>
+                  <wp14:sizeRelV relativeFrom="margin">
+                    <wp14:pctHeight>0</wp14:pctHeight>
+                  </wp14:sizeRelV>
+                </wp:anchor>
+              </w:drawing>
+            </w:r>
+            <w:r>
+              <w:rPr>
+                <w:rFonts w:hAnsi="Times New Roman" w:cs="Times New Roman"/>
+                <w:b/>
+                <w:noProof/>
+                <w:sz w:val="24"/>
+              </w:rPr>
+              <w:drawing>
+                <wp:anchor distT="0" distB="0" distL="114300" distR="114300" simplePos="0" relativeHeight="251659776" behindDoc="0" locked="0" layoutInCell="1" allowOverlap="1" wp14:anchorId="25567D18" wp14:editId="4B558C00">
+                  <wp:simplePos x="0" y="0"/>
+                  <wp:positionH relativeFrom="column">
+                    <wp:posOffset>2880580</wp:posOffset>
+                  </wp:positionH>
+                  <wp:positionV relativeFrom="paragraph">
+                    <wp:posOffset>15200</wp:posOffset>
+                  </wp:positionV>
+                  <wp:extent cx="848995" cy="359410"/>
+                  <wp:effectExtent l="0" t="0" r="8255" b="2540"/>
+                  <wp:wrapNone/>
+                  <wp:docPr id="439993474" name="图片 2"/>
+                  <wp:cNvGraphicFramePr>
+                    <a:graphicFrameLocks xmlns:a="http://schemas.openxmlformats.org/drawingml/2006/main" noChangeAspect="1"/>
+                  </wp:cNvGraphicFramePr>
+                  <a:graphic xmlns:a="http://schemas.openxmlformats.org/drawingml/2006/main">
+                    <a:graphicData uri="http://schemas.openxmlformats.org/drawingml/2006/picture">
+                      <pic:pic xmlns:pic="http://schemas.openxmlformats.org/drawingml/2006/picture">
+                        <pic:nvPicPr>
+                          <pic:cNvPr id="439993474" name="图片 439993474"/>
+                          <pic:cNvPicPr/>
+                        </pic:nvPicPr>
+                        <pic:blipFill>
+                          <a:blip r:embed="rId15">
+                            <a:extLst>
+                              <a:ext uri="{28A0092B-C50C-407E-A947-70E740481C1C}">
+                                <a14:useLocalDpi xmlns:a14="http://schemas.microsoft.com/office/drawing/2010/main" val="0"/>
+                              </a:ext>
+                            </a:extLst>
+                          </a:blip>
+                          <a:stretch>
+                            <a:fillRect/>
+                          </a:stretch>
+                        </pic:blipFill>
+                        <pic:spPr>
+                          <a:xfrm>
+                            <a:off x="0" y="0"/>
+                            <a:ext cx="848995" cy="359410"/>
+                          </a:xfrm>
+                          <a:prstGeom prst="rect">
+                            <a:avLst/>
+                          </a:prstGeom>
+                        </pic:spPr>
+                      </pic:pic>
+                    </a:graphicData>
+                  </a:graphic>
+                </wp:anchor>
+              </w:drawing>
+            </w:r>
+            <w:r>
+              <w:rPr>
+                <w:rFonts w:hAnsi="Times New Roman" w:cs="Times New Roman"/>
+                <w:b/>
+                <w:noProof/>
+                <w:sz w:val="24"/>
+              </w:rPr>
+              <w:drawing>
+                <wp:anchor distT="0" distB="0" distL="114300" distR="114300" simplePos="0" relativeHeight="251661824" behindDoc="0" locked="0" layoutInCell="1" allowOverlap="1" wp14:anchorId="28C75602" wp14:editId="125916B4">
+                  <wp:simplePos x="0" y="0"/>
+                  <wp:positionH relativeFrom="column">
+                    <wp:posOffset>1242824</wp:posOffset>
+                  </wp:positionH>
+                  <wp:positionV relativeFrom="paragraph">
+                    <wp:posOffset>37444</wp:posOffset>
+                  </wp:positionV>
+                  <wp:extent cx="633095" cy="359410"/>
+                  <wp:effectExtent l="0" t="0" r="0" b="2540"/>
+                  <wp:wrapNone/>
+                  <wp:docPr id="1270511745" name="图片 4"/>
+                  <wp:cNvGraphicFramePr>
+                    <a:graphicFrameLocks xmlns:a="http://schemas.openxmlformats.org/drawingml/2006/main" noChangeAspect="1"/>
+                  </wp:cNvGraphicFramePr>
+                  <a:graphic xmlns:a="http://schemas.openxmlformats.org/drawingml/2006/main">
+                    <a:graphicData uri="http://schemas.openxmlformats.org/drawingml/2006/picture">
+                      <pic:pic xmlns:pic="http://schemas.openxmlformats.org/drawingml/2006/picture">
+                        <pic:nvPicPr>
+                          <pic:cNvPr id="1270511745" name="图片 1270511745"/>
+                          <pic:cNvPicPr/>
+                        </pic:nvPicPr>
+                        <pic:blipFill>
+                          <a:blip r:embed="rId16">
+                            <a:extLst>
+                              <a:ext uri="{28A0092B-C50C-407E-A947-70E740481C1C}">
+                                <a14:useLocalDpi xmlns:a14="http://schemas.microsoft.com/office/drawing/2010/main" val="0"/>
+                              </a:ext>
+                            </a:extLst>
+                          </a:blip>
+                          <a:stretch>
+                            <a:fillRect/>
+                          </a:stretch>
+                        </pic:blipFill>
+                        <pic:spPr>
+                          <a:xfrm>
+                            <a:off x="0" y="0"/>
+                            <a:ext cx="633095" cy="359410"/>
+                          </a:xfrm>
+                          <a:prstGeom prst="rect">
+                            <a:avLst/>
+                          </a:prstGeom>
+                        </pic:spPr>
+                      </pic:pic>
+                    </a:graphicData>
+                  </a:graphic>
+                </wp:anchor>
+              </w:drawing>
+            </w:r>
+            <w:r>
+              <w:rPr>
+                <w:rFonts w:hAnsi="Times New Roman" w:cs="Times New Roman"/>
+                <w:b/>
+                <w:sz w:val="24"/>
+              </w:rPr>
               <w:t>项目参与人签名：</w:t>
             </w:r>
           </w:p>
@@ -14531,6 +14966,70 @@
               <w:rPr>
                 <w:rFonts w:hAnsi="Times New Roman" w:cs="Times New Roman"/>
                 <w:b/>
+                <w:noProof/>
+                <w:sz w:val="24"/>
+                <w:szCs w:val="24"/>
+              </w:rPr>
+              <w:drawing>
+                <wp:anchor distT="0" distB="0" distL="114300" distR="114300" simplePos="0" relativeHeight="251663872" behindDoc="0" locked="0" layoutInCell="1" allowOverlap="1" wp14:anchorId="4EBD8466" wp14:editId="152E0896">
+                  <wp:simplePos x="0" y="0"/>
+                  <wp:positionH relativeFrom="column">
+                    <wp:posOffset>1069340</wp:posOffset>
+                  </wp:positionH>
+                  <wp:positionV relativeFrom="paragraph">
+                    <wp:posOffset>37281</wp:posOffset>
+                  </wp:positionV>
+                  <wp:extent cx="658800" cy="360000"/>
+                  <wp:effectExtent l="0" t="0" r="8255" b="2540"/>
+                  <wp:wrapNone/>
+                  <wp:docPr id="2090402597" name="图片 6"/>
+                  <wp:cNvGraphicFramePr>
+                    <a:graphicFrameLocks xmlns:a="http://schemas.openxmlformats.org/drawingml/2006/main" noChangeAspect="1"/>
+                  </wp:cNvGraphicFramePr>
+                  <a:graphic xmlns:a="http://schemas.openxmlformats.org/drawingml/2006/main">
+                    <a:graphicData uri="http://schemas.openxmlformats.org/drawingml/2006/picture">
+                      <pic:pic xmlns:pic="http://schemas.openxmlformats.org/drawingml/2006/picture">
+                        <pic:nvPicPr>
+                          <pic:cNvPr id="2090402597" name="图片 2090402597"/>
+                          <pic:cNvPicPr/>
+                        </pic:nvPicPr>
+                        <pic:blipFill>
+                          <a:blip r:embed="rId17">
+                            <a:extLst>
+                              <a:ext uri="{28A0092B-C50C-407E-A947-70E740481C1C}">
+                                <a14:useLocalDpi xmlns:a14="http://schemas.microsoft.com/office/drawing/2010/main" val="0"/>
+                              </a:ext>
+                            </a:extLst>
+                          </a:blip>
+                          <a:stretch>
+                            <a:fillRect/>
+                          </a:stretch>
+                        </pic:blipFill>
+                        <pic:spPr>
+                          <a:xfrm>
+                            <a:off x="0" y="0"/>
+                            <a:ext cx="658800" cy="360000"/>
+                          </a:xfrm>
+                          <a:prstGeom prst="rect">
+                            <a:avLst/>
+                          </a:prstGeom>
+                        </pic:spPr>
+                      </pic:pic>
+                    </a:graphicData>
+                  </a:graphic>
+                  <wp14:sizeRelH relativeFrom="margin">
+                    <wp14:pctWidth>0</wp14:pctWidth>
+                  </wp14:sizeRelH>
+                  <wp14:sizeRelV relativeFrom="margin">
+                    <wp14:pctHeight>0</wp14:pctHeight>
+                  </wp14:sizeRelV>
+                </wp:anchor>
+              </w:drawing>
+            </w:r>
+            <w:r>
+              <w:rPr>
+                <w:rFonts w:hAnsi="Times New Roman" w:cs="Times New Roman"/>
+                <w:b/>
                 <w:sz w:val="24"/>
               </w:rPr>
               <w:t>项目助教签名：</w:t>
@@ -14538,23 +15037,12 @@
             <w:r>
               <w:rPr>
                 <w:rFonts w:hAnsi="Times New Roman" w:cs="Times New Roman"/>
-                <w:color w:val="AEAAAA"/>
-                <w:sz w:val="24"/>
-                <w:szCs w:val="24"/>
-              </w:rPr>
-              <w:t>无项目助教不填</w:t>
-            </w:r>
-          </w:p>
-          <w:p>
-            <w:pPr>
-              <w:spacing w:line="560" w:lineRule="exact"/>
-              <w:ind w:right="113"/>
-              <w:rPr>
-                <w:rFonts w:hAnsi="Times New Roman" w:cs="Times New Roman"/>
                 <w:b/>
                 <w:sz w:val="24"/>
-              </w:rPr>
-            </w:pPr>
+                <w:szCs w:val="24"/>
+              </w:rPr>
+              <w:t xml:space="preserve"> </w:t>
+            </w:r>
           </w:p>
           <w:p>
             <w:pPr>
@@ -14580,15 +15068,55 @@
                 <w:b/>
                 <w:sz w:val="24"/>
               </w:rPr>
-              <w:t xml:space="preserve">                                                  </w:t>
-            </w:r>
-            <w:r>
-              <w:rPr>
-                <w:rFonts w:hAnsi="Times New Roman" w:cs="Times New Roman"/>
+              <w:t xml:space="preserve">                                                 </w:t>
+            </w:r>
+            <w:r>
+              <w:rPr>
+                <w:rFonts w:hAnsi="Times New Roman" w:cs="Times New Roman" w:hint="eastAsia"/>
                 <w:b/>
                 <w:sz w:val="24"/>
               </w:rPr>
-              <w:t>年　　月　　日</w:t>
+              <w:t>2026</w:t>
+            </w:r>
+            <w:r>
+              <w:rPr>
+                <w:rFonts w:hAnsi="Times New Roman" w:cs="Times New Roman"/>
+                <w:b/>
+                <w:sz w:val="24"/>
+              </w:rPr>
+              <w:t>年</w:t>
+            </w:r>
+            <w:r>
+              <w:rPr>
+                <w:rFonts w:hAnsi="Times New Roman" w:cs="Times New Roman" w:hint="eastAsia"/>
+                <w:b/>
+                <w:sz w:val="24"/>
+              </w:rPr>
+              <w:t xml:space="preserve"> 4</w:t>
+            </w:r>
+            <w:r>
+              <w:rPr>
+                <w:rFonts w:hAnsi="Times New Roman" w:cs="Times New Roman"/>
+                <w:b/>
+                <w:sz w:val="24"/>
+              </w:rPr>
+              <w:t>月</w:t>
+            </w:r>
+            <w:r>
+              <w:rPr>
+                <w:rFonts w:hAnsi="Times New Roman" w:cs="Times New Roman" w:hint="eastAsia"/>
+                <w:b/>
+                <w:sz w:val="24"/>
+              </w:rPr>
+              <w:t xml:space="preserve"> 8</w:t>
+            </w:r>
+            <w:r>
+              <w:rPr>
+                <w:rFonts w:hAnsi="Times New Roman" w:cs="Times New Roman"/>
+                <w:b/>
+                <w:sz w:val="24"/>
+              </w:rPr>
+              <w:t>日</w:t>
             </w:r>
           </w:p>
         </w:tc>
@@ -14690,14 +15218,42 @@
                 <w:bCs/>
                 <w:sz w:val="24"/>
               </w:rPr>
-              <w:t>请您明确是否同意推荐。如有推荐语建议</w:t>
-            </w:r>
+              <w:t>请</w:t>
+            </w:r>
+            <w:proofErr w:type="gramStart"/>
             <w:r>
               <w:rPr>
                 <w:rFonts w:hAnsi="Times New Roman" w:cs="Times New Roman"/>
                 <w:bCs/>
                 <w:sz w:val="24"/>
               </w:rPr>
+              <w:t>您明确</w:t>
+            </w:r>
+            <w:proofErr w:type="gramEnd"/>
+            <w:r>
+              <w:rPr>
+                <w:rFonts w:hAnsi="Times New Roman" w:cs="Times New Roman"/>
+                <w:bCs/>
+                <w:sz w:val="24"/>
+              </w:rPr>
+              <w:t>是否同意推荐。如有推荐</w:t>
+            </w:r>
+            <w:proofErr w:type="gramStart"/>
+            <w:r>
+              <w:rPr>
+                <w:rFonts w:hAnsi="Times New Roman" w:cs="Times New Roman"/>
+                <w:bCs/>
+                <w:sz w:val="24"/>
+              </w:rPr>
+              <w:t>语建议</w:t>
+            </w:r>
+            <w:proofErr w:type="gramEnd"/>
+            <w:r>
+              <w:rPr>
+                <w:rFonts w:hAnsi="Times New Roman" w:cs="Times New Roman"/>
+                <w:bCs/>
+                <w:sz w:val="24"/>
+              </w:rPr>
               <w:t>200</w:t>
             </w:r>
             <w:r>
@@ -14723,31 +15279,28 @@
           <w:p>
             <w:pPr>
               <w:spacing w:line="560" w:lineRule="exact"/>
-              <w:ind w:right="113"/>
+              <w:ind w:right="113" w:firstLineChars="200" w:firstLine="482"/>
               <w:rPr>
                 <w:rFonts w:hAnsi="Times New Roman" w:cs="Times New Roman"/>
                 <w:b/>
                 <w:sz w:val="24"/>
               </w:rPr>
             </w:pPr>
-          </w:p>
-          <w:p>
-            <w:pPr>
-              <w:spacing w:line="560" w:lineRule="exact"/>
-              <w:ind w:right="113"/>
-              <w:rPr>
-                <w:rFonts w:hAnsi="Times New Roman" w:cs="Times New Roman"/>
+            <w:r>
+              <w:rPr>
+                <w:rFonts w:hAnsi="Times New Roman" w:cs="Times New Roman" w:hint="eastAsia"/>
                 <w:b/>
                 <w:sz w:val="24"/>
               </w:rPr>
-            </w:pPr>
-          </w:p>
-          <w:p>
-            <w:pPr>
-              <w:spacing w:line="560" w:lineRule="exact"/>
-              <w:ind w:right="113"/>
-              <w:rPr>
-                <w:rFonts w:hAnsi="Times New Roman" w:cs="Times New Roman"/>
+              <w:t>项目问题意识前沿，方法切合，操作路径清晰，跨学科团队知识结构合理，同意推荐参评求是学术项目。</w:t>
+            </w:r>
+          </w:p>
+          <w:p>
+            <w:pPr>
+              <w:spacing w:line="560" w:lineRule="exact"/>
+              <w:ind w:right="113"/>
+              <w:rPr>
+                <w:rFonts w:hAnsi="Times New Roman" w:cs="Times New Roman" w:hint="eastAsia"/>
                 <w:b/>
                 <w:sz w:val="24"/>
               </w:rPr>
@@ -14756,24 +15309,21 @@
           <w:p>
             <w:pPr>
               <w:spacing w:line="560" w:lineRule="exact"/>
-              <w:ind w:right="113"/>
-              <w:rPr>
-                <w:rFonts w:hAnsi="Times New Roman" w:cs="Times New Roman"/>
+              <w:ind w:right="113" w:firstLineChars="200" w:firstLine="482"/>
+              <w:rPr>
+                <w:rFonts w:hAnsi="Times New Roman" w:cs="Times New Roman" w:hint="eastAsia"/>
                 <w:b/>
                 <w:sz w:val="24"/>
               </w:rPr>
             </w:pPr>
-          </w:p>
-          <w:p>
-            <w:pPr>
-              <w:spacing w:line="560" w:lineRule="exact"/>
-              <w:ind w:right="113"/>
-              <w:rPr>
-                <w:rFonts w:hAnsi="Times New Roman" w:cs="Times New Roman"/>
+            <w:r>
+              <w:rPr>
+                <w:rFonts w:hAnsi="Times New Roman" w:cs="Times New Roman" w:hint="eastAsia"/>
                 <w:b/>
                 <w:sz w:val="24"/>
               </w:rPr>
-            </w:pPr>
+              <w:t>项目选题新颖，具有重要的交叉创新意义。项目研究方案合理可行，团队成员结构良好，同意推荐参评求是学术项目。</w:t>
+            </w:r>
           </w:p>
           <w:p>
             <w:pPr>
@@ -14789,17 +15339,115 @@
               <w:rPr>
                 <w:rFonts w:hAnsi="Times New Roman" w:cs="Times New Roman"/>
                 <w:b/>
-                <w:sz w:val="24"/>
-              </w:rPr>
-              <w:t xml:space="preserve">　　　　　　　　　　　　　　　　　　　</w:t>
+                <w:noProof/>
+                <w:sz w:val="24"/>
+              </w:rPr>
+              <w:drawing>
+                <wp:anchor distT="0" distB="0" distL="114300" distR="114300" simplePos="0" relativeHeight="251666944" behindDoc="0" locked="0" layoutInCell="1" allowOverlap="1" wp14:anchorId="7CCC7236" wp14:editId="67B184B2">
+                  <wp:simplePos x="0" y="0"/>
+                  <wp:positionH relativeFrom="column">
+                    <wp:posOffset>4995933</wp:posOffset>
+                  </wp:positionH>
+                  <wp:positionV relativeFrom="paragraph">
+                    <wp:posOffset>35346</wp:posOffset>
+                  </wp:positionV>
+                  <wp:extent cx="730250" cy="359410"/>
+                  <wp:effectExtent l="0" t="0" r="0" b="2540"/>
+                  <wp:wrapNone/>
+                  <wp:docPr id="183932098" name="图片 2"/>
+                  <wp:cNvGraphicFramePr>
+                    <a:graphicFrameLocks xmlns:a="http://schemas.openxmlformats.org/drawingml/2006/main" noChangeAspect="1"/>
+                  </wp:cNvGraphicFramePr>
+                  <a:graphic xmlns:a="http://schemas.openxmlformats.org/drawingml/2006/main">
+                    <a:graphicData uri="http://schemas.openxmlformats.org/drawingml/2006/picture">
+                      <pic:pic xmlns:pic="http://schemas.openxmlformats.org/drawingml/2006/picture">
+                        <pic:nvPicPr>
+                          <pic:cNvPr id="183932098" name="图片 183932098"/>
+                          <pic:cNvPicPr/>
+                        </pic:nvPicPr>
+                        <pic:blipFill>
+                          <a:blip r:embed="rId18" cstate="print">
+                            <a:extLst>
+                              <a:ext uri="{28A0092B-C50C-407E-A947-70E740481C1C}">
+                                <a14:useLocalDpi xmlns:a14="http://schemas.microsoft.com/office/drawing/2010/main" val="0"/>
+                              </a:ext>
+                            </a:extLst>
+                          </a:blip>
+                          <a:stretch>
+                            <a:fillRect/>
+                          </a:stretch>
+                        </pic:blipFill>
+                        <pic:spPr>
+                          <a:xfrm>
+                            <a:off x="0" y="0"/>
+                            <a:ext cx="730250" cy="359410"/>
+                          </a:xfrm>
+                          <a:prstGeom prst="rect">
+                            <a:avLst/>
+                          </a:prstGeom>
+                        </pic:spPr>
+                      </pic:pic>
+                    </a:graphicData>
+                  </a:graphic>
+                </wp:anchor>
+              </w:drawing>
             </w:r>
             <w:r>
               <w:rPr>
                 <w:rFonts w:hAnsi="Times New Roman" w:cs="Times New Roman"/>
                 <w:b/>
-                <w:sz w:val="24"/>
-              </w:rPr>
-              <w:t xml:space="preserve">   </w:t>
+                <w:noProof/>
+                <w:sz w:val="24"/>
+              </w:rPr>
+              <w:drawing>
+                <wp:anchor distT="0" distB="0" distL="114300" distR="114300" simplePos="0" relativeHeight="251667968" behindDoc="0" locked="0" layoutInCell="1" allowOverlap="1" wp14:anchorId="22116865" wp14:editId="1A0904CF">
+                  <wp:simplePos x="0" y="0"/>
+                  <wp:positionH relativeFrom="column">
+                    <wp:posOffset>3868223</wp:posOffset>
+                  </wp:positionH>
+                  <wp:positionV relativeFrom="paragraph">
+                    <wp:posOffset>47221</wp:posOffset>
+                  </wp:positionV>
+                  <wp:extent cx="921385" cy="359410"/>
+                  <wp:effectExtent l="0" t="0" r="0" b="2540"/>
+                  <wp:wrapNone/>
+                  <wp:docPr id="806278257" name="图片 1"/>
+                  <wp:cNvGraphicFramePr>
+                    <a:graphicFrameLocks xmlns:a="http://schemas.openxmlformats.org/drawingml/2006/main" noChangeAspect="1"/>
+                  </wp:cNvGraphicFramePr>
+                  <a:graphic xmlns:a="http://schemas.openxmlformats.org/drawingml/2006/main">
+                    <a:graphicData uri="http://schemas.openxmlformats.org/drawingml/2006/picture">
+                      <pic:pic xmlns:pic="http://schemas.openxmlformats.org/drawingml/2006/picture">
+                        <pic:nvPicPr>
+                          <pic:cNvPr id="806278257" name="图片 806278257"/>
+                          <pic:cNvPicPr/>
+                        </pic:nvPicPr>
+                        <pic:blipFill>
+                          <a:blip r:embed="rId19" cstate="print">
+                            <a:extLst>
+                              <a:ext uri="{28A0092B-C50C-407E-A947-70E740481C1C}">
+                                <a14:useLocalDpi xmlns:a14="http://schemas.microsoft.com/office/drawing/2010/main" val="0"/>
+                              </a:ext>
+                            </a:extLst>
+                          </a:blip>
+                          <a:stretch>
+                            <a:fillRect/>
+                          </a:stretch>
+                        </pic:blipFill>
+                        <pic:spPr>
+                          <a:xfrm>
+                            <a:off x="0" y="0"/>
+                            <a:ext cx="921385" cy="359410"/>
+                          </a:xfrm>
+                          <a:prstGeom prst="rect">
+                            <a:avLst/>
+                          </a:prstGeom>
+                        </pic:spPr>
+                      </pic:pic>
+                    </a:graphicData>
+                  </a:graphic>
+                </wp:anchor>
+              </w:drawing>
             </w:r>
             <w:r>
               <w:rPr>
@@ -14807,7 +15455,7 @@
                 <w:b/>
                 <w:sz w:val="24"/>
               </w:rPr>
-              <w:t>指导教师签名</w:t>
+              <w:t xml:space="preserve">　　　　　　　　　　　　　　　　　　指导教师签名</w:t>
             </w:r>
           </w:p>
           <w:p>
@@ -14853,7 +15501,55 @@
                 <w:b/>
                 <w:sz w:val="24"/>
               </w:rPr>
-              <w:t xml:space="preserve">　　　年　　月　　日</w:t>
+              <w:t xml:space="preserve">　　</w:t>
+            </w:r>
+            <w:r>
+              <w:rPr>
+                <w:rFonts w:hAnsi="Times New Roman" w:cs="Times New Roman" w:hint="eastAsia"/>
+                <w:b/>
+                <w:sz w:val="24"/>
+              </w:rPr>
+              <w:t xml:space="preserve">2026 </w:t>
+            </w:r>
+            <w:r>
+              <w:rPr>
+                <w:rFonts w:hAnsi="Times New Roman" w:cs="Times New Roman"/>
+                <w:b/>
+                <w:sz w:val="24"/>
+              </w:rPr>
+              <w:t xml:space="preserve">年　</w:t>
+            </w:r>
+            <w:r>
+              <w:rPr>
+                <w:rFonts w:hAnsi="Times New Roman" w:cs="Times New Roman" w:hint="eastAsia"/>
+                <w:b/>
+                <w:sz w:val="24"/>
+              </w:rPr>
+              <w:t xml:space="preserve">4 </w:t>
+            </w:r>
+            <w:r>
+              <w:rPr>
+                <w:rFonts w:hAnsi="Times New Roman" w:cs="Times New Roman"/>
+                <w:b/>
+                <w:sz w:val="24"/>
+              </w:rPr>
+              <w:t xml:space="preserve">月　</w:t>
+            </w:r>
+            <w:r>
+              <w:rPr>
+                <w:rFonts w:hAnsi="Times New Roman" w:cs="Times New Roman" w:hint="eastAsia"/>
+                <w:b/>
+                <w:sz w:val="24"/>
+              </w:rPr>
+              <w:t xml:space="preserve">9 </w:t>
+            </w:r>
+            <w:r>
+              <w:rPr>
+                <w:rFonts w:hAnsi="Times New Roman" w:cs="Times New Roman"/>
+                <w:b/>
+                <w:sz w:val="24"/>
+              </w:rPr>
+              <w:t>日</w:t>
             </w:r>
           </w:p>
         </w:tc>
@@ -14863,15 +15559,9 @@
       <w:pPr>
         <w:spacing w:line="560" w:lineRule="exact"/>
         <w:rPr>
-          <w:rFonts w:hAnsi="Times New Roman" w:cs="Times New Roman"/>
+          <w:rFonts w:hAnsi="Times New Roman" w:cs="Times New Roman" w:hint="eastAsia"/>
         </w:rPr>
       </w:pPr>
-      <w:r>
-        <w:rPr>
-          <w:rFonts w:hAnsi="Times New Roman" w:cs="Times New Roman"/>
-        </w:rPr>
-        <w:br w:type="page"/>
-      </w:r>
     </w:p>
     <w:tbl>
       <w:tblPr>
@@ -15427,7 +16117,7 @@
       </w:pPr>
     </w:p>
     <w:sectPr>
-      <w:footerReference w:type="default" r:id="rId13"/>
+      <w:footerReference w:type="default" r:id="rId20"/>
       <w:pgSz w:w="11906" w:h="16838"/>
       <w:pgMar w:top="1440" w:right="1800" w:bottom="1440" w:left="1800" w:header="851" w:footer="992" w:gutter="0"/>
       <w:cols w:space="720"/>
@@ -15553,6 +16243,95 @@
 <file path=word/numbering.xml><?xml version="1.0" encoding="utf-8"?>
 <w:numbering xmlns:wpc="http://schemas.microsoft.com/office/word/2010/wordprocessingCanvas" xmlns:cx="http://schemas.microsoft.com/office/drawing/2014/chartex" xmlns:cx1="http://schemas.microsoft.com/office/drawing/2015/9/8/chartex" xmlns:cx2="http://schemas.microsoft.com/office/drawing/2015/10/21/chartex" xmlns:cx3="http://schemas.microsoft.com/office/drawing/2016/5/9/chartex" xmlns:cx4="http://schemas.microsoft.com/office/drawing/2016/5/10/chartex" xmlns:cx5="http://schemas.microsoft.com/office/drawing/2016/5/11/chartex" xmlns:cx6="http://schemas.microsoft.com/office/drawing/2016/5/12/chartex" xmlns:cx7="http://schemas.microsoft.com/office/drawing/2016/5/13/chartex" xmlns:cx8="http://schemas.microsoft.com/office/drawing/2016/5/14/chartex" xmlns:mc="http://schemas.openxmlformats.org/markup-compatibility/2006" xmlns:aink="http://schemas.microsoft.com/office/drawing/2016/ink" xmlns:am3d="http://schemas.microsoft.com/office/drawing/2017/model3d" xmlns:o="urn:schemas-microsoft-com:office:office" xmlns:oel="http://schemas.microsoft.com/office/2019/extlst" xmlns:r="http://schemas.openxmlformats.org/officeDocument/2006/relationships" xmlns:m="http://schemas.openxmlformats.org/officeDocument/2006/math" xmlns:v="urn:schemas-microsoft-com:vml" xmlns:wp14="http://schemas.microsoft.com/office/word/2010/wordprocessingDrawing" xmlns:wp="http://schemas.openxmlformats.org/drawingml/2006/wordprocessingDrawing" xmlns:w10="urn:schemas-microsoft-com:office:word" xmlns:w="http://schemas.openxmlformats.org/wordprocessingml/2006/main" xmlns:w14="http://schemas.microsoft.com/office/word/2010/wordml" xmlns:w15="http://schemas.microsoft.com/office/word/2012/wordml" xmlns:w16cex="http://schemas.microsoft.com/office/word/2018/wordml/cex" xmlns:w16cid="http://schemas.microsoft.com/office/word/2016/wordml/cid" xmlns:w16="http://schemas.microsoft.com/office/word/2018/wordml" xmlns:w16du="http://schemas.microsoft.com/office/word/2023/wordml/word16du" xmlns:w16sdtdh="http://schemas.microsoft.com/office/word/2020/wordml/sdtdatahash" xmlns:w16sdtfl="http://schemas.microsoft.com/office/word/2024/wordml/sdtformatlock" xmlns:w16se="http://schemas.microsoft.com/office/word/2015/wordml/symex" xmlns:wpg="http://schemas.microsoft.com/office/word/2010/wordprocessingGroup" xmlns:wpi="http://schemas.microsoft.com/office/word/2010/wordprocessingInk" xmlns:wne="http://schemas.microsoft.com/office/word/2006/wordml" xmlns:wps="http://schemas.microsoft.com/office/word/2010/wordprocessingShape" mc:Ignorable="w14 w15 w16se w16cid w16 w16cex w16sdtdh w16sdtfl w16du wp14">
   <w:abstractNum w:abstractNumId="0" w15:restartNumberingAfterBreak="0">
+    <w:nsid w:val="057B5D46"/>
+    <w:multiLevelType w:val="hybridMultilevel"/>
+    <w:tmpl w:val="376EFE84"/>
+    <w:lvl w:ilvl="0" w:tplc="84E8312E">
+      <w:start w:val="1"/>
+      <w:numFmt w:val="decimal"/>
+      <w:lvlText w:val="%1."/>
+      <w:lvlJc w:val="left"/>
+      <w:pPr>
+        <w:ind w:left="840" w:hanging="360"/>
+      </w:pPr>
+      <w:rPr>
+        <w:rFonts w:hint="default"/>
+      </w:rPr>
+    </w:lvl>
+    <w:lvl w:ilvl="1" w:tplc="04090019" w:tentative="1">
+      <w:start w:val="1"/>
+      <w:numFmt w:val="lowerLetter"/>
+      <w:lvlText w:val="%2)"/>
+      <w:lvlJc w:val="left"/>
+      <w:pPr>
+        <w:ind w:left="1360" w:hanging="440"/>
+      </w:pPr>
+    </w:lvl>
+    <w:lvl w:ilvl="2" w:tplc="0409001B" w:tentative="1">
+      <w:start w:val="1"/>
+      <w:numFmt w:val="lowerRoman"/>
+      <w:lvlText w:val="%3."/>
+      <w:lvlJc w:val="right"/>
+      <w:pPr>
+        <w:ind w:left="1800" w:hanging="440"/>
+      </w:pPr>
+    </w:lvl>
+    <w:lvl w:ilvl="3" w:tplc="0409000F" w:tentative="1">
+      <w:start w:val="1"/>
+      <w:numFmt w:val="decimal"/>
+      <w:lvlText w:val="%4."/>
+      <w:lvlJc w:val="left"/>
+      <w:pPr>
+        <w:ind w:left="2240" w:hanging="440"/>
+      </w:pPr>
+    </w:lvl>
+    <w:lvl w:ilvl="4" w:tplc="04090019" w:tentative="1">
+      <w:start w:val="1"/>
+      <w:numFmt w:val="lowerLetter"/>
+      <w:lvlText w:val="%5)"/>
+      <w:lvlJc w:val="left"/>
+      <w:pPr>
+        <w:ind w:left="2680" w:hanging="440"/>
+      </w:pPr>
+    </w:lvl>
+    <w:lvl w:ilvl="5" w:tplc="0409001B" w:tentative="1">
+      <w:start w:val="1"/>
+      <w:numFmt w:val="lowerRoman"/>
+      <w:lvlText w:val="%6."/>
+      <w:lvlJc w:val="right"/>
+      <w:pPr>
+        <w:ind w:left="3120" w:hanging="440"/>
+      </w:pPr>
+    </w:lvl>
+    <w:lvl w:ilvl="6" w:tplc="0409000F" w:tentative="1">
+      <w:start w:val="1"/>
+      <w:numFmt w:val="decimal"/>
+      <w:lvlText w:val="%7."/>
+      <w:lvlJc w:val="left"/>
+      <w:pPr>
+        <w:ind w:left="3560" w:hanging="440"/>
+      </w:pPr>
+    </w:lvl>
+    <w:lvl w:ilvl="7" w:tplc="04090019" w:tentative="1">
+      <w:start w:val="1"/>
+      <w:numFmt w:val="lowerLetter"/>
+      <w:lvlText w:val="%8)"/>
+      <w:lvlJc w:val="left"/>
+      <w:pPr>
+        <w:ind w:left="4000" w:hanging="440"/>
+      </w:pPr>
+    </w:lvl>
+    <w:lvl w:ilvl="8" w:tplc="0409001B" w:tentative="1">
+      <w:start w:val="1"/>
+      <w:numFmt w:val="lowerRoman"/>
+      <w:lvlText w:val="%9."/>
+      <w:lvlJc w:val="right"/>
+      <w:pPr>
+        <w:ind w:left="4440" w:hanging="440"/>
+      </w:pPr>
+    </w:lvl>
+  </w:abstractNum>
+  <w:abstractNum w:abstractNumId="1" w15:restartNumberingAfterBreak="0">
     <w:nsid w:val="184F46F3"/>
     <w:multiLevelType w:val="multilevel"/>
     <w:tmpl w:val="167C0A1E"/>
@@ -15638,7 +16417,7 @@
       </w:pPr>
     </w:lvl>
   </w:abstractNum>
-  <w:abstractNum w:abstractNumId="1" w15:restartNumberingAfterBreak="0">
+  <w:abstractNum w:abstractNumId="2" w15:restartNumberingAfterBreak="0">
     <w:nsid w:val="245D2DFB"/>
     <w:multiLevelType w:val="hybridMultilevel"/>
     <w:tmpl w:val="63008D28"/>
@@ -15728,10 +16507,13 @@
     </w:lvl>
   </w:abstractNum>
   <w:num w:numId="1" w16cid:durableId="818153254">
-    <w:abstractNumId w:val="0"/>
+    <w:abstractNumId w:val="1"/>
   </w:num>
   <w:num w:numId="2" w16cid:durableId="782380860">
-    <w:abstractNumId w:val="1"/>
+    <w:abstractNumId w:val="2"/>
+  </w:num>
+  <w:num w:numId="3" w16cid:durableId="623464174">
+    <w:abstractNumId w:val="0"/>
   </w:num>
 </w:numbering>
 </file>

--- a/01-项目申报/立项申报书.docx
+++ b/01-项目申报/立项申报书.docx
@@ -1477,7 +1477,17 @@
                 <w:sz w:val="24"/>
                 <w:szCs w:val="24"/>
               </w:rPr>
-              <w:t xml:space="preserve">□ </w:t>
+              <w:t>■</w:t>
+            </w:r>
+            <w:r>
+              <w:rPr>
+                <w:rFonts w:hAnsi="Times New Roman" w:cs="Times New Roman"/>
+                <w:b/>
+                <w:bCs/>
+                <w:sz w:val="24"/>
+                <w:szCs w:val="24"/>
+              </w:rPr>
+              <w:t xml:space="preserve"> </w:t>
             </w:r>
             <w:r>
               <w:rPr>
@@ -5595,7 +5605,7 @@
                 <w:sz w:val="24"/>
                 <w:szCs w:val="24"/>
               </w:rPr>
-              <w:t>赵梓名具备检索系统、索引构建与基础后端实现经验，负责把已整理的案例做成可查、可看、可演示的原型。并且学习了项目后期所需的机器学习等课程。廖展慧具备数据清洗、统计分析与可视化经验，负责整理录入规则、处理数据并协助展示。团队分工并非简单平行，而是按</w:t>
+              <w:t>赵梓名具备检索系统、索引构建与后端实现经验，负责把已整理的案例做成可查、可看、可演示的原型。并且学习了项目后期所需的机器学习等课程。廖展慧具备数据清洗、统计分析与可视化经验，负责整理录入规则、处理数据并协助展示。团队分工按</w:t>
             </w:r>
             <w:r>
               <w:rPr>
@@ -5751,7 +5761,25 @@
                   <w:sz w:val="24"/>
                   <w:szCs w:val="24"/>
                 </w:rPr>
-                <w:t>线上原型</w:t>
+                <w:t>线上</w:t>
+              </w:r>
+              <w:r>
+                <w:rPr>
+                  <w:rStyle w:val="af5"/>
+                  <w:rFonts w:ascii="FangSong" w:eastAsia="FangSong" w:hAnsi="FangSong" w:hint="eastAsia"/>
+                  <w:sz w:val="24"/>
+                  <w:szCs w:val="24"/>
+                </w:rPr>
+                <w:t>原</w:t>
+              </w:r>
+              <w:r>
+                <w:rPr>
+                  <w:rStyle w:val="af5"/>
+                  <w:rFonts w:ascii="FangSong" w:eastAsia="FangSong" w:hAnsi="FangSong" w:hint="eastAsia"/>
+                  <w:sz w:val="24"/>
+                  <w:szCs w:val="24"/>
+                </w:rPr>
+                <w:t>型</w:t>
               </w:r>
             </w:hyperlink>
             <w:r>
@@ -10312,7 +10340,7 @@
                 <w:noProof/>
               </w:rPr>
               <w:drawing>
-                <wp:anchor distT="0" distB="0" distL="114300" distR="114300" simplePos="0" relativeHeight="251665920" behindDoc="0" locked="0" layoutInCell="1" allowOverlap="1" wp14:anchorId="0CD4C27B" wp14:editId="21CD2FFC">
+                <wp:anchor distT="0" distB="0" distL="114300" distR="114300" simplePos="0" relativeHeight="251665920" behindDoc="0" locked="0" layoutInCell="1" allowOverlap="1" wp14:anchorId="0CD4C27B" wp14:editId="2E999911">
                   <wp:simplePos x="0" y="0"/>
                   <wp:positionH relativeFrom="column">
                     <wp:posOffset>-65405</wp:posOffset>
@@ -10429,27 +10457,26 @@
             <w:pPr>
               <w:rPr>
                 <w:rFonts w:ascii="FangSong" w:eastAsia="FangSong" w:hAnsi="FangSong" w:hint="eastAsia"/>
-                <w:noProof/>
-              </w:rPr>
-            </w:pPr>
-          </w:p>
-          <w:p>
-            <w:pPr>
-              <w:rPr>
-                <w:rFonts w:ascii="FangSong" w:eastAsia="FangSong" w:hAnsi="FangSong" w:hint="eastAsia"/>
-              </w:rPr>
-            </w:pPr>
-            <w:r>
-              <w:rPr>
-                <w:rFonts w:ascii="FangSong" w:eastAsia="FangSong" w:hAnsi="FangSong"/>
+              </w:rPr>
+            </w:pPr>
+          </w:p>
+          <w:p>
+            <w:pPr>
+              <w:rPr>
+                <w:rFonts w:ascii="FangSong" w:eastAsia="FangSong" w:hAnsi="FangSong" w:hint="eastAsia"/>
+              </w:rPr>
+            </w:pPr>
+            <w:r>
+              <w:rPr>
+                <w:rFonts w:ascii="FangSong" w:eastAsia="FangSong" w:hAnsi="FangSong" w:hint="eastAsia"/>
                 <w:noProof/>
               </w:rPr>
               <w:lastRenderedPageBreak/>
               <w:drawing>
-                <wp:inline distT="0" distB="0" distL="0" distR="0" wp14:anchorId="5FF9F37B" wp14:editId="21E0C268">
-                  <wp:extent cx="5983605" cy="8087995"/>
-                  <wp:effectExtent l="0" t="0" r="0" b="8255"/>
-                  <wp:docPr id="922608719" name="图片 2"/>
+                <wp:inline distT="0" distB="0" distL="0" distR="0" wp14:anchorId="5FC7EB8A" wp14:editId="0C473FE9">
+                  <wp:extent cx="5983605" cy="8069580"/>
+                  <wp:effectExtent l="0" t="0" r="0" b="7620"/>
+                  <wp:docPr id="1563830752" name="图片 4"/>
                   <wp:cNvGraphicFramePr>
                     <a:graphicFrameLocks xmlns:a="http://schemas.openxmlformats.org/drawingml/2006/main" noChangeAspect="1"/>
                   </wp:cNvGraphicFramePr>
@@ -10457,7 +10484,7 @@
                     <a:graphicData uri="http://schemas.openxmlformats.org/drawingml/2006/picture">
                       <pic:pic xmlns:pic="http://schemas.openxmlformats.org/drawingml/2006/picture">
                         <pic:nvPicPr>
-                          <pic:cNvPr id="922608719" name="图片 2"/>
+                          <pic:cNvPr id="1563830752" name="图片 4"/>
                           <pic:cNvPicPr/>
                         </pic:nvPicPr>
                         <pic:blipFill>
@@ -10475,7 +10502,7 @@
                         <pic:spPr>
                           <a:xfrm>
                             <a:off x="0" y="0"/>
-                            <a:ext cx="5983605" cy="8087995"/>
+                            <a:ext cx="5983605" cy="8069580"/>
                           </a:xfrm>
                           <a:prstGeom prst="rect">
                             <a:avLst/>
@@ -13207,7 +13234,23 @@
                 <w:sz w:val="24"/>
                 <w:szCs w:val="24"/>
               </w:rPr>
-              <w:t>本项目的特色与创新主要体现在以下三个方面。</w:t>
+              <w:t>本项目的特色与创新主要体现在以下</w:t>
+            </w:r>
+            <w:r>
+              <w:rPr>
+                <w:rFonts w:ascii="FangSong" w:eastAsia="FangSong" w:hAnsi="FangSong" w:hint="eastAsia"/>
+                <w:sz w:val="24"/>
+                <w:szCs w:val="24"/>
+              </w:rPr>
+              <w:t>四</w:t>
+            </w:r>
+            <w:r>
+              <w:rPr>
+                <w:rFonts w:ascii="FangSong" w:eastAsia="FangSong" w:hAnsi="FangSong" w:hint="eastAsia"/>
+                <w:sz w:val="24"/>
+                <w:szCs w:val="24"/>
+              </w:rPr>
+              <w:t>个方面。</w:t>
             </w:r>
           </w:p>
           <w:p>
@@ -15300,7 +15343,7 @@
               <w:spacing w:line="560" w:lineRule="exact"/>
               <w:ind w:right="113"/>
               <w:rPr>
-                <w:rFonts w:hAnsi="Times New Roman" w:cs="Times New Roman" w:hint="eastAsia"/>
+                <w:rFonts w:hAnsi="Times New Roman" w:cs="Times New Roman"/>
                 <w:b/>
                 <w:sz w:val="24"/>
               </w:rPr>
@@ -15311,7 +15354,7 @@
               <w:spacing w:line="560" w:lineRule="exact"/>
               <w:ind w:right="113" w:firstLineChars="200" w:firstLine="482"/>
               <w:rPr>
-                <w:rFonts w:hAnsi="Times New Roman" w:cs="Times New Roman" w:hint="eastAsia"/>
+                <w:rFonts w:hAnsi="Times New Roman" w:cs="Times New Roman"/>
                 <w:b/>
                 <w:sz w:val="24"/>
               </w:rPr>
@@ -15559,7 +15602,7 @@
       <w:pPr>
         <w:spacing w:line="560" w:lineRule="exact"/>
         <w:rPr>
-          <w:rFonts w:hAnsi="Times New Roman" w:cs="Times New Roman" w:hint="eastAsia"/>
+          <w:rFonts w:hAnsi="Times New Roman" w:cs="Times New Roman"/>
         </w:rPr>
       </w:pPr>
     </w:p>
@@ -17056,7 +17099,6 @@
   <w:style w:type="character" w:default="1" w:styleId="a0">
     <w:name w:val="Default Paragraph Font"/>
     <w:uiPriority w:val="1"/>
-    <w:semiHidden/>
     <w:unhideWhenUsed/>
   </w:style>
   <w:style w:type="table" w:default="1" w:styleId="a1">
